--- a/Acordes domingo/wachin/Te daré alabanza y honor (F#m).docx
+++ b/Acordes domingo/wachin/Te daré alabanza y honor (F#m).docx
@@ -12,7 +12,7 @@
       </w:pPr>
       <w:r>
         <w:rPr>
-          <w:rFonts w:eastAsia="Courier 10 Pitch" w:cs="Consolas" w:ascii="Consolas" w:hAnsi="Consolas"/>
+          <w:rFonts w:eastAsia="Courier 10 Pitch" w:cs="Consolas"/>
           <w:b/>
           <w:bCs/>
           <w:color w:val="FF0000"/>
@@ -24,7 +24,7 @@
       </w:r>
       <w:r>
         <w:rPr>
-          <w:rFonts w:eastAsia="Courier 10 Pitch" w:cs="Consolas" w:ascii="Consolas" w:hAnsi="Consolas"/>
+          <w:rFonts w:eastAsia="Courier 10 Pitch" w:cs="Consolas"/>
           <w:b/>
           <w:bCs/>
           <w:color w:val="FF0000"/>
@@ -44,7 +44,7 @@
       </w:pPr>
       <w:r>
         <w:rPr>
-          <w:rFonts w:eastAsia="Courier 10 Pitch" w:cs="Consolas" w:ascii="Consolas" w:hAnsi="Consolas"/>
+          <w:rFonts w:eastAsia="Courier 10 Pitch" w:cs="Consolas"/>
           <w:b/>
           <w:bCs/>
           <w:color w:val="FF0000"/>
@@ -65,7 +65,7 @@
       </w:pPr>
       <w:r>
         <w:rPr>
-          <w:rFonts w:eastAsia="Courier 10 Pitch" w:cs="Consolas" w:ascii="Consolas" w:hAnsi="Consolas"/>
+          <w:rFonts w:eastAsia="Courier 10 Pitch" w:cs="Consolas"/>
           <w:b/>
           <w:bCs w:val="false"/>
           <w:color w:val="1C99E0"/>
@@ -73,35 +73,11 @@
           <w:szCs w:val="12"/>
           <w:lang w:val="zxx" w:eastAsia="zxx" w:bidi="zxx"/>
         </w:rPr>
-        <w:t>[</w:t>
-      </w:r>
-      <w:r>
-        <w:rPr>
-          <w:rFonts w:eastAsia="Courier 10 Pitch" w:cs="Consolas" w:ascii="Consolas" w:hAnsi="Consolas"/>
-          <w:b/>
-          <w:bCs w:val="false"/>
-          <w:color w:val="1C99E0"/>
-          <w:sz w:val="12"/>
-          <w:szCs w:val="12"/>
-          <w:lang w:val="zxx" w:eastAsia="zxx" w:bidi="zxx"/>
-        </w:rPr>
-        <w:t>Acordes</w:t>
-      </w:r>
-      <w:r>
-        <w:rPr>
-          <w:rFonts w:eastAsia="Courier 10 Pitch" w:cs="Consolas" w:ascii="Consolas" w:hAnsi="Consolas"/>
-          <w:b/>
-          <w:bCs w:val="false"/>
-          <w:color w:val="1C99E0"/>
-          <w:sz w:val="12"/>
-          <w:szCs w:val="12"/>
-          <w:lang w:val="zxx" w:eastAsia="zxx" w:bidi="zxx"/>
-        </w:rPr>
-        <w:t xml:space="preserve">]                       </w:t>
-      </w:r>
-      <w:r>
-        <w:rPr>
-          <w:rFonts w:eastAsia="Courier 10 Pitch" w:cs="Consolas" w:ascii="Consolas" w:hAnsi="Consolas"/>
+        <w:t xml:space="preserve">[Acordes]                       </w:t>
+      </w:r>
+      <w:r>
+        <w:rPr>
+          <w:rFonts w:eastAsia="Courier 10 Pitch" w:cs="Consolas"/>
           <w:b/>
           <w:bCs/>
           <w:color w:val="00B050"/>
@@ -122,7 +98,7 @@
       </w:pPr>
       <w:r>
         <w:rPr>
-          <w:rFonts w:eastAsia="Courier 10 Pitch" w:cs="Consolas" w:ascii="Consolas" w:hAnsi="Consolas"/>
+          <w:rFonts w:eastAsia="Courier 10 Pitch" w:cs="Consolas"/>
           <w:b/>
           <w:bCs/>
           <w:color w:val="FF0000"/>
@@ -134,7 +110,7 @@
       </w:r>
       <w:r>
         <w:rPr>
-          <w:rFonts w:eastAsia="Courier 10 Pitch" w:cs="Consolas" w:ascii="Consolas" w:hAnsi="Consolas"/>
+          <w:rFonts w:eastAsia="Courier 10 Pitch" w:cs="Consolas"/>
           <w:b w:val="false"/>
           <w:bCs w:val="false"/>
           <w:color w:val="auto"/>
@@ -161,27 +137,27 @@
       </w:pPr>
       <w:r>
         <w:rPr>
-          <w:rFonts w:eastAsia="Courier 10 Pitch" w:cs="Consolas" w:ascii="Consolas" w:hAnsi="Consolas"/>
-          <w:b w:val="false"/>
-          <w:bCs w:val="false"/>
-          <w:color w:val="auto"/>
-          <w:sz w:val="12"/>
-          <w:szCs w:val="12"/>
-          <w:lang w:val="es-ES"/>
-        </w:rPr>
-      </w:r>
-    </w:p>
-    <w:p>
-      <w:pPr>
-        <w:pStyle w:val="Normal"/>
-        <w:rPr>
-          <w:sz w:val="12"/>
-          <w:szCs w:val="12"/>
-        </w:rPr>
-      </w:pPr>
-      <w:r>
-        <w:rPr>
-          <w:rFonts w:eastAsia="Courier 10 Pitch" w:cs="Consolas" w:ascii="Consolas" w:hAnsi="Consolas"/>
+          <w:rFonts w:eastAsia="Courier 10 Pitch" w:cs="Consolas"/>
+          <w:b w:val="false"/>
+          <w:bCs w:val="false"/>
+          <w:color w:val="auto"/>
+          <w:sz w:val="12"/>
+          <w:szCs w:val="12"/>
+          <w:lang w:val="es-ES"/>
+        </w:rPr>
+      </w:r>
+    </w:p>
+    <w:p>
+      <w:pPr>
+        <w:pStyle w:val="Normal"/>
+        <w:rPr>
+          <w:sz w:val="12"/>
+          <w:szCs w:val="12"/>
+        </w:rPr>
+      </w:pPr>
+      <w:r>
+        <w:rPr>
+          <w:rFonts w:eastAsia="Courier 10 Pitch" w:cs="Consolas"/>
           <w:b/>
           <w:bCs w:val="false"/>
           <w:color w:val="1C99E0"/>
@@ -202,7 +178,7 @@
       </w:pPr>
       <w:r>
         <w:rPr>
-          <w:rFonts w:eastAsia="Courier 10 Pitch" w:cs="Consolas" w:ascii="Consolas" w:hAnsi="Consolas"/>
+          <w:rFonts w:eastAsia="Courier 10 Pitch" w:cs="Consolas"/>
           <w:b w:val="false"/>
           <w:bCs w:val="false"/>
           <w:color w:val="auto"/>
@@ -229,27 +205,27 @@
       </w:pPr>
       <w:r>
         <w:rPr>
-          <w:rFonts w:eastAsia="Courier 10 Pitch" w:cs="Consolas" w:ascii="Consolas" w:hAnsi="Consolas"/>
-          <w:b w:val="false"/>
-          <w:bCs w:val="false"/>
-          <w:color w:val="auto"/>
-          <w:sz w:val="12"/>
-          <w:szCs w:val="12"/>
-          <w:lang w:val="es-ES"/>
-        </w:rPr>
-      </w:r>
-    </w:p>
-    <w:p>
-      <w:pPr>
-        <w:pStyle w:val="Normal"/>
-        <w:rPr>
-          <w:sz w:val="12"/>
-          <w:szCs w:val="12"/>
-        </w:rPr>
-      </w:pPr>
-      <w:r>
-        <w:rPr>
-          <w:rFonts w:eastAsia="Courier 10 Pitch" w:cs="Consolas" w:ascii="Consolas" w:hAnsi="Consolas"/>
+          <w:rFonts w:eastAsia="Courier 10 Pitch" w:cs="Consolas"/>
+          <w:b w:val="false"/>
+          <w:bCs w:val="false"/>
+          <w:color w:val="auto"/>
+          <w:sz w:val="12"/>
+          <w:szCs w:val="12"/>
+          <w:lang w:val="es-ES"/>
+        </w:rPr>
+      </w:r>
+    </w:p>
+    <w:p>
+      <w:pPr>
+        <w:pStyle w:val="Normal"/>
+        <w:rPr>
+          <w:sz w:val="12"/>
+          <w:szCs w:val="12"/>
+        </w:rPr>
+      </w:pPr>
+      <w:r>
+        <w:rPr>
+          <w:rFonts w:eastAsia="Courier 10 Pitch" w:cs="Consolas"/>
           <w:b/>
           <w:bCs w:val="false"/>
           <w:color w:val="1C99E0"/>
@@ -270,7 +246,7 @@
       </w:pPr>
       <w:r>
         <w:rPr>
-          <w:rFonts w:eastAsia="Courier 10 Pitch" w:cs="Consolas" w:ascii="Consolas" w:hAnsi="Consolas"/>
+          <w:rFonts w:eastAsia="Courier 10 Pitch" w:cs="Consolas"/>
           <w:b w:val="false"/>
           <w:bCs w:val="false"/>
           <w:color w:val="auto"/>
@@ -291,7 +267,7 @@
       </w:pPr>
       <w:r>
         <w:rPr>
-          <w:rFonts w:eastAsia="Courier 10 Pitch" w:cs="Consolas" w:ascii="Consolas" w:hAnsi="Consolas"/>
+          <w:rFonts w:eastAsia="Courier 10 Pitch" w:cs="Consolas"/>
           <w:b w:val="false"/>
           <w:bCs w:val="false"/>
           <w:color w:val="auto"/>
@@ -303,7 +279,7 @@
       </w:r>
       <w:r>
         <w:rPr>
-          <w:rFonts w:eastAsia="Courier 10 Pitch" w:cs="Consolas" w:ascii="Consolas" w:hAnsi="Consolas"/>
+          <w:rFonts w:eastAsia="Courier 10 Pitch" w:cs="Consolas"/>
           <w:b w:val="false"/>
           <w:bCs w:val="false"/>
           <w:color w:val="auto"/>
@@ -324,7 +300,7 @@
       </w:pPr>
       <w:r>
         <w:rPr>
-          <w:rFonts w:eastAsia="Courier 10 Pitch" w:cs="Consolas" w:ascii="Consolas" w:hAnsi="Consolas"/>
+          <w:rFonts w:eastAsia="Courier 10 Pitch" w:cs="Consolas"/>
           <w:b w:val="false"/>
           <w:bCs w:val="false"/>
           <w:color w:val="auto"/>
@@ -336,7 +312,7 @@
       </w:r>
       <w:r>
         <w:rPr>
-          <w:rFonts w:eastAsia="Courier 10 Pitch" w:cs="Consolas" w:ascii="Consolas" w:hAnsi="Consolas"/>
+          <w:rFonts w:eastAsia="Courier 10 Pitch" w:cs="Consolas"/>
           <w:b w:val="false"/>
           <w:bCs w:val="false"/>
           <w:color w:val="auto"/>
@@ -357,7 +333,7 @@
       </w:pPr>
       <w:r>
         <w:rPr>
-          <w:rFonts w:eastAsia="Courier 10 Pitch" w:cs="Consolas" w:ascii="Consolas" w:hAnsi="Consolas"/>
+          <w:rFonts w:eastAsia="Courier 10 Pitch" w:cs="Consolas"/>
           <w:b w:val="false"/>
           <w:bCs w:val="false"/>
           <w:color w:val="auto"/>
@@ -378,7 +354,7 @@
       </w:pPr>
       <w:r>
         <w:rPr>
-          <w:rFonts w:eastAsia="Courier 10 Pitch" w:cs="Consolas" w:ascii="Consolas" w:hAnsi="Consolas"/>
+          <w:rFonts w:eastAsia="Courier 10 Pitch" w:cs="Consolas"/>
           <w:b w:val="false"/>
           <w:bCs w:val="false"/>
           <w:color w:val="auto"/>
@@ -390,7 +366,7 @@
       </w:r>
       <w:r>
         <w:rPr>
-          <w:rFonts w:eastAsia="Courier 10 Pitch" w:cs="Consolas" w:ascii="Consolas" w:hAnsi="Consolas"/>
+          <w:rFonts w:eastAsia="Courier 10 Pitch" w:cs="Consolas"/>
           <w:b w:val="false"/>
           <w:bCs w:val="false"/>
           <w:color w:val="auto"/>
@@ -411,7 +387,7 @@
       </w:pPr>
       <w:r>
         <w:rPr>
-          <w:rFonts w:eastAsia="Courier 10 Pitch" w:cs="Consolas" w:ascii="Consolas" w:hAnsi="Consolas"/>
+          <w:rFonts w:eastAsia="Courier 10 Pitch" w:cs="Consolas"/>
           <w:b w:val="false"/>
           <w:bCs w:val="false"/>
           <w:color w:val="auto"/>
@@ -423,7 +399,7 @@
       </w:r>
       <w:r>
         <w:rPr>
-          <w:rFonts w:eastAsia="Courier 10 Pitch" w:cs="Consolas" w:ascii="Consolas" w:hAnsi="Consolas"/>
+          <w:rFonts w:eastAsia="Courier 10 Pitch" w:cs="Consolas"/>
           <w:b w:val="false"/>
           <w:bCs w:val="false"/>
           <w:color w:val="auto"/>
@@ -444,7 +420,7 @@
       </w:pPr>
       <w:r>
         <w:rPr>
-          <w:rFonts w:eastAsia="Courier 10 Pitch" w:cs="Consolas" w:ascii="Consolas" w:hAnsi="Consolas"/>
+          <w:rFonts w:eastAsia="Courier 10 Pitch" w:cs="Consolas"/>
           <w:b w:val="false"/>
           <w:bCs w:val="false"/>
           <w:color w:val="auto"/>
@@ -456,7 +432,7 @@
       </w:r>
       <w:r>
         <w:rPr>
-          <w:rFonts w:eastAsia="Courier 10 Pitch" w:cs="Consolas" w:ascii="Consolas" w:hAnsi="Consolas"/>
+          <w:rFonts w:eastAsia="Courier 10 Pitch" w:cs="Consolas"/>
           <w:b w:val="false"/>
           <w:bCs w:val="false"/>
           <w:color w:val="auto"/>
@@ -468,7 +444,7 @@
       </w:r>
       <w:r>
         <w:rPr>
-          <w:rFonts w:eastAsia="Courier 10 Pitch" w:cs="Consolas" w:ascii="Consolas" w:hAnsi="Consolas"/>
+          <w:rFonts w:eastAsia="Courier 10 Pitch" w:cs="Consolas"/>
           <w:b/>
           <w:bCs/>
           <w:color w:val="FF0000"/>
@@ -480,7 +456,7 @@
       </w:r>
       <w:r>
         <w:rPr>
-          <w:rFonts w:eastAsia="Courier 10 Pitch" w:cs="Consolas" w:ascii="Consolas" w:hAnsi="Consolas"/>
+          <w:rFonts w:eastAsia="Courier 10 Pitch" w:cs="Consolas"/>
           <w:b w:val="false"/>
           <w:bCs w:val="false"/>
           <w:color w:val="auto"/>
@@ -501,7 +477,7 @@
       </w:pPr>
       <w:r>
         <w:rPr>
-          <w:rFonts w:eastAsia="Courier 10 Pitch" w:cs="Consolas" w:ascii="Consolas" w:hAnsi="Consolas"/>
+          <w:rFonts w:eastAsia="Courier 10 Pitch" w:cs="Consolas"/>
           <w:b w:val="false"/>
           <w:bCs w:val="false"/>
           <w:color w:val="auto"/>
@@ -522,7 +498,7 @@
       </w:pPr>
       <w:r>
         <w:rPr>
-          <w:rFonts w:eastAsia="Courier 10 Pitch" w:cs="Consolas" w:ascii="Consolas" w:hAnsi="Consolas"/>
+          <w:rFonts w:eastAsia="Courier 10 Pitch" w:cs="Consolas"/>
           <w:b w:val="false"/>
           <w:bCs w:val="false"/>
           <w:color w:val="auto"/>
@@ -543,7 +519,7 @@
       </w:pPr>
       <w:r>
         <w:rPr>
-          <w:rFonts w:eastAsia="Courier 10 Pitch" w:cs="Consolas" w:ascii="Consolas" w:hAnsi="Consolas"/>
+          <w:rFonts w:eastAsia="Courier 10 Pitch" w:cs="Consolas"/>
           <w:b w:val="false"/>
           <w:bCs w:val="false"/>
           <w:color w:val="auto"/>
@@ -555,7 +531,7 @@
       </w:r>
       <w:r>
         <w:rPr>
-          <w:rFonts w:eastAsia="Courier 10 Pitch" w:cs="Consolas" w:ascii="Consolas" w:hAnsi="Consolas"/>
+          <w:rFonts w:eastAsia="Courier 10 Pitch" w:cs="Consolas"/>
           <w:b w:val="false"/>
           <w:bCs w:val="false"/>
           <w:color w:val="auto"/>
@@ -576,7 +552,7 @@
       </w:pPr>
       <w:r>
         <w:rPr>
-          <w:rFonts w:eastAsia="Courier 10 Pitch" w:cs="Consolas" w:ascii="Consolas" w:hAnsi="Consolas"/>
+          <w:rFonts w:eastAsia="Courier 10 Pitch" w:cs="Consolas"/>
           <w:b w:val="false"/>
           <w:bCs w:val="false"/>
           <w:color w:val="auto"/>
@@ -588,7 +564,7 @@
       </w:r>
       <w:r>
         <w:rPr>
-          <w:rFonts w:eastAsia="Courier 10 Pitch" w:cs="Consolas" w:ascii="Consolas" w:hAnsi="Consolas"/>
+          <w:rFonts w:eastAsia="Courier 10 Pitch" w:cs="Consolas"/>
           <w:b w:val="false"/>
           <w:bCs w:val="false"/>
           <w:color w:val="auto"/>
@@ -609,7 +585,7 @@
       </w:pPr>
       <w:r>
         <w:rPr>
-          <w:rFonts w:eastAsia="Courier 10 Pitch" w:cs="Consolas" w:ascii="Consolas" w:hAnsi="Consolas"/>
+          <w:rFonts w:eastAsia="Courier 10 Pitch" w:cs="Consolas"/>
           <w:b w:val="false"/>
           <w:bCs w:val="false"/>
           <w:color w:val="auto"/>
@@ -630,7 +606,7 @@
       </w:pPr>
       <w:r>
         <w:rPr>
-          <w:rFonts w:eastAsia="Courier 10 Pitch" w:cs="Consolas" w:ascii="Consolas" w:hAnsi="Consolas"/>
+          <w:rFonts w:eastAsia="Courier 10 Pitch" w:cs="Consolas"/>
           <w:b w:val="false"/>
           <w:bCs w:val="false"/>
           <w:color w:val="auto"/>
@@ -651,7 +627,7 @@
       </w:pPr>
       <w:r>
         <w:rPr>
-          <w:rFonts w:eastAsia="Courier 10 Pitch" w:cs="Consolas" w:ascii="Consolas" w:hAnsi="Consolas"/>
+          <w:rFonts w:eastAsia="Courier 10 Pitch" w:cs="Consolas"/>
           <w:b w:val="false"/>
           <w:bCs w:val="false"/>
           <w:color w:val="auto"/>
@@ -663,7 +639,7 @@
       </w:r>
       <w:r>
         <w:rPr>
-          <w:rFonts w:eastAsia="Courier 10 Pitch" w:cs="Consolas" w:ascii="Consolas" w:hAnsi="Consolas"/>
+          <w:rFonts w:eastAsia="Courier 10 Pitch" w:cs="Consolas"/>
           <w:b w:val="false"/>
           <w:bCs w:val="false"/>
           <w:color w:val="auto"/>
@@ -684,7 +660,7 @@
       </w:pPr>
       <w:r>
         <w:rPr>
-          <w:rFonts w:eastAsia="Courier 10 Pitch" w:cs="Consolas" w:ascii="Consolas" w:hAnsi="Consolas"/>
+          <w:rFonts w:eastAsia="Courier 10 Pitch" w:cs="Consolas"/>
           <w:b w:val="false"/>
           <w:bCs w:val="false"/>
           <w:color w:val="auto"/>
@@ -696,7 +672,7 @@
       </w:r>
       <w:r>
         <w:rPr>
-          <w:rFonts w:eastAsia="Courier 10 Pitch" w:cs="Consolas" w:ascii="Consolas" w:hAnsi="Consolas"/>
+          <w:rFonts w:eastAsia="Courier 10 Pitch" w:cs="Consolas"/>
           <w:b w:val="false"/>
           <w:bCs w:val="false"/>
           <w:color w:val="auto"/>
@@ -717,7 +693,7 @@
       </w:pPr>
       <w:r>
         <w:rPr>
-          <w:rFonts w:eastAsia="Courier 10 Pitch" w:cs="Consolas" w:ascii="Consolas" w:hAnsi="Consolas"/>
+          <w:rFonts w:eastAsia="Courier 10 Pitch" w:cs="Consolas"/>
           <w:b w:val="false"/>
           <w:bCs w:val="false"/>
           <w:color w:val="auto"/>
@@ -744,27 +720,27 @@
       </w:pPr>
       <w:r>
         <w:rPr>
-          <w:rFonts w:eastAsia="Courier 10 Pitch" w:cs="Consolas" w:ascii="Consolas" w:hAnsi="Consolas"/>
-          <w:b w:val="false"/>
-          <w:bCs w:val="false"/>
-          <w:color w:val="auto"/>
-          <w:sz w:val="12"/>
-          <w:szCs w:val="12"/>
-          <w:lang w:val="es-ES"/>
-        </w:rPr>
-      </w:r>
-    </w:p>
-    <w:p>
-      <w:pPr>
-        <w:pStyle w:val="Normal"/>
-        <w:rPr>
-          <w:sz w:val="12"/>
-          <w:szCs w:val="12"/>
-        </w:rPr>
-      </w:pPr>
-      <w:r>
-        <w:rPr>
-          <w:rFonts w:eastAsia="Courier 10 Pitch" w:cs="Consolas" w:ascii="Consolas" w:hAnsi="Consolas"/>
+          <w:rFonts w:eastAsia="Courier 10 Pitch" w:cs="Consolas"/>
+          <w:b w:val="false"/>
+          <w:bCs w:val="false"/>
+          <w:color w:val="auto"/>
+          <w:sz w:val="12"/>
+          <w:szCs w:val="12"/>
+          <w:lang w:val="es-ES"/>
+        </w:rPr>
+      </w:r>
+    </w:p>
+    <w:p>
+      <w:pPr>
+        <w:pStyle w:val="Normal"/>
+        <w:rPr>
+          <w:sz w:val="12"/>
+          <w:szCs w:val="12"/>
+        </w:rPr>
+      </w:pPr>
+      <w:r>
+        <w:rPr>
+          <w:rFonts w:eastAsia="Courier 10 Pitch" w:cs="Consolas"/>
           <w:b/>
           <w:bCs/>
           <w:color w:val="1C99E0"/>
@@ -785,7 +761,7 @@
       </w:pPr>
       <w:r>
         <w:rPr>
-          <w:rFonts w:eastAsia="Courier 10 Pitch" w:cs="Consolas" w:ascii="Consolas" w:hAnsi="Consolas"/>
+          <w:rFonts w:eastAsia="Courier 10 Pitch" w:cs="Consolas"/>
           <w:b w:val="false"/>
           <w:bCs w:val="false"/>
           <w:color w:val="auto"/>
@@ -797,7 +773,7 @@
       </w:r>
       <w:r>
         <w:rPr>
-          <w:rFonts w:eastAsia="Courier 10 Pitch" w:cs="Consolas" w:ascii="Consolas" w:hAnsi="Consolas"/>
+          <w:rFonts w:eastAsia="Courier 10 Pitch" w:cs="Consolas"/>
           <w:b w:val="false"/>
           <w:bCs w:val="false"/>
           <w:color w:val="auto"/>
@@ -818,7 +794,7 @@
       </w:pPr>
       <w:r>
         <w:rPr>
-          <w:rFonts w:eastAsia="Courier 10 Pitch" w:cs="Consolas" w:ascii="Consolas" w:hAnsi="Consolas"/>
+          <w:rFonts w:eastAsia="Courier 10 Pitch" w:cs="Consolas"/>
           <w:b w:val="false"/>
           <w:bCs w:val="false"/>
           <w:color w:val="auto"/>
@@ -839,7 +815,7 @@
       </w:pPr>
       <w:r>
         <w:rPr>
-          <w:rFonts w:eastAsia="Courier 10 Pitch" w:cs="Consolas" w:ascii="Consolas" w:hAnsi="Consolas"/>
+          <w:rFonts w:eastAsia="Courier 10 Pitch" w:cs="Consolas"/>
           <w:b w:val="false"/>
           <w:bCs w:val="false"/>
           <w:color w:val="auto"/>
@@ -851,7 +827,7 @@
       </w:r>
       <w:r>
         <w:rPr>
-          <w:rFonts w:eastAsia="Courier 10 Pitch" w:cs="Consolas" w:ascii="Consolas" w:hAnsi="Consolas"/>
+          <w:rFonts w:eastAsia="Courier 10 Pitch" w:cs="Consolas"/>
           <w:b w:val="false"/>
           <w:bCs w:val="false"/>
           <w:color w:val="auto"/>
@@ -872,7 +848,7 @@
       </w:pPr>
       <w:r>
         <w:rPr>
-          <w:rFonts w:eastAsia="Courier 10 Pitch" w:cs="Consolas" w:ascii="Consolas" w:hAnsi="Consolas"/>
+          <w:rFonts w:eastAsia="Courier 10 Pitch" w:cs="Consolas"/>
           <w:b w:val="false"/>
           <w:bCs w:val="false"/>
           <w:color w:val="auto"/>
@@ -893,7 +869,7 @@
       </w:pPr>
       <w:r>
         <w:rPr>
-          <w:rFonts w:eastAsia="Courier 10 Pitch" w:cs="Consolas" w:ascii="Consolas" w:hAnsi="Consolas"/>
+          <w:rFonts w:eastAsia="Courier 10 Pitch" w:cs="Consolas"/>
           <w:b w:val="false"/>
           <w:bCs w:val="false"/>
           <w:color w:val="auto"/>
@@ -905,7 +881,7 @@
       </w:r>
       <w:r>
         <w:rPr>
-          <w:rFonts w:eastAsia="Courier 10 Pitch" w:cs="Consolas" w:ascii="Consolas" w:hAnsi="Consolas"/>
+          <w:rFonts w:eastAsia="Courier 10 Pitch" w:cs="Consolas"/>
           <w:b w:val="false"/>
           <w:bCs w:val="false"/>
           <w:color w:val="auto"/>
@@ -926,7 +902,7 @@
       </w:pPr>
       <w:r>
         <w:rPr>
-          <w:rFonts w:eastAsia="Courier 10 Pitch" w:cs="Consolas" w:ascii="Consolas" w:hAnsi="Consolas"/>
+          <w:rFonts w:eastAsia="Courier 10 Pitch" w:cs="Consolas"/>
           <w:b w:val="false"/>
           <w:bCs w:val="false"/>
           <w:color w:val="auto"/>
@@ -947,7 +923,7 @@
       </w:pPr>
       <w:r>
         <w:rPr>
-          <w:rFonts w:eastAsia="Courier 10 Pitch" w:cs="Consolas" w:ascii="Consolas" w:hAnsi="Consolas"/>
+          <w:rFonts w:eastAsia="Courier 10 Pitch" w:cs="Consolas"/>
           <w:b w:val="false"/>
           <w:bCs w:val="false"/>
           <w:color w:val="auto"/>
@@ -959,7 +935,7 @@
       </w:r>
       <w:r>
         <w:rPr>
-          <w:rFonts w:eastAsia="Courier 10 Pitch" w:cs="Consolas" w:ascii="Consolas" w:hAnsi="Consolas"/>
+          <w:rFonts w:eastAsia="Courier 10 Pitch" w:cs="Consolas"/>
           <w:b w:val="false"/>
           <w:bCs w:val="false"/>
           <w:color w:val="auto"/>
@@ -980,7 +956,7 @@
       </w:pPr>
       <w:r>
         <w:rPr>
-          <w:rFonts w:eastAsia="Courier 10 Pitch" w:cs="Consolas" w:ascii="Consolas" w:hAnsi="Consolas"/>
+          <w:rFonts w:eastAsia="Courier 10 Pitch" w:cs="Consolas"/>
           <w:b w:val="false"/>
           <w:bCs w:val="false"/>
           <w:color w:val="auto"/>
@@ -1007,27 +983,27 @@
       </w:pPr>
       <w:r>
         <w:rPr>
-          <w:rFonts w:eastAsia="Courier 10 Pitch" w:cs="Consolas" w:ascii="Consolas" w:hAnsi="Consolas"/>
-          <w:b w:val="false"/>
-          <w:bCs w:val="false"/>
-          <w:color w:val="auto"/>
-          <w:sz w:val="12"/>
-          <w:szCs w:val="12"/>
-          <w:lang w:val="es-ES"/>
-        </w:rPr>
-      </w:r>
-    </w:p>
-    <w:p>
-      <w:pPr>
-        <w:pStyle w:val="Normal"/>
-        <w:rPr>
-          <w:sz w:val="12"/>
-          <w:szCs w:val="12"/>
-        </w:rPr>
-      </w:pPr>
-      <w:r>
-        <w:rPr>
-          <w:rFonts w:eastAsia="Courier 10 Pitch" w:cs="Consolas" w:ascii="Consolas" w:hAnsi="Consolas"/>
+          <w:rFonts w:eastAsia="Courier 10 Pitch" w:cs="Consolas"/>
+          <w:b w:val="false"/>
+          <w:bCs w:val="false"/>
+          <w:color w:val="auto"/>
+          <w:sz w:val="12"/>
+          <w:szCs w:val="12"/>
+          <w:lang w:val="es-ES"/>
+        </w:rPr>
+      </w:r>
+    </w:p>
+    <w:p>
+      <w:pPr>
+        <w:pStyle w:val="Normal"/>
+        <w:rPr>
+          <w:sz w:val="12"/>
+          <w:szCs w:val="12"/>
+        </w:rPr>
+      </w:pPr>
+      <w:r>
+        <w:rPr>
+          <w:rFonts w:eastAsia="Courier 10 Pitch" w:cs="Consolas"/>
           <w:b w:val="false"/>
           <w:bCs w:val="false"/>
           <w:color w:val="auto"/>
@@ -1054,27 +1030,27 @@
       </w:pPr>
       <w:r>
         <w:rPr>
-          <w:rFonts w:eastAsia="Courier 10 Pitch" w:cs="Consolas" w:ascii="Consolas" w:hAnsi="Consolas"/>
-          <w:b w:val="false"/>
-          <w:bCs w:val="false"/>
-          <w:color w:val="auto"/>
-          <w:sz w:val="12"/>
-          <w:szCs w:val="12"/>
-          <w:lang w:val="es-ES"/>
-        </w:rPr>
-      </w:r>
-    </w:p>
-    <w:p>
-      <w:pPr>
-        <w:pStyle w:val="Normal"/>
-        <w:rPr>
-          <w:sz w:val="12"/>
-          <w:szCs w:val="12"/>
-        </w:rPr>
-      </w:pPr>
-      <w:r>
-        <w:rPr>
-          <w:rFonts w:eastAsia="Courier 10 Pitch" w:cs="Consolas" w:ascii="Consolas" w:hAnsi="Consolas"/>
+          <w:rFonts w:eastAsia="Courier 10 Pitch" w:cs="Consolas"/>
+          <w:b w:val="false"/>
+          <w:bCs w:val="false"/>
+          <w:color w:val="auto"/>
+          <w:sz w:val="12"/>
+          <w:szCs w:val="12"/>
+          <w:lang w:val="es-ES"/>
+        </w:rPr>
+      </w:r>
+    </w:p>
+    <w:p>
+      <w:pPr>
+        <w:pStyle w:val="Normal"/>
+        <w:rPr>
+          <w:sz w:val="12"/>
+          <w:szCs w:val="12"/>
+        </w:rPr>
+      </w:pPr>
+      <w:r>
+        <w:rPr>
+          <w:rFonts w:eastAsia="Courier 10 Pitch" w:cs="Consolas"/>
           <w:b/>
           <w:bCs w:val="false"/>
           <w:color w:val="1C99E0"/>
@@ -1101,7 +1077,7 @@
       </w:pPr>
       <w:r>
         <w:rPr>
-          <w:rFonts w:eastAsia="Courier 10 Pitch" w:cs="Consolas" w:ascii="Consolas" w:hAnsi="Consolas"/>
+          <w:rFonts w:eastAsia="Courier 10 Pitch" w:cs="Consolas"/>
           <w:b/>
           <w:bCs/>
           <w:color w:val="0070C0"/>
@@ -1121,7 +1097,7 @@
       </w:pPr>
       <w:r>
         <w:rPr>
-          <w:rFonts w:eastAsia="Courier 10 Pitch" w:cs="Consolas" w:ascii="Consolas" w:hAnsi="Consolas"/>
+          <w:rFonts w:eastAsia="Courier 10 Pitch" w:cs="Consolas"/>
           <w:b/>
           <w:bCs/>
           <w:color w:val="1C99E0"/>
@@ -1129,31 +1105,7 @@
           <w:szCs w:val="12"/>
           <w:lang w:val="zxx" w:eastAsia="zxx" w:bidi="zxx"/>
         </w:rPr>
-        <w:t xml:space="preserve">[Coro </w:t>
-      </w:r>
-      <w:r>
-        <w:rPr>
-          <w:rFonts w:eastAsia="Courier 10 Pitch" w:cs="Consolas" w:ascii="Consolas" w:hAnsi="Consolas"/>
-          <w:b/>
-          <w:bCs/>
-          <w:color w:val="1C99E0"/>
-          <w:sz w:val="12"/>
-          <w:szCs w:val="12"/>
-          <w:lang w:val="zxx" w:eastAsia="zxx" w:bidi="zxx"/>
-        </w:rPr>
-        <w:t>x2</w:t>
-      </w:r>
-      <w:r>
-        <w:rPr>
-          <w:rFonts w:eastAsia="Courier 10 Pitch" w:cs="Consolas" w:ascii="Consolas" w:hAnsi="Consolas"/>
-          <w:b/>
-          <w:bCs/>
-          <w:color w:val="1C99E0"/>
-          <w:sz w:val="12"/>
-          <w:szCs w:val="12"/>
-          <w:lang w:val="zxx" w:eastAsia="zxx" w:bidi="zxx"/>
-        </w:rPr>
-        <w:t>]</w:t>
+        <w:t>[Coro x2]</w:t>
       </w:r>
     </w:p>
     <w:p>
@@ -1172,7 +1124,7 @@
       </w:pPr>
       <w:r>
         <w:rPr>
-          <w:rFonts w:eastAsia="Courier 10 Pitch" w:cs="Consolas" w:ascii="Consolas" w:hAnsi="Consolas"/>
+          <w:rFonts w:eastAsia="Courier 10 Pitch" w:cs="Consolas"/>
           <w:b/>
           <w:bCs/>
           <w:color w:val="0070C0"/>
@@ -1192,7 +1144,7 @@
       </w:pPr>
       <w:r>
         <w:rPr>
-          <w:rFonts w:eastAsia="Courier 10 Pitch" w:cs="Consolas" w:ascii="Consolas" w:hAnsi="Consolas"/>
+          <w:rFonts w:eastAsia="Courier 10 Pitch" w:cs="Consolas"/>
           <w:b/>
           <w:bCs/>
           <w:color w:val="1C99E0"/>
@@ -1200,11 +1152,175 @@
           <w:szCs w:val="12"/>
           <w:lang w:val="zxx" w:eastAsia="zxx" w:bidi="zxx"/>
         </w:rPr>
-        <w:t>[</w:t>
-      </w:r>
-      <w:r>
-        <w:rPr>
-          <w:rFonts w:eastAsia="Courier 10 Pitch" w:cs="Consolas" w:ascii="Consolas" w:hAnsi="Consolas"/>
+        <w:t>[Puente]</w:t>
+      </w:r>
+    </w:p>
+    <w:p>
+      <w:pPr>
+        <w:pStyle w:val="Normal"/>
+        <w:spacing w:before="0" w:after="0"/>
+        <w:contextualSpacing/>
+        <w:rPr>
+          <w:sz w:val="12"/>
+          <w:szCs w:val="12"/>
+        </w:rPr>
+      </w:pPr>
+      <w:r>
+        <w:rPr>
+          <w:rFonts w:eastAsia="Courier 10 Pitch" w:cs="Consolas"/>
+          <w:b w:val="false"/>
+          <w:bCs w:val="false"/>
+          <w:color w:val="auto"/>
+          <w:sz w:val="12"/>
+          <w:szCs w:val="12"/>
+          <w:lang w:val="es-ES"/>
+        </w:rPr>
+        <w:t xml:space="preserve">    </w:t>
+      </w:r>
+      <w:r>
+        <w:rPr>
+          <w:rFonts w:eastAsia="Courier 10 Pitch" w:cs="Consolas"/>
+          <w:b w:val="false"/>
+          <w:bCs w:val="false"/>
+          <w:color w:val="auto"/>
+          <w:sz w:val="12"/>
+          <w:szCs w:val="12"/>
+          <w:lang w:val="es-ES"/>
+        </w:rPr>
+        <w:t>D                 F#m</w:t>
+      </w:r>
+    </w:p>
+    <w:p>
+      <w:pPr>
+        <w:pStyle w:val="Normal"/>
+        <w:spacing w:before="0" w:after="0"/>
+        <w:contextualSpacing/>
+        <w:rPr>
+          <w:sz w:val="12"/>
+          <w:szCs w:val="12"/>
+        </w:rPr>
+      </w:pPr>
+      <w:r>
+        <w:rPr>
+          <w:rFonts w:eastAsia="Courier 10 Pitch" w:cs="Consolas"/>
+          <w:b w:val="false"/>
+          <w:bCs w:val="false"/>
+          <w:color w:val="auto"/>
+          <w:sz w:val="12"/>
+          <w:szCs w:val="12"/>
+          <w:lang w:val="es-ES"/>
+        </w:rPr>
+        <w:t>Anciano de dia, te quiero exaltar</w:t>
+      </w:r>
+    </w:p>
+    <w:p>
+      <w:pPr>
+        <w:pStyle w:val="Normal"/>
+        <w:spacing w:before="0" w:after="0"/>
+        <w:contextualSpacing/>
+        <w:rPr>
+          <w:sz w:val="12"/>
+          <w:szCs w:val="12"/>
+        </w:rPr>
+      </w:pPr>
+      <w:r>
+        <w:rPr>
+          <w:rFonts w:eastAsia="Courier 10 Pitch" w:cs="Consolas"/>
+          <w:b w:val="false"/>
+          <w:bCs w:val="false"/>
+          <w:color w:val="auto"/>
+          <w:sz w:val="12"/>
+          <w:szCs w:val="12"/>
+          <w:lang w:val="es-ES"/>
+        </w:rPr>
+        <w:t xml:space="preserve">     </w:t>
+      </w:r>
+      <w:r>
+        <w:rPr>
+          <w:rFonts w:eastAsia="Courier 10 Pitch" w:cs="Consolas"/>
+          <w:b w:val="false"/>
+          <w:bCs w:val="false"/>
+          <w:color w:val="auto"/>
+          <w:sz w:val="12"/>
+          <w:szCs w:val="12"/>
+          <w:lang w:val="es-ES"/>
+        </w:rPr>
+        <w:t xml:space="preserve">D                  </w:t>
+      </w:r>
+      <w:r>
+        <w:rPr>
+          <w:rFonts w:eastAsia="Courier 10 Pitch" w:cs="Consolas"/>
+          <w:b/>
+          <w:bCs/>
+          <w:color w:val="FF0000"/>
+          <w:sz w:val="12"/>
+          <w:szCs w:val="12"/>
+          <w:lang w:val="es-ES"/>
+        </w:rPr>
+        <w:t xml:space="preserve">Esus4 </w:t>
+      </w:r>
+      <w:r>
+        <w:rPr>
+          <w:rFonts w:eastAsia="Courier 10 Pitch" w:cs="Consolas"/>
+          <w:b w:val="false"/>
+          <w:bCs w:val="false"/>
+          <w:color w:val="auto"/>
+          <w:sz w:val="12"/>
+          <w:szCs w:val="12"/>
+          <w:lang w:val="es-ES"/>
+        </w:rPr>
+        <w:t>E</w:t>
+      </w:r>
+    </w:p>
+    <w:p>
+      <w:pPr>
+        <w:pStyle w:val="Normal"/>
+        <w:spacing w:lineRule="auto" w:line="240" w:before="0" w:after="0"/>
+        <w:contextualSpacing/>
+        <w:rPr>
+          <w:sz w:val="12"/>
+          <w:szCs w:val="12"/>
+        </w:rPr>
+      </w:pPr>
+      <w:r>
+        <w:rPr>
+          <w:rFonts w:eastAsia="Courier 10 Pitch" w:cs="Consolas"/>
+          <w:b w:val="false"/>
+          <w:bCs w:val="false"/>
+          <w:color w:val="auto"/>
+          <w:sz w:val="12"/>
+          <w:szCs w:val="12"/>
+          <w:lang w:val="es-ES"/>
+        </w:rPr>
+        <w:t>Postrado, te quiero adorar</w:t>
+      </w:r>
+    </w:p>
+    <w:p>
+      <w:pPr>
+        <w:pStyle w:val="Cancionero"/>
+        <w:rPr>
+          <w:sz w:val="12"/>
+          <w:szCs w:val="12"/>
+        </w:rPr>
+      </w:pPr>
+      <w:r>
+        <w:rPr>
+          <w:sz w:val="12"/>
+          <w:szCs w:val="12"/>
+        </w:rPr>
+      </w:r>
+    </w:p>
+    <w:p>
+      <w:pPr>
+        <w:pStyle w:val="Normal"/>
+        <w:rPr>
+          <w:sz w:val="12"/>
+          <w:szCs w:val="12"/>
+        </w:rPr>
+      </w:pPr>
+      <w:r>
+        <w:rPr>
+          <w:rFonts w:eastAsia="Courier 10 Pitch" w:cs="Consolas"/>
           <w:b/>
           <w:bCs/>
           <w:color w:val="1C99E0"/>
@@ -1212,11 +1328,142 @@
           <w:szCs w:val="12"/>
           <w:lang w:val="zxx" w:eastAsia="zxx" w:bidi="zxx"/>
         </w:rPr>
-        <w:t>Puente</w:t>
-      </w:r>
-      <w:r>
-        <w:rPr>
-          <w:rFonts w:eastAsia="Courier 10 Pitch" w:cs="Consolas" w:ascii="Consolas" w:hAnsi="Consolas"/>
+        <w:t>[Solo]</w:t>
+      </w:r>
+    </w:p>
+    <w:p>
+      <w:pPr>
+        <w:pStyle w:val="Normal"/>
+        <w:spacing w:before="0" w:after="0"/>
+        <w:contextualSpacing/>
+        <w:rPr>
+          <w:sz w:val="12"/>
+          <w:szCs w:val="12"/>
+        </w:rPr>
+      </w:pPr>
+      <w:r>
+        <w:rPr>
+          <w:rFonts w:eastAsia="Courier 10 Pitch" w:cs="Consolas"/>
+          <w:b w:val="false"/>
+          <w:bCs w:val="false"/>
+          <w:color w:val="auto"/>
+          <w:sz w:val="12"/>
+          <w:szCs w:val="12"/>
+          <w:lang w:val="es-ES"/>
+        </w:rPr>
+        <w:t>F#m A D E</w:t>
+      </w:r>
+    </w:p>
+    <w:p>
+      <w:pPr>
+        <w:pStyle w:val="Normal"/>
+        <w:spacing w:before="0" w:after="0"/>
+        <w:contextualSpacing/>
+        <w:rPr>
+          <w:sz w:val="12"/>
+          <w:szCs w:val="12"/>
+        </w:rPr>
+      </w:pPr>
+      <w:r>
+        <w:rPr>
+          <w:rFonts w:eastAsia="Courier 10 Pitch" w:cs="Consolas"/>
+          <w:b w:val="false"/>
+          <w:bCs w:val="false"/>
+          <w:color w:val="auto"/>
+          <w:sz w:val="12"/>
+          <w:szCs w:val="12"/>
+          <w:lang w:val="es-ES"/>
+        </w:rPr>
+        <w:t xml:space="preserve">F#m A D E </w:t>
+      </w:r>
+      <w:bookmarkStart w:id="0" w:name="_GoBack"/>
+      <w:bookmarkEnd w:id="0"/>
+    </w:p>
+    <w:p>
+      <w:pPr>
+        <w:pStyle w:val="Normal"/>
+        <w:spacing w:before="0" w:after="0"/>
+        <w:contextualSpacing/>
+        <w:rPr>
+          <w:sz w:val="12"/>
+          <w:szCs w:val="12"/>
+        </w:rPr>
+      </w:pPr>
+      <w:r>
+        <w:rPr>
+          <w:rFonts w:eastAsia="Courier 10 Pitch" w:cs="Consolas"/>
+          <w:b w:val="false"/>
+          <w:bCs w:val="false"/>
+          <w:color w:val="auto"/>
+          <w:sz w:val="12"/>
+          <w:szCs w:val="12"/>
+          <w:lang w:val="es-ES"/>
+        </w:rPr>
+        <w:t>F#m E</w:t>
+      </w:r>
+    </w:p>
+    <w:p>
+      <w:pPr>
+        <w:pStyle w:val="Normal"/>
+        <w:spacing w:before="0" w:after="0"/>
+        <w:contextualSpacing/>
+        <w:rPr>
+          <w:sz w:val="12"/>
+          <w:szCs w:val="12"/>
+        </w:rPr>
+      </w:pPr>
+      <w:r>
+        <w:rPr>
+          <w:rFonts w:eastAsia="Courier 10 Pitch" w:cs="Consolas"/>
+          <w:b w:val="false"/>
+          <w:bCs w:val="false"/>
+          <w:color w:val="auto"/>
+          <w:sz w:val="12"/>
+          <w:szCs w:val="12"/>
+          <w:lang w:val="es-ES"/>
+        </w:rPr>
+        <w:t>F#m E</w:t>
+      </w:r>
+    </w:p>
+    <w:p>
+      <w:pPr>
+        <w:pStyle w:val="Normal"/>
+        <w:spacing w:before="0" w:after="0"/>
+        <w:contextualSpacing/>
+        <w:rPr>
+          <w:rFonts w:ascii="Consolas" w:hAnsi="Consolas" w:eastAsia="Courier 10 Pitch" w:cs="Consolas"/>
+          <w:b w:val="false"/>
+          <w:b w:val="false"/>
+          <w:bCs w:val="false"/>
+          <w:color w:val="auto"/>
+          <w:sz w:val="12"/>
+          <w:szCs w:val="12"/>
+          <w:lang w:val="es-ES"/>
+        </w:rPr>
+      </w:pPr>
+      <w:r>
+        <w:rPr>
+          <w:rFonts w:eastAsia="Courier 10 Pitch" w:cs="Consolas"/>
+          <w:b w:val="false"/>
+          <w:bCs w:val="false"/>
+          <w:color w:val="auto"/>
+          <w:sz w:val="12"/>
+          <w:szCs w:val="12"/>
+          <w:lang w:val="es-ES"/>
+        </w:rPr>
+      </w:r>
+    </w:p>
+    <w:p>
+      <w:pPr>
+        <w:pStyle w:val="Normal"/>
+        <w:rPr>
+          <w:sz w:val="12"/>
+          <w:szCs w:val="12"/>
+        </w:rPr>
+      </w:pPr>
+      <w:r>
+        <w:rPr>
+          <w:rFonts w:eastAsia="Courier 10 Pitch" w:cs="Consolas"/>
           <w:b/>
           <w:bCs/>
           <w:color w:val="1C99E0"/>
@@ -1224,204 +1471,66 @@
           <w:szCs w:val="12"/>
           <w:lang w:val="zxx" w:eastAsia="zxx" w:bidi="zxx"/>
         </w:rPr>
-        <w:t>]</w:t>
-      </w:r>
-    </w:p>
-    <w:p>
-      <w:pPr>
-        <w:pStyle w:val="Normal"/>
-        <w:spacing w:before="0" w:after="0"/>
-        <w:contextualSpacing/>
-        <w:rPr>
-          <w:sz w:val="12"/>
-          <w:szCs w:val="12"/>
-        </w:rPr>
-      </w:pPr>
-      <w:r>
-        <w:rPr>
-          <w:rFonts w:eastAsia="Courier 10 Pitch" w:cs="Consolas" w:ascii="Consolas" w:hAnsi="Consolas"/>
-          <w:b w:val="false"/>
-          <w:bCs w:val="false"/>
-          <w:color w:val="auto"/>
-          <w:sz w:val="12"/>
-          <w:szCs w:val="12"/>
-          <w:lang w:val="es-ES"/>
-        </w:rPr>
-        <w:t xml:space="preserve">    </w:t>
-      </w:r>
-      <w:r>
-        <w:rPr>
-          <w:rFonts w:eastAsia="Courier 10 Pitch" w:cs="Consolas" w:ascii="Consolas" w:hAnsi="Consolas"/>
-          <w:b w:val="false"/>
-          <w:bCs w:val="false"/>
-          <w:color w:val="auto"/>
-          <w:sz w:val="12"/>
-          <w:szCs w:val="12"/>
-          <w:lang w:val="es-ES"/>
-        </w:rPr>
-        <w:t>D                 F#m</w:t>
-      </w:r>
-    </w:p>
-    <w:p>
-      <w:pPr>
-        <w:pStyle w:val="Normal"/>
-        <w:spacing w:before="0" w:after="0"/>
-        <w:contextualSpacing/>
-        <w:rPr>
-          <w:sz w:val="12"/>
-          <w:szCs w:val="12"/>
-        </w:rPr>
-      </w:pPr>
-      <w:r>
-        <w:rPr>
-          <w:rFonts w:eastAsia="Courier 10 Pitch" w:cs="Consolas" w:ascii="Consolas" w:hAnsi="Consolas"/>
-          <w:b w:val="false"/>
-          <w:bCs w:val="false"/>
-          <w:color w:val="auto"/>
-          <w:sz w:val="12"/>
-          <w:szCs w:val="12"/>
-          <w:lang w:val="es-ES"/>
-        </w:rPr>
-        <w:t>Anciano de dia, te quiero exaltar</w:t>
-      </w:r>
-    </w:p>
-    <w:p>
-      <w:pPr>
-        <w:pStyle w:val="Normal"/>
-        <w:spacing w:before="0" w:after="0"/>
-        <w:contextualSpacing/>
-        <w:rPr>
-          <w:sz w:val="12"/>
-          <w:szCs w:val="12"/>
-        </w:rPr>
-      </w:pPr>
-      <w:r>
-        <w:rPr>
-          <w:rFonts w:eastAsia="Courier 10 Pitch" w:cs="Consolas" w:ascii="Consolas" w:hAnsi="Consolas"/>
-          <w:b w:val="false"/>
-          <w:bCs w:val="false"/>
-          <w:color w:val="auto"/>
-          <w:sz w:val="12"/>
-          <w:szCs w:val="12"/>
-          <w:lang w:val="es-ES"/>
-        </w:rPr>
-        <w:t xml:space="preserve">     </w:t>
-      </w:r>
-      <w:r>
-        <w:rPr>
-          <w:rFonts w:eastAsia="Courier 10 Pitch" w:cs="Consolas" w:ascii="Consolas" w:hAnsi="Consolas"/>
-          <w:b w:val="false"/>
-          <w:bCs w:val="false"/>
-          <w:color w:val="auto"/>
-          <w:sz w:val="12"/>
-          <w:szCs w:val="12"/>
-          <w:lang w:val="es-ES"/>
-        </w:rPr>
-        <w:t xml:space="preserve">D                  </w:t>
-      </w:r>
-      <w:r>
-        <w:rPr>
-          <w:rFonts w:eastAsia="Courier 10 Pitch" w:cs="Consolas" w:ascii="Consolas" w:hAnsi="Consolas"/>
-          <w:b/>
-          <w:bCs/>
-          <w:color w:val="FF0000"/>
-          <w:sz w:val="12"/>
-          <w:szCs w:val="12"/>
-          <w:lang w:val="es-ES"/>
-        </w:rPr>
-        <w:t xml:space="preserve">Esus4 </w:t>
-      </w:r>
-      <w:r>
-        <w:rPr>
-          <w:rFonts w:eastAsia="Courier 10 Pitch" w:cs="Consolas" w:ascii="Consolas" w:hAnsi="Consolas"/>
-          <w:b w:val="false"/>
-          <w:bCs w:val="false"/>
-          <w:color w:val="auto"/>
-          <w:sz w:val="12"/>
-          <w:szCs w:val="12"/>
-          <w:lang w:val="es-ES"/>
-        </w:rPr>
-        <w:t>E</w:t>
-      </w:r>
-    </w:p>
-    <w:p>
-      <w:pPr>
-        <w:pStyle w:val="Normal"/>
-        <w:spacing w:lineRule="auto" w:line="240" w:before="0" w:after="0"/>
-        <w:contextualSpacing/>
-        <w:rPr>
-          <w:sz w:val="12"/>
-          <w:szCs w:val="12"/>
-        </w:rPr>
-      </w:pPr>
-      <w:r>
-        <w:rPr>
-          <w:rFonts w:eastAsia="Courier 10 Pitch" w:cs="Consolas" w:ascii="Consolas" w:hAnsi="Consolas"/>
-          <w:b w:val="false"/>
-          <w:bCs w:val="false"/>
-          <w:color w:val="auto"/>
-          <w:sz w:val="12"/>
-          <w:szCs w:val="12"/>
-          <w:lang w:val="es-ES"/>
-        </w:rPr>
-        <w:t>Postrado, te quiero adorar</w:t>
-      </w:r>
-    </w:p>
-    <w:p>
-      <w:pPr>
-        <w:pStyle w:val="Cancionero"/>
-        <w:rPr>
-          <w:sz w:val="12"/>
-          <w:szCs w:val="12"/>
-        </w:rPr>
-      </w:pPr>
-      <w:r>
-        <w:rPr>
-          <w:sz w:val="12"/>
-          <w:szCs w:val="12"/>
-        </w:rPr>
-      </w:r>
-    </w:p>
-    <w:p>
-      <w:pPr>
-        <w:pStyle w:val="Normal"/>
-        <w:rPr>
-          <w:sz w:val="12"/>
-          <w:szCs w:val="12"/>
-        </w:rPr>
-      </w:pPr>
-      <w:r>
-        <w:rPr>
-          <w:rFonts w:eastAsia="Courier 10 Pitch" w:cs="Consolas" w:ascii="Consolas" w:hAnsi="Consolas"/>
+        <w:t>[Coro x2]</w:t>
+      </w:r>
+    </w:p>
+    <w:p>
+      <w:pPr>
+        <w:pStyle w:val="Normal"/>
+        <w:rPr>
+          <w:rFonts w:ascii="Consolas" w:hAnsi="Consolas" w:eastAsia="Courier 10 Pitch" w:cs="Consolas"/>
+          <w:b w:val="false"/>
+          <w:b w:val="false"/>
+          <w:bCs w:val="false"/>
+          <w:color w:val="auto"/>
+          <w:sz w:val="12"/>
+          <w:szCs w:val="12"/>
+          <w:lang w:val="es-ES"/>
+        </w:rPr>
+      </w:pPr>
+      <w:r>
+        <w:rPr>
+          <w:rFonts w:eastAsia="Courier 10 Pitch" w:cs="Consolas"/>
+          <w:b w:val="false"/>
+          <w:bCs w:val="false"/>
+          <w:color w:val="auto"/>
+          <w:sz w:val="12"/>
+          <w:szCs w:val="12"/>
+          <w:lang w:val="es-ES"/>
+        </w:rPr>
+      </w:r>
+    </w:p>
+    <w:p>
+      <w:pPr>
+        <w:pStyle w:val="Normal"/>
+        <w:rPr>
+          <w:sz w:val="12"/>
+          <w:szCs w:val="12"/>
+        </w:rPr>
+      </w:pPr>
+      <w:r>
+        <w:rPr>
           <w:b/>
           <w:bCs/>
           <w:color w:val="1C99E0"/>
-          <w:sz w:val="12"/>
-          <w:szCs w:val="12"/>
           <w:lang w:val="zxx" w:eastAsia="zxx" w:bidi="zxx"/>
         </w:rPr>
         <w:t>[</w:t>
       </w:r>
       <w:r>
         <w:rPr>
-          <w:rFonts w:eastAsia="Courier 10 Pitch" w:cs="Consolas" w:ascii="Consolas" w:hAnsi="Consolas"/>
           <w:b/>
           <w:bCs/>
           <w:color w:val="1C99E0"/>
-          <w:sz w:val="12"/>
-          <w:szCs w:val="12"/>
           <w:lang w:val="zxx" w:eastAsia="zxx" w:bidi="zxx"/>
         </w:rPr>
-        <w:t>Solo</w:t>
-      </w:r>
-      <w:r>
-        <w:rPr>
-          <w:rFonts w:eastAsia="Courier 10 Pitch" w:cs="Consolas" w:ascii="Consolas" w:hAnsi="Consolas"/>
+        <w:t>Intermedio</w:t>
+      </w:r>
+      <w:r>
+        <w:rPr>
           <w:b/>
           <w:bCs/>
           <w:color w:val="1C99E0"/>
-          <w:sz w:val="12"/>
-          <w:szCs w:val="12"/>
           <w:lang w:val="zxx" w:eastAsia="zxx" w:bidi="zxx"/>
         </w:rPr>
         <w:t>]</w:t>
@@ -1430,102 +1539,51 @@
     <w:p>
       <w:pPr>
         <w:pStyle w:val="Normal"/>
-        <w:spacing w:before="0" w:after="0"/>
-        <w:contextualSpacing/>
-        <w:rPr>
-          <w:sz w:val="12"/>
-          <w:szCs w:val="12"/>
-        </w:rPr>
-      </w:pPr>
-      <w:r>
-        <w:rPr>
-          <w:rFonts w:eastAsia="Courier 10 Pitch" w:cs="Consolas" w:ascii="Consolas" w:hAnsi="Consolas"/>
-          <w:b w:val="false"/>
-          <w:bCs w:val="false"/>
-          <w:color w:val="auto"/>
-          <w:sz w:val="12"/>
-          <w:szCs w:val="12"/>
-          <w:lang w:val="es-ES"/>
-        </w:rPr>
-        <w:t>F#m A D E</w:t>
-      </w:r>
-    </w:p>
-    <w:p>
-      <w:pPr>
-        <w:pStyle w:val="Normal"/>
-        <w:spacing w:before="0" w:after="0"/>
-        <w:contextualSpacing/>
-        <w:rPr>
-          <w:sz w:val="12"/>
-          <w:szCs w:val="12"/>
-        </w:rPr>
-      </w:pPr>
-      <w:r>
-        <w:rPr>
-          <w:rFonts w:eastAsia="Courier 10 Pitch" w:cs="Consolas" w:ascii="Consolas" w:hAnsi="Consolas"/>
-          <w:b w:val="false"/>
-          <w:bCs w:val="false"/>
-          <w:color w:val="auto"/>
-          <w:sz w:val="12"/>
-          <w:szCs w:val="12"/>
-          <w:lang w:val="es-ES"/>
-        </w:rPr>
-        <w:t xml:space="preserve">F#m A D E </w:t>
-      </w:r>
-      <w:bookmarkStart w:id="0" w:name="_GoBack"/>
-      <w:bookmarkEnd w:id="0"/>
-    </w:p>
-    <w:p>
-      <w:pPr>
-        <w:pStyle w:val="Normal"/>
-        <w:spacing w:before="0" w:after="0"/>
-        <w:contextualSpacing/>
-        <w:rPr>
-          <w:sz w:val="12"/>
-          <w:szCs w:val="12"/>
-        </w:rPr>
-      </w:pPr>
-      <w:r>
-        <w:rPr>
-          <w:rFonts w:eastAsia="Courier 10 Pitch" w:cs="Consolas" w:ascii="Consolas" w:hAnsi="Consolas"/>
-          <w:b w:val="false"/>
-          <w:bCs w:val="false"/>
-          <w:color w:val="auto"/>
-          <w:sz w:val="12"/>
-          <w:szCs w:val="12"/>
-          <w:lang w:val="es-ES"/>
-        </w:rPr>
-        <w:t>F#m E</w:t>
-      </w:r>
-    </w:p>
-    <w:p>
-      <w:pPr>
-        <w:pStyle w:val="Normal"/>
-        <w:spacing w:before="0" w:after="0"/>
-        <w:contextualSpacing/>
-        <w:rPr>
-          <w:sz w:val="12"/>
-          <w:szCs w:val="12"/>
-        </w:rPr>
-      </w:pPr>
-      <w:r>
-        <w:rPr>
-          <w:rFonts w:eastAsia="Courier 10 Pitch" w:cs="Consolas" w:ascii="Consolas" w:hAnsi="Consolas"/>
-          <w:b w:val="false"/>
-          <w:bCs w:val="false"/>
-          <w:color w:val="auto"/>
-          <w:sz w:val="12"/>
-          <w:szCs w:val="12"/>
-          <w:lang w:val="es-ES"/>
-        </w:rPr>
-        <w:t>F#m E</w:t>
-      </w:r>
-    </w:p>
-    <w:p>
-      <w:pPr>
-        <w:pStyle w:val="Normal"/>
-        <w:spacing w:before="0" w:after="0"/>
-        <w:contextualSpacing/>
+        <w:rPr>
+          <w:sz w:val="12"/>
+          <w:szCs w:val="12"/>
+        </w:rPr>
+      </w:pPr>
+      <w:r>
+        <w:rPr>
+          <w:rFonts w:eastAsia="Courier 10 Pitch" w:cs="Consolas"/>
+          <w:b w:val="false"/>
+          <w:bCs w:val="false"/>
+          <w:color w:val="000000" w:themeShade="80"/>
+          <w:sz w:val="12"/>
+          <w:szCs w:val="12"/>
+          <w:lang w:val="es-ES"/>
+        </w:rPr>
+        <w:t xml:space="preserve">F#m </w:t>
+      </w:r>
+      <w:r>
+        <w:rPr>
+          <w:rFonts w:eastAsia="Courier 10 Pitch" w:cs="Consolas"/>
+          <w:b w:val="false"/>
+          <w:bCs w:val="false"/>
+          <w:color w:val="auto"/>
+          <w:sz w:val="12"/>
+          <w:szCs w:val="12"/>
+          <w:lang w:val="es-ES"/>
+        </w:rPr>
+        <w:t>C#</w:t>
+      </w:r>
+      <w:r>
+        <w:rPr>
+          <w:rFonts w:eastAsia="Courier 10 Pitch" w:cs="Consolas"/>
+          <w:b w:val="false"/>
+          <w:bCs w:val="false"/>
+          <w:color w:val="000000" w:themeShade="80"/>
+          <w:sz w:val="12"/>
+          <w:szCs w:val="12"/>
+          <w:lang w:val="es-ES"/>
+        </w:rPr>
+        <w:t xml:space="preserve"> F#m</w:t>
+      </w:r>
+    </w:p>
+    <w:p>
+      <w:pPr>
+        <w:pStyle w:val="Normal"/>
         <w:rPr>
           <w:rFonts w:ascii="Consolas" w:hAnsi="Consolas" w:eastAsia="Courier 10 Pitch" w:cs="Consolas"/>
           <w:b w:val="false"/>
@@ -1539,27 +1597,27 @@
       </w:pPr>
       <w:r>
         <w:rPr>
-          <w:rFonts w:eastAsia="Courier 10 Pitch" w:cs="Consolas" w:ascii="Consolas" w:hAnsi="Consolas"/>
-          <w:b w:val="false"/>
-          <w:bCs w:val="false"/>
-          <w:color w:val="auto"/>
-          <w:sz w:val="12"/>
-          <w:szCs w:val="12"/>
-          <w:lang w:val="es-ES"/>
-        </w:rPr>
-      </w:r>
-    </w:p>
-    <w:p>
-      <w:pPr>
-        <w:pStyle w:val="Normal"/>
-        <w:rPr>
-          <w:sz w:val="12"/>
-          <w:szCs w:val="12"/>
-        </w:rPr>
-      </w:pPr>
-      <w:r>
-        <w:rPr>
-          <w:rFonts w:eastAsia="Courier 10 Pitch" w:cs="Consolas" w:ascii="Consolas" w:hAnsi="Consolas"/>
+          <w:rFonts w:eastAsia="Courier 10 Pitch" w:cs="Consolas"/>
+          <w:b w:val="false"/>
+          <w:bCs w:val="false"/>
+          <w:color w:val="auto"/>
+          <w:sz w:val="12"/>
+          <w:szCs w:val="12"/>
+          <w:lang w:val="es-ES"/>
+        </w:rPr>
+      </w:r>
+    </w:p>
+    <w:p>
+      <w:pPr>
+        <w:pStyle w:val="Normal"/>
+        <w:rPr>
+          <w:sz w:val="12"/>
+          <w:szCs w:val="12"/>
+        </w:rPr>
+      </w:pPr>
+      <w:r>
+        <w:rPr>
+          <w:rFonts w:eastAsia="Courier 10 Pitch" w:cs="Consolas"/>
           <w:b/>
           <w:bCs/>
           <w:color w:val="1C99E0"/>
@@ -1567,11 +1625,305 @@
           <w:szCs w:val="12"/>
           <w:lang w:val="zxx" w:eastAsia="zxx" w:bidi="zxx"/>
         </w:rPr>
-        <w:t xml:space="preserve">[Coro </w:t>
-      </w:r>
-      <w:r>
-        <w:rPr>
-          <w:rFonts w:eastAsia="Courier 10 Pitch" w:cs="Consolas" w:ascii="Consolas" w:hAnsi="Consolas"/>
+        <w:t>[Pre-Final 5]</w:t>
+      </w:r>
+    </w:p>
+    <w:p>
+      <w:pPr>
+        <w:pStyle w:val="Normal"/>
+        <w:rPr>
+          <w:sz w:val="12"/>
+          <w:szCs w:val="12"/>
+        </w:rPr>
+      </w:pPr>
+      <w:r>
+        <w:rPr>
+          <w:rFonts w:eastAsia="Courier 10 Pitch" w:cs="Consolas"/>
+          <w:b w:val="false"/>
+          <w:bCs w:val="false"/>
+          <w:color w:val="auto"/>
+          <w:sz w:val="12"/>
+          <w:szCs w:val="12"/>
+          <w:lang w:val="es-ES"/>
+        </w:rPr>
+        <w:t xml:space="preserve"> </w:t>
+      </w:r>
+      <w:r>
+        <w:rPr>
+          <w:rFonts w:eastAsia="Courier 10 Pitch" w:cs="Consolas"/>
+          <w:b w:val="false"/>
+          <w:bCs w:val="false"/>
+          <w:color w:val="auto"/>
+          <w:sz w:val="12"/>
+          <w:szCs w:val="12"/>
+          <w:lang w:val="es-ES"/>
+        </w:rPr>
+        <w:t>F#m         C#</w:t>
+      </w:r>
+    </w:p>
+    <w:p>
+      <w:pPr>
+        <w:pStyle w:val="Normal"/>
+        <w:rPr>
+          <w:sz w:val="12"/>
+          <w:szCs w:val="12"/>
+        </w:rPr>
+      </w:pPr>
+      <w:r>
+        <w:rPr>
+          <w:rFonts w:eastAsia="Courier 10 Pitch" w:cs="Consolas"/>
+          <w:b w:val="false"/>
+          <w:bCs w:val="false"/>
+          <w:color w:val="auto"/>
+          <w:sz w:val="12"/>
+          <w:szCs w:val="12"/>
+          <w:lang w:val="es-ES"/>
+        </w:rPr>
+        <w:t>Te daré, alabanza y honor</w:t>
+      </w:r>
+    </w:p>
+    <w:p>
+      <w:pPr>
+        <w:pStyle w:val="Normal"/>
+        <w:rPr>
+          <w:sz w:val="12"/>
+          <w:szCs w:val="12"/>
+        </w:rPr>
+      </w:pPr>
+      <w:r>
+        <w:rPr>
+          <w:rFonts w:eastAsia="Courier 10 Pitch" w:cs="Consolas"/>
+          <w:b w:val="false"/>
+          <w:bCs w:val="false"/>
+          <w:color w:val="auto"/>
+          <w:sz w:val="12"/>
+          <w:szCs w:val="12"/>
+          <w:lang w:val="es-ES"/>
+        </w:rPr>
+        <w:t xml:space="preserve">             </w:t>
+      </w:r>
+      <w:r>
+        <w:rPr>
+          <w:rFonts w:eastAsia="Courier 10 Pitch" w:cs="Consolas"/>
+          <w:b w:val="false"/>
+          <w:bCs w:val="false"/>
+          <w:color w:val="auto"/>
+          <w:sz w:val="12"/>
+          <w:szCs w:val="12"/>
+          <w:lang w:val="es-ES"/>
+        </w:rPr>
+        <w:t xml:space="preserve">F#m </w:t>
+      </w:r>
+    </w:p>
+    <w:p>
+      <w:pPr>
+        <w:pStyle w:val="Normal"/>
+        <w:rPr>
+          <w:sz w:val="12"/>
+          <w:szCs w:val="12"/>
+        </w:rPr>
+      </w:pPr>
+      <w:r>
+        <w:rPr>
+          <w:rFonts w:eastAsia="Courier 10 Pitch" w:cs="Consolas"/>
+          <w:b w:val="false"/>
+          <w:bCs w:val="false"/>
+          <w:color w:val="auto"/>
+          <w:sz w:val="12"/>
+          <w:szCs w:val="12"/>
+          <w:lang w:val="es-ES"/>
+        </w:rPr>
+        <w:t>Te daré, alabanza y honor</w:t>
+      </w:r>
+    </w:p>
+    <w:p>
+      <w:pPr>
+        <w:pStyle w:val="Normal"/>
+        <w:rPr>
+          <w:sz w:val="12"/>
+          <w:szCs w:val="12"/>
+        </w:rPr>
+      </w:pPr>
+      <w:r>
+        <w:rPr>
+          <w:rFonts w:eastAsia="Courier 10 Pitch" w:cs="Consolas"/>
+          <w:b w:val="false"/>
+          <w:bCs w:val="false"/>
+          <w:color w:val="auto"/>
+          <w:sz w:val="12"/>
+          <w:szCs w:val="12"/>
+          <w:lang w:val="es-ES"/>
+        </w:rPr>
+        <w:t xml:space="preserve">             </w:t>
+      </w:r>
+      <w:r>
+        <w:rPr>
+          <w:rFonts w:eastAsia="Courier 10 Pitch" w:cs="Consolas"/>
+          <w:b w:val="false"/>
+          <w:bCs w:val="false"/>
+          <w:color w:val="auto"/>
+          <w:sz w:val="12"/>
+          <w:szCs w:val="12"/>
+          <w:lang w:val="es-ES"/>
+        </w:rPr>
+        <w:t>C#</w:t>
+      </w:r>
+    </w:p>
+    <w:p>
+      <w:pPr>
+        <w:pStyle w:val="Normal"/>
+        <w:rPr>
+          <w:sz w:val="12"/>
+          <w:szCs w:val="12"/>
+        </w:rPr>
+      </w:pPr>
+      <w:r>
+        <w:rPr>
+          <w:rFonts w:eastAsia="Courier 10 Pitch" w:cs="Consolas"/>
+          <w:b w:val="false"/>
+          <w:bCs w:val="false"/>
+          <w:color w:val="auto"/>
+          <w:sz w:val="12"/>
+          <w:szCs w:val="12"/>
+          <w:lang w:val="es-ES"/>
+        </w:rPr>
+        <w:t>Te daré, alabanza y honor</w:t>
+      </w:r>
+    </w:p>
+    <w:p>
+      <w:pPr>
+        <w:pStyle w:val="Normal"/>
+        <w:rPr>
+          <w:sz w:val="12"/>
+          <w:szCs w:val="12"/>
+        </w:rPr>
+      </w:pPr>
+      <w:r>
+        <w:rPr>
+          <w:rFonts w:eastAsia="Courier 10 Pitch" w:cs="Consolas"/>
+          <w:b w:val="false"/>
+          <w:bCs w:val="false"/>
+          <w:color w:val="auto"/>
+          <w:sz w:val="12"/>
+          <w:szCs w:val="12"/>
+          <w:lang w:val="es-ES"/>
+        </w:rPr>
+        <w:t xml:space="preserve">             </w:t>
+      </w:r>
+      <w:r>
+        <w:rPr>
+          <w:rFonts w:eastAsia="Courier 10 Pitch" w:cs="Consolas"/>
+          <w:b w:val="false"/>
+          <w:bCs w:val="false"/>
+          <w:color w:val="auto"/>
+          <w:sz w:val="12"/>
+          <w:szCs w:val="12"/>
+          <w:lang w:val="es-ES"/>
+        </w:rPr>
+        <w:t xml:space="preserve">F#m </w:t>
+      </w:r>
+    </w:p>
+    <w:p>
+      <w:pPr>
+        <w:pStyle w:val="Normal"/>
+        <w:rPr>
+          <w:sz w:val="12"/>
+          <w:szCs w:val="12"/>
+        </w:rPr>
+      </w:pPr>
+      <w:r>
+        <w:rPr>
+          <w:rFonts w:eastAsia="Courier 10 Pitch" w:cs="Consolas"/>
+          <w:b w:val="false"/>
+          <w:bCs w:val="false"/>
+          <w:color w:val="auto"/>
+          <w:sz w:val="12"/>
+          <w:szCs w:val="12"/>
+          <w:lang w:val="es-ES"/>
+        </w:rPr>
+        <w:t>Te daré, alabanza y honor</w:t>
+      </w:r>
+    </w:p>
+    <w:p>
+      <w:pPr>
+        <w:pStyle w:val="Normal"/>
+        <w:rPr>
+          <w:sz w:val="12"/>
+          <w:szCs w:val="12"/>
+        </w:rPr>
+      </w:pPr>
+      <w:r>
+        <w:rPr>
+          <w:rFonts w:eastAsia="Courier 10 Pitch" w:cs="Consolas"/>
+          <w:b w:val="false"/>
+          <w:bCs w:val="false"/>
+          <w:color w:val="auto"/>
+          <w:sz w:val="12"/>
+          <w:szCs w:val="12"/>
+          <w:lang w:val="es-ES"/>
+        </w:rPr>
+        <w:t xml:space="preserve">             </w:t>
+      </w:r>
+      <w:r>
+        <w:rPr>
+          <w:rFonts w:eastAsia="Courier 10 Pitch" w:cs="Consolas"/>
+          <w:b w:val="false"/>
+          <w:bCs w:val="false"/>
+          <w:color w:val="auto"/>
+          <w:sz w:val="12"/>
+          <w:szCs w:val="12"/>
+          <w:lang w:val="es-ES"/>
+        </w:rPr>
+        <w:t>C#</w:t>
+      </w:r>
+    </w:p>
+    <w:p>
+      <w:pPr>
+        <w:pStyle w:val="Normal"/>
+        <w:rPr>
+          <w:sz w:val="12"/>
+          <w:szCs w:val="12"/>
+        </w:rPr>
+      </w:pPr>
+      <w:r>
+        <w:rPr>
+          <w:rFonts w:eastAsia="Courier 10 Pitch" w:cs="Consolas"/>
+          <w:b w:val="false"/>
+          <w:bCs w:val="false"/>
+          <w:color w:val="auto"/>
+          <w:sz w:val="12"/>
+          <w:szCs w:val="12"/>
+          <w:lang w:val="es-ES"/>
+        </w:rPr>
+        <w:t>Te daré, alabanza y honor</w:t>
+      </w:r>
+    </w:p>
+    <w:p>
+      <w:pPr>
+        <w:pStyle w:val="Normal"/>
+        <w:rPr>
+          <w:sz w:val="12"/>
+          <w:szCs w:val="12"/>
+        </w:rPr>
+      </w:pPr>
+      <w:r>
+        <w:rPr>
+          <w:sz w:val="12"/>
+          <w:szCs w:val="12"/>
+        </w:rPr>
+      </w:r>
+    </w:p>
+    <w:p>
+      <w:pPr>
+        <w:pStyle w:val="Normal"/>
+        <w:rPr>
+          <w:sz w:val="12"/>
+          <w:szCs w:val="12"/>
+        </w:rPr>
+      </w:pPr>
+      <w:r>
+        <w:rPr>
+          <w:rFonts w:eastAsia="Courier 10 Pitch" w:cs="Consolas"/>
           <w:b/>
           <w:bCs/>
           <w:color w:val="1C99E0"/>
@@ -1579,19 +1931,61 @@
           <w:szCs w:val="12"/>
           <w:lang w:val="zxx" w:eastAsia="zxx" w:bidi="zxx"/>
         </w:rPr>
-        <w:t>x2</w:t>
-      </w:r>
-      <w:r>
-        <w:rPr>
-          <w:rFonts w:eastAsia="Courier 10 Pitch" w:cs="Consolas" w:ascii="Consolas" w:hAnsi="Consolas"/>
-          <w:b/>
-          <w:bCs/>
-          <w:color w:val="1C99E0"/>
-          <w:sz w:val="12"/>
-          <w:szCs w:val="12"/>
-          <w:lang w:val="zxx" w:eastAsia="zxx" w:bidi="zxx"/>
-        </w:rPr>
-        <w:t>]</w:t>
+        <w:t>[Pre-Final x5]</w:t>
+      </w:r>
+    </w:p>
+    <w:p>
+      <w:pPr>
+        <w:pStyle w:val="Normal"/>
+        <w:rPr>
+          <w:sz w:val="12"/>
+          <w:szCs w:val="12"/>
+        </w:rPr>
+      </w:pPr>
+      <w:r>
+        <w:rPr>
+          <w:rFonts w:eastAsia="Courier 10 Pitch" w:cs="Consolas"/>
+          <w:b w:val="false"/>
+          <w:bCs w:val="false"/>
+          <w:color w:val="auto"/>
+          <w:sz w:val="12"/>
+          <w:szCs w:val="12"/>
+          <w:lang w:val="es-ES"/>
+        </w:rPr>
+        <w:t>D E         F#m</w:t>
+      </w:r>
+    </w:p>
+    <w:p>
+      <w:pPr>
+        <w:pStyle w:val="Normal"/>
+        <w:rPr>
+          <w:sz w:val="12"/>
+          <w:szCs w:val="12"/>
+        </w:rPr>
+      </w:pPr>
+      <w:r>
+        <w:rPr>
+          <w:rFonts w:eastAsia="Courier 10 Pitch" w:cs="Consolas"/>
+          <w:b w:val="false"/>
+          <w:bCs w:val="false"/>
+          <w:color w:val="auto"/>
+          <w:sz w:val="12"/>
+          <w:szCs w:val="12"/>
+          <w:lang w:val="es-ES"/>
+        </w:rPr>
+        <w:t xml:space="preserve">   </w:t>
+      </w:r>
+      <w:r>
+        <w:rPr>
+          <w:rFonts w:eastAsia="Courier 10 Pitch" w:cs="Consolas"/>
+          <w:b w:val="false"/>
+          <w:bCs w:val="false"/>
+          <w:color w:val="auto"/>
+          <w:sz w:val="12"/>
+          <w:szCs w:val="12"/>
+          <w:lang w:val="es-ES"/>
+        </w:rPr>
+        <w:t>Jesús Uh Ohhh</w:t>
       </w:r>
     </w:p>
     <w:p>
@@ -1610,313 +2004,27 @@
       </w:pPr>
       <w:r>
         <w:rPr>
-          <w:rFonts w:eastAsia="Courier 10 Pitch" w:cs="Consolas" w:ascii="Consolas" w:hAnsi="Consolas"/>
-          <w:b w:val="false"/>
-          <w:bCs w:val="false"/>
-          <w:color w:val="auto"/>
-          <w:sz w:val="12"/>
-          <w:szCs w:val="12"/>
-          <w:lang w:val="es-ES"/>
-        </w:rPr>
-      </w:r>
-    </w:p>
-    <w:p>
-      <w:pPr>
-        <w:pStyle w:val="Normal"/>
-        <w:rPr>
-          <w:sz w:val="12"/>
-          <w:szCs w:val="12"/>
-        </w:rPr>
-      </w:pPr>
-      <w:r>
-        <w:rPr>
-          <w:rFonts w:eastAsia="Courier 10 Pitch" w:cs="Consolas" w:ascii="Consolas" w:hAnsi="Consolas"/>
-          <w:b w:val="false"/>
-          <w:bCs w:val="false"/>
-          <w:color w:val="000000" w:themeShade="80"/>
-          <w:sz w:val="12"/>
-          <w:szCs w:val="12"/>
-          <w:lang w:val="es-ES"/>
-        </w:rPr>
-        <w:t>F#m F#m F#m F#m</w:t>
-      </w:r>
-    </w:p>
-    <w:p>
-      <w:pPr>
-        <w:pStyle w:val="Normal"/>
-        <w:rPr>
-          <w:rFonts w:ascii="Consolas" w:hAnsi="Consolas" w:eastAsia="Courier 10 Pitch" w:cs="Consolas"/>
-          <w:b w:val="false"/>
-          <w:b w:val="false"/>
-          <w:bCs w:val="false"/>
-          <w:color w:val="auto"/>
-          <w:sz w:val="12"/>
-          <w:szCs w:val="12"/>
-          <w:lang w:val="es-ES"/>
-        </w:rPr>
-      </w:pPr>
-      <w:r>
-        <w:rPr>
-          <w:rFonts w:eastAsia="Courier 10 Pitch" w:cs="Consolas" w:ascii="Consolas" w:hAnsi="Consolas"/>
-          <w:b w:val="false"/>
-          <w:bCs w:val="false"/>
-          <w:color w:val="auto"/>
-          <w:sz w:val="12"/>
-          <w:szCs w:val="12"/>
-          <w:lang w:val="es-ES"/>
-        </w:rPr>
-      </w:r>
-    </w:p>
-    <w:p>
-      <w:pPr>
-        <w:pStyle w:val="Normal"/>
-        <w:rPr>
-          <w:sz w:val="12"/>
-          <w:szCs w:val="12"/>
-        </w:rPr>
-      </w:pPr>
-      <w:r>
-        <w:rPr>
-          <w:rFonts w:eastAsia="Courier 10 Pitch" w:cs="Consolas" w:ascii="Consolas" w:hAnsi="Consolas"/>
-          <w:b/>
-          <w:bCs/>
-          <w:color w:val="1C99E0"/>
-          <w:sz w:val="12"/>
-          <w:szCs w:val="12"/>
-          <w:lang w:val="zxx" w:eastAsia="zxx" w:bidi="zxx"/>
-        </w:rPr>
-        <w:t>[</w:t>
-      </w:r>
-      <w:r>
-        <w:rPr>
-          <w:rFonts w:eastAsia="Courier 10 Pitch" w:cs="Consolas" w:ascii="Consolas" w:hAnsi="Consolas"/>
-          <w:b/>
-          <w:bCs/>
-          <w:color w:val="1C99E0"/>
-          <w:sz w:val="12"/>
-          <w:szCs w:val="12"/>
-          <w:lang w:val="zxx" w:eastAsia="zxx" w:bidi="zxx"/>
-        </w:rPr>
-        <w:t>Pre-Final 5</w:t>
-      </w:r>
-      <w:r>
-        <w:rPr>
-          <w:rFonts w:eastAsia="Courier 10 Pitch" w:cs="Consolas" w:ascii="Consolas" w:hAnsi="Consolas"/>
-          <w:b/>
-          <w:bCs/>
-          <w:color w:val="1C99E0"/>
-          <w:sz w:val="12"/>
-          <w:szCs w:val="12"/>
-          <w:lang w:val="zxx" w:eastAsia="zxx" w:bidi="zxx"/>
-        </w:rPr>
-        <w:t>]</w:t>
-      </w:r>
-    </w:p>
-    <w:p>
-      <w:pPr>
-        <w:pStyle w:val="Normal"/>
-        <w:rPr>
-          <w:sz w:val="12"/>
-          <w:szCs w:val="12"/>
-        </w:rPr>
-      </w:pPr>
-      <w:r>
-        <w:rPr>
-          <w:rFonts w:eastAsia="Courier 10 Pitch" w:cs="Consolas" w:ascii="Consolas" w:hAnsi="Consolas"/>
-          <w:b w:val="false"/>
-          <w:bCs w:val="false"/>
-          <w:color w:val="auto"/>
-          <w:sz w:val="12"/>
-          <w:szCs w:val="12"/>
-          <w:lang w:val="es-ES"/>
-        </w:rPr>
-        <w:t xml:space="preserve"> </w:t>
-      </w:r>
-      <w:r>
-        <w:rPr>
-          <w:rFonts w:eastAsia="Courier 10 Pitch" w:cs="Consolas" w:ascii="Consolas" w:hAnsi="Consolas"/>
-          <w:b w:val="false"/>
-          <w:bCs w:val="false"/>
-          <w:color w:val="auto"/>
-          <w:sz w:val="12"/>
-          <w:szCs w:val="12"/>
-          <w:lang w:val="es-ES"/>
-        </w:rPr>
-        <w:t>F#m</w:t>
-      </w:r>
-    </w:p>
-    <w:p>
-      <w:pPr>
-        <w:pStyle w:val="Normal"/>
-        <w:rPr>
-          <w:sz w:val="12"/>
-          <w:szCs w:val="12"/>
-        </w:rPr>
-      </w:pPr>
-      <w:r>
-        <w:rPr>
-          <w:rFonts w:eastAsia="Courier 10 Pitch" w:cs="Consolas" w:ascii="Consolas" w:hAnsi="Consolas"/>
-          <w:b w:val="false"/>
-          <w:bCs w:val="false"/>
-          <w:color w:val="auto"/>
-          <w:sz w:val="12"/>
-          <w:szCs w:val="12"/>
-          <w:lang w:val="es-ES"/>
-        </w:rPr>
-        <w:t>Te daré alabanza y honor</w:t>
-      </w:r>
-    </w:p>
-    <w:p>
-      <w:pPr>
-        <w:pStyle w:val="Normal"/>
-        <w:rPr>
-          <w:sz w:val="12"/>
-          <w:szCs w:val="12"/>
-        </w:rPr>
-      </w:pPr>
-      <w:r>
-        <w:rPr>
-          <w:sz w:val="12"/>
-          <w:szCs w:val="12"/>
-        </w:rPr>
-      </w:r>
-    </w:p>
-    <w:p>
-      <w:pPr>
-        <w:pStyle w:val="Normal"/>
-        <w:rPr>
-          <w:sz w:val="12"/>
-          <w:szCs w:val="12"/>
-        </w:rPr>
-      </w:pPr>
-      <w:r>
-        <w:rPr>
-          <w:rFonts w:eastAsia="Courier 10 Pitch" w:cs="Consolas" w:ascii="Consolas" w:hAnsi="Consolas"/>
-          <w:b/>
-          <w:bCs/>
-          <w:color w:val="1C99E0"/>
-          <w:sz w:val="12"/>
-          <w:szCs w:val="12"/>
-          <w:lang w:val="zxx" w:eastAsia="zxx" w:bidi="zxx"/>
-        </w:rPr>
-        <w:t>[</w:t>
-      </w:r>
-      <w:r>
-        <w:rPr>
-          <w:rFonts w:eastAsia="Courier 10 Pitch" w:cs="Consolas" w:ascii="Consolas" w:hAnsi="Consolas"/>
-          <w:b/>
-          <w:bCs/>
-          <w:color w:val="1C99E0"/>
-          <w:sz w:val="12"/>
-          <w:szCs w:val="12"/>
-          <w:lang w:val="zxx" w:eastAsia="zxx" w:bidi="zxx"/>
-        </w:rPr>
-        <w:t>Pre-Final x5</w:t>
-      </w:r>
-      <w:r>
-        <w:rPr>
-          <w:rFonts w:eastAsia="Courier 10 Pitch" w:cs="Consolas" w:ascii="Consolas" w:hAnsi="Consolas"/>
-          <w:b/>
-          <w:bCs/>
-          <w:color w:val="1C99E0"/>
-          <w:sz w:val="12"/>
-          <w:szCs w:val="12"/>
-          <w:lang w:val="zxx" w:eastAsia="zxx" w:bidi="zxx"/>
-        </w:rPr>
-        <w:t>]</w:t>
-      </w:r>
-    </w:p>
-    <w:p>
-      <w:pPr>
-        <w:pStyle w:val="Normal"/>
-        <w:rPr>
-          <w:sz w:val="12"/>
-          <w:szCs w:val="12"/>
-        </w:rPr>
-      </w:pPr>
-      <w:r>
-        <w:rPr>
-          <w:rFonts w:eastAsia="Courier 10 Pitch" w:cs="Consolas" w:ascii="Consolas" w:hAnsi="Consolas"/>
-          <w:b w:val="false"/>
-          <w:bCs w:val="false"/>
-          <w:color w:val="auto"/>
-          <w:sz w:val="12"/>
-          <w:szCs w:val="12"/>
-          <w:lang w:val="es-ES"/>
-        </w:rPr>
-        <w:t>D E         F#m</w:t>
-      </w:r>
-    </w:p>
-    <w:p>
-      <w:pPr>
-        <w:pStyle w:val="Normal"/>
-        <w:rPr>
-          <w:sz w:val="12"/>
-          <w:szCs w:val="12"/>
-        </w:rPr>
-      </w:pPr>
-      <w:r>
-        <w:rPr>
-          <w:rFonts w:eastAsia="Courier 10 Pitch" w:cs="Consolas" w:ascii="Consolas" w:hAnsi="Consolas"/>
-          <w:b w:val="false"/>
-          <w:bCs w:val="false"/>
-          <w:color w:val="auto"/>
-          <w:sz w:val="12"/>
-          <w:szCs w:val="12"/>
-          <w:lang w:val="es-ES"/>
-        </w:rPr>
-        <w:t xml:space="preserve">   </w:t>
-      </w:r>
-      <w:r>
-        <w:rPr>
-          <w:rFonts w:eastAsia="Courier 10 Pitch" w:cs="Consolas" w:ascii="Consolas" w:hAnsi="Consolas"/>
-          <w:b w:val="false"/>
-          <w:bCs w:val="false"/>
-          <w:color w:val="auto"/>
-          <w:sz w:val="12"/>
-          <w:szCs w:val="12"/>
-          <w:lang w:val="es-ES"/>
-        </w:rPr>
-        <w:t>Jesús Uh Ohhh</w:t>
-      </w:r>
-    </w:p>
-    <w:p>
-      <w:pPr>
-        <w:pStyle w:val="Normal"/>
-        <w:rPr>
-          <w:rFonts w:ascii="Consolas" w:hAnsi="Consolas" w:eastAsia="Courier 10 Pitch" w:cs="Consolas"/>
-          <w:b w:val="false"/>
-          <w:b w:val="false"/>
-          <w:bCs w:val="false"/>
-          <w:color w:val="auto"/>
-          <w:sz w:val="12"/>
-          <w:szCs w:val="12"/>
-          <w:lang w:val="es-ES"/>
-        </w:rPr>
-      </w:pPr>
-      <w:r>
-        <w:rPr>
-          <w:rFonts w:eastAsia="Courier 10 Pitch" w:cs="Consolas" w:ascii="Consolas" w:hAnsi="Consolas"/>
-          <w:b w:val="false"/>
-          <w:bCs w:val="false"/>
-          <w:color w:val="auto"/>
-          <w:sz w:val="12"/>
-          <w:szCs w:val="12"/>
-          <w:lang w:val="es-ES"/>
-        </w:rPr>
-      </w:r>
-    </w:p>
-    <w:p>
-      <w:pPr>
-        <w:pStyle w:val="Normal"/>
-        <w:rPr>
-          <w:sz w:val="12"/>
-          <w:szCs w:val="12"/>
-        </w:rPr>
-      </w:pPr>
-      <w:r>
-        <w:rPr>
-          <w:rFonts w:eastAsia="Courier 10 Pitch" w:cs="Consolas" w:ascii="Consolas" w:hAnsi="Consolas"/>
+          <w:rFonts w:eastAsia="Courier 10 Pitch" w:cs="Consolas"/>
+          <w:b w:val="false"/>
+          <w:bCs w:val="false"/>
+          <w:color w:val="auto"/>
+          <w:sz w:val="12"/>
+          <w:szCs w:val="12"/>
+          <w:lang w:val="es-ES"/>
+        </w:rPr>
+      </w:r>
+    </w:p>
+    <w:p>
+      <w:pPr>
+        <w:pStyle w:val="Normal"/>
+        <w:rPr>
+          <w:sz w:val="12"/>
+          <w:szCs w:val="12"/>
+        </w:rPr>
+      </w:pPr>
+      <w:r>
+        <w:rPr>
+          <w:rFonts w:eastAsia="Courier 10 Pitch" w:cs="Consolas"/>
           <w:b w:val="false"/>
           <w:bCs w:val="false"/>
           <w:color w:val="auto"/>
@@ -1936,10 +2044,7 @@
         </w:rPr>
       </w:pPr>
       <w:r>
-        <w:rPr>
-          <w:sz w:val="12"/>
-          <w:szCs w:val="12"/>
-        </w:rPr>
+        <w:rPr/>
       </w:r>
     </w:p>
     <w:sectPr>
@@ -2227,7 +2332,7 @@
     <w:pPr>
       <w:widowControl/>
       <w:suppressAutoHyphens w:val="true"/>
-      <w:overflowPunct w:val="true"/>
+      <w:overflowPunct w:val="false"/>
       <w:bidi w:val="0"/>
       <w:spacing w:before="0" w:after="0"/>
       <w:jc w:val="left"/>

--- a/Acordes domingo/wachin/Te daré alabanza y honor (F#m).docx
+++ b/Acordes domingo/wachin/Te daré alabanza y honor (F#m).docx
@@ -1059,6 +1059,32 @@
           <w:lang w:val="zxx" w:eastAsia="zxx" w:bidi="zxx"/>
         </w:rPr>
         <w:t>[Verso]</w:t>
+      </w:r>
+    </w:p>
+    <w:p>
+      <w:pPr>
+        <w:pStyle w:val="Normal"/>
+        <w:rPr>
+          <w:sz w:val="12"/>
+          <w:szCs w:val="12"/>
+        </w:rPr>
+      </w:pPr>
+      <w:r>
+        <w:rPr/>
+        <w:t>A  D F#m E Esus4 E</w:t>
+      </w:r>
+    </w:p>
+    <w:p>
+      <w:pPr>
+        <w:pStyle w:val="Normal"/>
+        <w:rPr>
+          <w:sz w:val="12"/>
+          <w:szCs w:val="12"/>
+        </w:rPr>
+      </w:pPr>
+      <w:r>
+        <w:rPr/>
+        <w:t>A  D F#m E</w:t>
       </w:r>
     </w:p>
     <w:p>
@@ -1113,6 +1139,114 @@
         <w:pStyle w:val="Normal"/>
         <w:rPr>
           <w:rFonts w:ascii="Consolas" w:hAnsi="Consolas" w:eastAsia="Courier 10 Pitch" w:cs="Consolas"/>
+          <w:b w:val="false"/>
+          <w:b w:val="false"/>
+          <w:bCs w:val="false"/>
+          <w:color w:val="auto"/>
+          <w:sz w:val="12"/>
+          <w:szCs w:val="12"/>
+          <w:lang w:val="es-ES"/>
+        </w:rPr>
+      </w:pPr>
+      <w:r>
+        <w:rPr>
+          <w:rFonts w:eastAsia="Courier 10 Pitch" w:cs="Consolas"/>
+          <w:b w:val="false"/>
+          <w:bCs w:val="false"/>
+          <w:color w:val="auto"/>
+          <w:sz w:val="12"/>
+          <w:szCs w:val="12"/>
+          <w:lang w:val="es-ES"/>
+        </w:rPr>
+        <w:t>F#m A D E</w:t>
+      </w:r>
+    </w:p>
+    <w:p>
+      <w:pPr>
+        <w:pStyle w:val="Normal"/>
+        <w:rPr>
+          <w:rFonts w:ascii="Consolas" w:hAnsi="Consolas" w:eastAsia="Courier 10 Pitch" w:cs="Consolas"/>
+          <w:b w:val="false"/>
+          <w:b w:val="false"/>
+          <w:bCs w:val="false"/>
+          <w:color w:val="auto"/>
+          <w:sz w:val="12"/>
+          <w:szCs w:val="12"/>
+          <w:lang w:val="es-ES"/>
+        </w:rPr>
+      </w:pPr>
+      <w:r>
+        <w:rPr>
+          <w:rFonts w:eastAsia="Courier 10 Pitch" w:cs="Consolas"/>
+          <w:b w:val="false"/>
+          <w:bCs w:val="false"/>
+          <w:color w:val="auto"/>
+          <w:sz w:val="12"/>
+          <w:szCs w:val="12"/>
+          <w:lang w:val="es-ES"/>
+        </w:rPr>
+        <w:t>F#m A D E</w:t>
+      </w:r>
+    </w:p>
+    <w:p>
+      <w:pPr>
+        <w:pStyle w:val="Normal"/>
+        <w:rPr>
+          <w:rFonts w:ascii="Consolas" w:hAnsi="Consolas" w:eastAsia="Courier 10 Pitch" w:cs="Consolas"/>
+          <w:b w:val="false"/>
+          <w:b w:val="false"/>
+          <w:bCs w:val="false"/>
+          <w:color w:val="auto"/>
+          <w:sz w:val="12"/>
+          <w:szCs w:val="12"/>
+          <w:lang w:val="es-ES"/>
+        </w:rPr>
+      </w:pPr>
+      <w:r>
+        <w:rPr>
+          <w:rFonts w:eastAsia="Courier 10 Pitch" w:cs="Consolas"/>
+          <w:b w:val="false"/>
+          <w:bCs w:val="false"/>
+          <w:color w:val="auto"/>
+          <w:sz w:val="12"/>
+          <w:szCs w:val="12"/>
+          <w:lang w:val="es-ES"/>
+        </w:rPr>
+        <w:t>F#m E</w:t>
+      </w:r>
+    </w:p>
+    <w:p>
+      <w:pPr>
+        <w:pStyle w:val="Normal"/>
+        <w:rPr>
+          <w:rFonts w:ascii="Consolas" w:hAnsi="Consolas" w:eastAsia="Courier 10 Pitch" w:cs="Consolas"/>
+          <w:b w:val="false"/>
+          <w:b w:val="false"/>
+          <w:bCs w:val="false"/>
+          <w:color w:val="auto"/>
+          <w:sz w:val="12"/>
+          <w:szCs w:val="12"/>
+          <w:lang w:val="es-ES"/>
+        </w:rPr>
+      </w:pPr>
+      <w:r>
+        <w:rPr>
+          <w:rFonts w:eastAsia="Courier 10 Pitch" w:cs="Consolas"/>
+          <w:b w:val="false"/>
+          <w:bCs w:val="false"/>
+          <w:color w:val="auto"/>
+          <w:sz w:val="12"/>
+          <w:szCs w:val="12"/>
+          <w:lang w:val="es-ES"/>
+        </w:rPr>
+        <w:t>F#m E</w:t>
+      </w:r>
+    </w:p>
+    <w:p>
+      <w:pPr>
+        <w:pStyle w:val="Normal"/>
+        <w:rPr>
+          <w:rFonts w:ascii="Consolas" w:hAnsi="Consolas" w:eastAsia="Courier 10 Pitch" w:cs="Consolas"/>
           <w:b/>
           <w:b/>
           <w:bCs/>
@@ -1515,70 +1649,459 @@
           <w:color w:val="1C99E0"/>
           <w:lang w:val="zxx" w:eastAsia="zxx" w:bidi="zxx"/>
         </w:rPr>
-        <w:t>[</w:t>
-      </w:r>
-      <w:r>
-        <w:rPr>
+        <w:t>[Intermedio]</w:t>
+      </w:r>
+    </w:p>
+    <w:p>
+      <w:pPr>
+        <w:pStyle w:val="Normal"/>
+        <w:rPr>
+          <w:sz w:val="12"/>
+          <w:szCs w:val="12"/>
+        </w:rPr>
+      </w:pPr>
+      <w:r>
+        <w:rPr>
+          <w:rFonts w:eastAsia="Courier 10 Pitch" w:cs="Consolas"/>
+          <w:b w:val="false"/>
+          <w:bCs w:val="false"/>
+          <w:color w:val="000000" w:themeShade="80"/>
+          <w:sz w:val="12"/>
+          <w:szCs w:val="12"/>
+          <w:lang w:val="es-ES"/>
+        </w:rPr>
+        <w:t xml:space="preserve">F#m </w:t>
+      </w:r>
+      <w:r>
+        <w:rPr>
+          <w:rFonts w:eastAsia="Courier 10 Pitch" w:cs="Consolas"/>
+          <w:b w:val="false"/>
+          <w:bCs w:val="false"/>
+          <w:color w:val="auto"/>
+          <w:sz w:val="12"/>
+          <w:szCs w:val="12"/>
+          <w:lang w:val="es-ES"/>
+        </w:rPr>
+        <w:t>C#</w:t>
+      </w:r>
+      <w:r>
+        <w:rPr>
+          <w:rFonts w:eastAsia="Courier 10 Pitch" w:cs="Consolas"/>
+          <w:b w:val="false"/>
+          <w:bCs w:val="false"/>
+          <w:color w:val="000000" w:themeShade="80"/>
+          <w:sz w:val="12"/>
+          <w:szCs w:val="12"/>
+          <w:lang w:val="es-ES"/>
+        </w:rPr>
+        <w:t xml:space="preserve"> F#m</w:t>
+      </w:r>
+    </w:p>
+    <w:p>
+      <w:pPr>
+        <w:pStyle w:val="Normal"/>
+        <w:rPr>
+          <w:rFonts w:ascii="Consolas" w:hAnsi="Consolas" w:eastAsia="Courier 10 Pitch" w:cs="Consolas"/>
+          <w:b w:val="false"/>
+          <w:b w:val="false"/>
+          <w:bCs w:val="false"/>
+          <w:color w:val="auto"/>
+          <w:sz w:val="12"/>
+          <w:szCs w:val="12"/>
+          <w:lang w:val="es-ES"/>
+        </w:rPr>
+      </w:pPr>
+      <w:r>
+        <w:rPr>
+          <w:rFonts w:eastAsia="Courier 10 Pitch" w:cs="Consolas"/>
+          <w:b w:val="false"/>
+          <w:bCs w:val="false"/>
+          <w:color w:val="auto"/>
+          <w:sz w:val="12"/>
+          <w:szCs w:val="12"/>
+          <w:lang w:val="es-ES"/>
+        </w:rPr>
+      </w:r>
+    </w:p>
+    <w:p>
+      <w:pPr>
+        <w:pStyle w:val="Normal"/>
+        <w:rPr>
+          <w:sz w:val="12"/>
+          <w:szCs w:val="12"/>
+        </w:rPr>
+      </w:pPr>
+      <w:r>
+        <w:rPr>
+          <w:rFonts w:eastAsia="Courier 10 Pitch" w:cs="Consolas"/>
           <w:b/>
           <w:bCs/>
           <w:color w:val="1C99E0"/>
+          <w:sz w:val="12"/>
+          <w:szCs w:val="12"/>
           <w:lang w:val="zxx" w:eastAsia="zxx" w:bidi="zxx"/>
         </w:rPr>
-        <w:t>Intermedio</w:t>
-      </w:r>
-      <w:r>
-        <w:rPr>
+        <w:t>[Pre-Final 5]</w:t>
+      </w:r>
+    </w:p>
+    <w:p>
+      <w:pPr>
+        <w:pStyle w:val="Normal"/>
+        <w:rPr>
+          <w:sz w:val="12"/>
+          <w:szCs w:val="12"/>
+        </w:rPr>
+      </w:pPr>
+      <w:r>
+        <w:rPr>
+          <w:rFonts w:eastAsia="Courier 10 Pitch" w:cs="Consolas"/>
+          <w:b w:val="false"/>
+          <w:bCs w:val="false"/>
+          <w:color w:val="auto"/>
+          <w:sz w:val="12"/>
+          <w:szCs w:val="12"/>
+          <w:lang w:val="es-ES"/>
+        </w:rPr>
+        <w:t xml:space="preserve"> </w:t>
+      </w:r>
+      <w:r>
+        <w:rPr>
+          <w:rFonts w:eastAsia="Courier 10 Pitch" w:cs="Consolas"/>
+          <w:b w:val="false"/>
+          <w:bCs w:val="false"/>
+          <w:color w:val="auto"/>
+          <w:sz w:val="12"/>
+          <w:szCs w:val="12"/>
+          <w:lang w:val="es-ES"/>
+        </w:rPr>
+        <w:t>F#m         C#</w:t>
+      </w:r>
+    </w:p>
+    <w:p>
+      <w:pPr>
+        <w:pStyle w:val="Normal"/>
+        <w:rPr>
+          <w:sz w:val="12"/>
+          <w:szCs w:val="12"/>
+        </w:rPr>
+      </w:pPr>
+      <w:r>
+        <w:rPr>
+          <w:rFonts w:eastAsia="Courier 10 Pitch" w:cs="Consolas"/>
+          <w:b w:val="false"/>
+          <w:bCs w:val="false"/>
+          <w:color w:val="auto"/>
+          <w:sz w:val="12"/>
+          <w:szCs w:val="12"/>
+          <w:lang w:val="es-ES"/>
+        </w:rPr>
+        <w:t>Te daré, alabanza y honor</w:t>
+      </w:r>
+    </w:p>
+    <w:p>
+      <w:pPr>
+        <w:pStyle w:val="Normal"/>
+        <w:rPr>
+          <w:sz w:val="12"/>
+          <w:szCs w:val="12"/>
+        </w:rPr>
+      </w:pPr>
+      <w:r>
+        <w:rPr>
+          <w:rFonts w:eastAsia="Courier 10 Pitch" w:cs="Consolas"/>
+          <w:b w:val="false"/>
+          <w:bCs w:val="false"/>
+          <w:color w:val="auto"/>
+          <w:sz w:val="12"/>
+          <w:szCs w:val="12"/>
+          <w:lang w:val="es-ES"/>
+        </w:rPr>
+        <w:t xml:space="preserve">             </w:t>
+      </w:r>
+      <w:r>
+        <w:rPr>
+          <w:rFonts w:eastAsia="Courier 10 Pitch" w:cs="Consolas"/>
+          <w:b w:val="false"/>
+          <w:bCs w:val="false"/>
+          <w:color w:val="auto"/>
+          <w:sz w:val="12"/>
+          <w:szCs w:val="12"/>
+          <w:lang w:val="es-ES"/>
+        </w:rPr>
+        <w:t xml:space="preserve">F#m </w:t>
+      </w:r>
+    </w:p>
+    <w:p>
+      <w:pPr>
+        <w:pStyle w:val="Normal"/>
+        <w:rPr>
+          <w:sz w:val="12"/>
+          <w:szCs w:val="12"/>
+        </w:rPr>
+      </w:pPr>
+      <w:r>
+        <w:rPr>
+          <w:rFonts w:eastAsia="Courier 10 Pitch" w:cs="Consolas"/>
+          <w:b w:val="false"/>
+          <w:bCs w:val="false"/>
+          <w:color w:val="auto"/>
+          <w:sz w:val="12"/>
+          <w:szCs w:val="12"/>
+          <w:lang w:val="es-ES"/>
+        </w:rPr>
+        <w:t>Te daré, alabanza y honor</w:t>
+      </w:r>
+    </w:p>
+    <w:p>
+      <w:pPr>
+        <w:pStyle w:val="Normal"/>
+        <w:rPr>
+          <w:sz w:val="12"/>
+          <w:szCs w:val="12"/>
+        </w:rPr>
+      </w:pPr>
+      <w:r>
+        <w:rPr>
+          <w:rFonts w:eastAsia="Courier 10 Pitch" w:cs="Consolas"/>
+          <w:b w:val="false"/>
+          <w:bCs w:val="false"/>
+          <w:color w:val="auto"/>
+          <w:sz w:val="12"/>
+          <w:szCs w:val="12"/>
+          <w:lang w:val="es-ES"/>
+        </w:rPr>
+        <w:t xml:space="preserve">             </w:t>
+      </w:r>
+      <w:r>
+        <w:rPr>
+          <w:rFonts w:eastAsia="Courier 10 Pitch" w:cs="Consolas"/>
+          <w:b w:val="false"/>
+          <w:bCs w:val="false"/>
+          <w:color w:val="auto"/>
+          <w:sz w:val="12"/>
+          <w:szCs w:val="12"/>
+          <w:lang w:val="es-ES"/>
+        </w:rPr>
+        <w:t>C#</w:t>
+      </w:r>
+    </w:p>
+    <w:p>
+      <w:pPr>
+        <w:pStyle w:val="Normal"/>
+        <w:rPr>
+          <w:sz w:val="12"/>
+          <w:szCs w:val="12"/>
+        </w:rPr>
+      </w:pPr>
+      <w:r>
+        <w:rPr>
+          <w:rFonts w:eastAsia="Courier 10 Pitch" w:cs="Consolas"/>
+          <w:b w:val="false"/>
+          <w:bCs w:val="false"/>
+          <w:color w:val="auto"/>
+          <w:sz w:val="12"/>
+          <w:szCs w:val="12"/>
+          <w:lang w:val="es-ES"/>
+        </w:rPr>
+        <w:t>Te daré, alabanza y honor</w:t>
+      </w:r>
+    </w:p>
+    <w:p>
+      <w:pPr>
+        <w:pStyle w:val="Normal"/>
+        <w:rPr>
+          <w:sz w:val="12"/>
+          <w:szCs w:val="12"/>
+        </w:rPr>
+      </w:pPr>
+      <w:r>
+        <w:rPr>
+          <w:rFonts w:eastAsia="Courier 10 Pitch" w:cs="Consolas"/>
+          <w:b w:val="false"/>
+          <w:bCs w:val="false"/>
+          <w:color w:val="auto"/>
+          <w:sz w:val="12"/>
+          <w:szCs w:val="12"/>
+          <w:lang w:val="es-ES"/>
+        </w:rPr>
+        <w:t xml:space="preserve">             </w:t>
+      </w:r>
+      <w:r>
+        <w:rPr>
+          <w:rFonts w:eastAsia="Courier 10 Pitch" w:cs="Consolas"/>
+          <w:b w:val="false"/>
+          <w:bCs w:val="false"/>
+          <w:color w:val="auto"/>
+          <w:sz w:val="12"/>
+          <w:szCs w:val="12"/>
+          <w:lang w:val="es-ES"/>
+        </w:rPr>
+        <w:t xml:space="preserve">F#m </w:t>
+      </w:r>
+    </w:p>
+    <w:p>
+      <w:pPr>
+        <w:pStyle w:val="Normal"/>
+        <w:rPr>
+          <w:sz w:val="12"/>
+          <w:szCs w:val="12"/>
+        </w:rPr>
+      </w:pPr>
+      <w:r>
+        <w:rPr>
+          <w:rFonts w:eastAsia="Courier 10 Pitch" w:cs="Consolas"/>
+          <w:b w:val="false"/>
+          <w:bCs w:val="false"/>
+          <w:color w:val="auto"/>
+          <w:sz w:val="12"/>
+          <w:szCs w:val="12"/>
+          <w:lang w:val="es-ES"/>
+        </w:rPr>
+        <w:t>Te daré, alabanza y honor</w:t>
+      </w:r>
+    </w:p>
+    <w:p>
+      <w:pPr>
+        <w:pStyle w:val="Normal"/>
+        <w:rPr>
+          <w:sz w:val="12"/>
+          <w:szCs w:val="12"/>
+        </w:rPr>
+      </w:pPr>
+      <w:r>
+        <w:rPr>
+          <w:rFonts w:eastAsia="Courier 10 Pitch" w:cs="Consolas"/>
+          <w:b w:val="false"/>
+          <w:bCs w:val="false"/>
+          <w:color w:val="auto"/>
+          <w:sz w:val="12"/>
+          <w:szCs w:val="12"/>
+          <w:lang w:val="es-ES"/>
+        </w:rPr>
+        <w:t xml:space="preserve">             </w:t>
+      </w:r>
+      <w:r>
+        <w:rPr>
+          <w:rFonts w:eastAsia="Courier 10 Pitch" w:cs="Consolas"/>
+          <w:b w:val="false"/>
+          <w:bCs w:val="false"/>
+          <w:color w:val="auto"/>
+          <w:sz w:val="12"/>
+          <w:szCs w:val="12"/>
+          <w:lang w:val="es-ES"/>
+        </w:rPr>
+        <w:t>C#</w:t>
+      </w:r>
+    </w:p>
+    <w:p>
+      <w:pPr>
+        <w:pStyle w:val="Normal"/>
+        <w:rPr>
+          <w:sz w:val="12"/>
+          <w:szCs w:val="12"/>
+        </w:rPr>
+      </w:pPr>
+      <w:r>
+        <w:rPr>
+          <w:rFonts w:eastAsia="Courier 10 Pitch" w:cs="Consolas"/>
+          <w:b w:val="false"/>
+          <w:bCs w:val="false"/>
+          <w:color w:val="auto"/>
+          <w:sz w:val="12"/>
+          <w:szCs w:val="12"/>
+          <w:lang w:val="es-ES"/>
+        </w:rPr>
+        <w:t>Te daré, alabanza y honor</w:t>
+      </w:r>
+    </w:p>
+    <w:p>
+      <w:pPr>
+        <w:pStyle w:val="Normal"/>
+        <w:rPr>
+          <w:sz w:val="12"/>
+          <w:szCs w:val="12"/>
+        </w:rPr>
+      </w:pPr>
+      <w:r>
+        <w:rPr>
+          <w:sz w:val="12"/>
+          <w:szCs w:val="12"/>
+        </w:rPr>
+      </w:r>
+    </w:p>
+    <w:p>
+      <w:pPr>
+        <w:pStyle w:val="Normal"/>
+        <w:rPr>
+          <w:sz w:val="12"/>
+          <w:szCs w:val="12"/>
+        </w:rPr>
+      </w:pPr>
+      <w:r>
+        <w:rPr>
+          <w:rFonts w:eastAsia="Courier 10 Pitch" w:cs="Consolas"/>
           <w:b/>
           <w:bCs/>
           <w:color w:val="1C99E0"/>
+          <w:sz w:val="12"/>
+          <w:szCs w:val="12"/>
           <w:lang w:val="zxx" w:eastAsia="zxx" w:bidi="zxx"/>
         </w:rPr>
-        <w:t>]</w:t>
-      </w:r>
-    </w:p>
-    <w:p>
-      <w:pPr>
-        <w:pStyle w:val="Normal"/>
-        <w:rPr>
-          <w:sz w:val="12"/>
-          <w:szCs w:val="12"/>
-        </w:rPr>
-      </w:pPr>
-      <w:r>
-        <w:rPr>
-          <w:rFonts w:eastAsia="Courier 10 Pitch" w:cs="Consolas"/>
-          <w:b w:val="false"/>
-          <w:bCs w:val="false"/>
-          <w:color w:val="000000" w:themeShade="80"/>
-          <w:sz w:val="12"/>
-          <w:szCs w:val="12"/>
-          <w:lang w:val="es-ES"/>
-        </w:rPr>
-        <w:t xml:space="preserve">F#m </w:t>
-      </w:r>
-      <w:r>
-        <w:rPr>
-          <w:rFonts w:eastAsia="Courier 10 Pitch" w:cs="Consolas"/>
-          <w:b w:val="false"/>
-          <w:bCs w:val="false"/>
-          <w:color w:val="auto"/>
-          <w:sz w:val="12"/>
-          <w:szCs w:val="12"/>
-          <w:lang w:val="es-ES"/>
-        </w:rPr>
-        <w:t>C#</w:t>
-      </w:r>
-      <w:r>
-        <w:rPr>
-          <w:rFonts w:eastAsia="Courier 10 Pitch" w:cs="Consolas"/>
-          <w:b w:val="false"/>
-          <w:bCs w:val="false"/>
-          <w:color w:val="000000" w:themeShade="80"/>
-          <w:sz w:val="12"/>
-          <w:szCs w:val="12"/>
-          <w:lang w:val="es-ES"/>
-        </w:rPr>
-        <w:t xml:space="preserve"> F#m</w:t>
+        <w:t>[Pre-Final x5]</w:t>
+      </w:r>
+    </w:p>
+    <w:p>
+      <w:pPr>
+        <w:pStyle w:val="Normal"/>
+        <w:rPr>
+          <w:sz w:val="12"/>
+          <w:szCs w:val="12"/>
+        </w:rPr>
+      </w:pPr>
+      <w:r>
+        <w:rPr>
+          <w:rFonts w:eastAsia="Courier 10 Pitch" w:cs="Consolas"/>
+          <w:b w:val="false"/>
+          <w:bCs w:val="false"/>
+          <w:color w:val="auto"/>
+          <w:sz w:val="12"/>
+          <w:szCs w:val="12"/>
+          <w:lang w:val="es-ES"/>
+        </w:rPr>
+        <w:t>D E         F#m</w:t>
+      </w:r>
+    </w:p>
+    <w:p>
+      <w:pPr>
+        <w:pStyle w:val="Normal"/>
+        <w:rPr>
+          <w:sz w:val="12"/>
+          <w:szCs w:val="12"/>
+        </w:rPr>
+      </w:pPr>
+      <w:r>
+        <w:rPr>
+          <w:rFonts w:eastAsia="Courier 10 Pitch" w:cs="Consolas"/>
+          <w:b w:val="false"/>
+          <w:bCs w:val="false"/>
+          <w:color w:val="auto"/>
+          <w:sz w:val="12"/>
+          <w:szCs w:val="12"/>
+          <w:lang w:val="es-ES"/>
+        </w:rPr>
+        <w:t xml:space="preserve">   </w:t>
+      </w:r>
+      <w:r>
+        <w:rPr>
+          <w:rFonts w:eastAsia="Courier 10 Pitch" w:cs="Consolas"/>
+          <w:b w:val="false"/>
+          <w:bCs w:val="false"/>
+          <w:color w:val="auto"/>
+          <w:sz w:val="12"/>
+          <w:szCs w:val="12"/>
+          <w:lang w:val="es-ES"/>
+        </w:rPr>
+        <w:t>Jesús Uh Ohhh</w:t>
       </w:r>
     </w:p>
     <w:p>
@@ -1593,454 +2116,6 @@
           <w:sz w:val="12"/>
           <w:szCs w:val="12"/>
           <w:lang w:val="es-ES"/>
-        </w:rPr>
-      </w:pPr>
-      <w:r>
-        <w:rPr>
-          <w:rFonts w:eastAsia="Courier 10 Pitch" w:cs="Consolas"/>
-          <w:b w:val="false"/>
-          <w:bCs w:val="false"/>
-          <w:color w:val="auto"/>
-          <w:sz w:val="12"/>
-          <w:szCs w:val="12"/>
-          <w:lang w:val="es-ES"/>
-        </w:rPr>
-      </w:r>
-    </w:p>
-    <w:p>
-      <w:pPr>
-        <w:pStyle w:val="Normal"/>
-        <w:rPr>
-          <w:sz w:val="12"/>
-          <w:szCs w:val="12"/>
-        </w:rPr>
-      </w:pPr>
-      <w:r>
-        <w:rPr>
-          <w:rFonts w:eastAsia="Courier 10 Pitch" w:cs="Consolas"/>
-          <w:b/>
-          <w:bCs/>
-          <w:color w:val="1C99E0"/>
-          <w:sz w:val="12"/>
-          <w:szCs w:val="12"/>
-          <w:lang w:val="zxx" w:eastAsia="zxx" w:bidi="zxx"/>
-        </w:rPr>
-        <w:t>[Pre-Final 5]</w:t>
-      </w:r>
-    </w:p>
-    <w:p>
-      <w:pPr>
-        <w:pStyle w:val="Normal"/>
-        <w:rPr>
-          <w:sz w:val="12"/>
-          <w:szCs w:val="12"/>
-        </w:rPr>
-      </w:pPr>
-      <w:r>
-        <w:rPr>
-          <w:rFonts w:eastAsia="Courier 10 Pitch" w:cs="Consolas"/>
-          <w:b w:val="false"/>
-          <w:bCs w:val="false"/>
-          <w:color w:val="auto"/>
-          <w:sz w:val="12"/>
-          <w:szCs w:val="12"/>
-          <w:lang w:val="es-ES"/>
-        </w:rPr>
-        <w:t xml:space="preserve"> </w:t>
-      </w:r>
-      <w:r>
-        <w:rPr>
-          <w:rFonts w:eastAsia="Courier 10 Pitch" w:cs="Consolas"/>
-          <w:b w:val="false"/>
-          <w:bCs w:val="false"/>
-          <w:color w:val="auto"/>
-          <w:sz w:val="12"/>
-          <w:szCs w:val="12"/>
-          <w:lang w:val="es-ES"/>
-        </w:rPr>
-        <w:t>F#m         C#</w:t>
-      </w:r>
-    </w:p>
-    <w:p>
-      <w:pPr>
-        <w:pStyle w:val="Normal"/>
-        <w:rPr>
-          <w:sz w:val="12"/>
-          <w:szCs w:val="12"/>
-        </w:rPr>
-      </w:pPr>
-      <w:r>
-        <w:rPr>
-          <w:rFonts w:eastAsia="Courier 10 Pitch" w:cs="Consolas"/>
-          <w:b w:val="false"/>
-          <w:bCs w:val="false"/>
-          <w:color w:val="auto"/>
-          <w:sz w:val="12"/>
-          <w:szCs w:val="12"/>
-          <w:lang w:val="es-ES"/>
-        </w:rPr>
-        <w:t>Te daré, alabanza y honor</w:t>
-      </w:r>
-    </w:p>
-    <w:p>
-      <w:pPr>
-        <w:pStyle w:val="Normal"/>
-        <w:rPr>
-          <w:sz w:val="12"/>
-          <w:szCs w:val="12"/>
-        </w:rPr>
-      </w:pPr>
-      <w:r>
-        <w:rPr>
-          <w:rFonts w:eastAsia="Courier 10 Pitch" w:cs="Consolas"/>
-          <w:b w:val="false"/>
-          <w:bCs w:val="false"/>
-          <w:color w:val="auto"/>
-          <w:sz w:val="12"/>
-          <w:szCs w:val="12"/>
-          <w:lang w:val="es-ES"/>
-        </w:rPr>
-        <w:t xml:space="preserve">             </w:t>
-      </w:r>
-      <w:r>
-        <w:rPr>
-          <w:rFonts w:eastAsia="Courier 10 Pitch" w:cs="Consolas"/>
-          <w:b w:val="false"/>
-          <w:bCs w:val="false"/>
-          <w:color w:val="auto"/>
-          <w:sz w:val="12"/>
-          <w:szCs w:val="12"/>
-          <w:lang w:val="es-ES"/>
-        </w:rPr>
-        <w:t xml:space="preserve">F#m </w:t>
-      </w:r>
-    </w:p>
-    <w:p>
-      <w:pPr>
-        <w:pStyle w:val="Normal"/>
-        <w:rPr>
-          <w:sz w:val="12"/>
-          <w:szCs w:val="12"/>
-        </w:rPr>
-      </w:pPr>
-      <w:r>
-        <w:rPr>
-          <w:rFonts w:eastAsia="Courier 10 Pitch" w:cs="Consolas"/>
-          <w:b w:val="false"/>
-          <w:bCs w:val="false"/>
-          <w:color w:val="auto"/>
-          <w:sz w:val="12"/>
-          <w:szCs w:val="12"/>
-          <w:lang w:val="es-ES"/>
-        </w:rPr>
-        <w:t>Te daré, alabanza y honor</w:t>
-      </w:r>
-    </w:p>
-    <w:p>
-      <w:pPr>
-        <w:pStyle w:val="Normal"/>
-        <w:rPr>
-          <w:sz w:val="12"/>
-          <w:szCs w:val="12"/>
-        </w:rPr>
-      </w:pPr>
-      <w:r>
-        <w:rPr>
-          <w:rFonts w:eastAsia="Courier 10 Pitch" w:cs="Consolas"/>
-          <w:b w:val="false"/>
-          <w:bCs w:val="false"/>
-          <w:color w:val="auto"/>
-          <w:sz w:val="12"/>
-          <w:szCs w:val="12"/>
-          <w:lang w:val="es-ES"/>
-        </w:rPr>
-        <w:t xml:space="preserve">             </w:t>
-      </w:r>
-      <w:r>
-        <w:rPr>
-          <w:rFonts w:eastAsia="Courier 10 Pitch" w:cs="Consolas"/>
-          <w:b w:val="false"/>
-          <w:bCs w:val="false"/>
-          <w:color w:val="auto"/>
-          <w:sz w:val="12"/>
-          <w:szCs w:val="12"/>
-          <w:lang w:val="es-ES"/>
-        </w:rPr>
-        <w:t>C#</w:t>
-      </w:r>
-    </w:p>
-    <w:p>
-      <w:pPr>
-        <w:pStyle w:val="Normal"/>
-        <w:rPr>
-          <w:sz w:val="12"/>
-          <w:szCs w:val="12"/>
-        </w:rPr>
-      </w:pPr>
-      <w:r>
-        <w:rPr>
-          <w:rFonts w:eastAsia="Courier 10 Pitch" w:cs="Consolas"/>
-          <w:b w:val="false"/>
-          <w:bCs w:val="false"/>
-          <w:color w:val="auto"/>
-          <w:sz w:val="12"/>
-          <w:szCs w:val="12"/>
-          <w:lang w:val="es-ES"/>
-        </w:rPr>
-        <w:t>Te daré, alabanza y honor</w:t>
-      </w:r>
-    </w:p>
-    <w:p>
-      <w:pPr>
-        <w:pStyle w:val="Normal"/>
-        <w:rPr>
-          <w:sz w:val="12"/>
-          <w:szCs w:val="12"/>
-        </w:rPr>
-      </w:pPr>
-      <w:r>
-        <w:rPr>
-          <w:rFonts w:eastAsia="Courier 10 Pitch" w:cs="Consolas"/>
-          <w:b w:val="false"/>
-          <w:bCs w:val="false"/>
-          <w:color w:val="auto"/>
-          <w:sz w:val="12"/>
-          <w:szCs w:val="12"/>
-          <w:lang w:val="es-ES"/>
-        </w:rPr>
-        <w:t xml:space="preserve">             </w:t>
-      </w:r>
-      <w:r>
-        <w:rPr>
-          <w:rFonts w:eastAsia="Courier 10 Pitch" w:cs="Consolas"/>
-          <w:b w:val="false"/>
-          <w:bCs w:val="false"/>
-          <w:color w:val="auto"/>
-          <w:sz w:val="12"/>
-          <w:szCs w:val="12"/>
-          <w:lang w:val="es-ES"/>
-        </w:rPr>
-        <w:t xml:space="preserve">F#m </w:t>
-      </w:r>
-    </w:p>
-    <w:p>
-      <w:pPr>
-        <w:pStyle w:val="Normal"/>
-        <w:rPr>
-          <w:sz w:val="12"/>
-          <w:szCs w:val="12"/>
-        </w:rPr>
-      </w:pPr>
-      <w:r>
-        <w:rPr>
-          <w:rFonts w:eastAsia="Courier 10 Pitch" w:cs="Consolas"/>
-          <w:b w:val="false"/>
-          <w:bCs w:val="false"/>
-          <w:color w:val="auto"/>
-          <w:sz w:val="12"/>
-          <w:szCs w:val="12"/>
-          <w:lang w:val="es-ES"/>
-        </w:rPr>
-        <w:t>Te daré, alabanza y honor</w:t>
-      </w:r>
-    </w:p>
-    <w:p>
-      <w:pPr>
-        <w:pStyle w:val="Normal"/>
-        <w:rPr>
-          <w:sz w:val="12"/>
-          <w:szCs w:val="12"/>
-        </w:rPr>
-      </w:pPr>
-      <w:r>
-        <w:rPr>
-          <w:rFonts w:eastAsia="Courier 10 Pitch" w:cs="Consolas"/>
-          <w:b w:val="false"/>
-          <w:bCs w:val="false"/>
-          <w:color w:val="auto"/>
-          <w:sz w:val="12"/>
-          <w:szCs w:val="12"/>
-          <w:lang w:val="es-ES"/>
-        </w:rPr>
-        <w:t xml:space="preserve">             </w:t>
-      </w:r>
-      <w:r>
-        <w:rPr>
-          <w:rFonts w:eastAsia="Courier 10 Pitch" w:cs="Consolas"/>
-          <w:b w:val="false"/>
-          <w:bCs w:val="false"/>
-          <w:color w:val="auto"/>
-          <w:sz w:val="12"/>
-          <w:szCs w:val="12"/>
-          <w:lang w:val="es-ES"/>
-        </w:rPr>
-        <w:t>C#</w:t>
-      </w:r>
-    </w:p>
-    <w:p>
-      <w:pPr>
-        <w:pStyle w:val="Normal"/>
-        <w:rPr>
-          <w:sz w:val="12"/>
-          <w:szCs w:val="12"/>
-        </w:rPr>
-      </w:pPr>
-      <w:r>
-        <w:rPr>
-          <w:rFonts w:eastAsia="Courier 10 Pitch" w:cs="Consolas"/>
-          <w:b w:val="false"/>
-          <w:bCs w:val="false"/>
-          <w:color w:val="auto"/>
-          <w:sz w:val="12"/>
-          <w:szCs w:val="12"/>
-          <w:lang w:val="es-ES"/>
-        </w:rPr>
-        <w:t>Te daré, alabanza y honor</w:t>
-      </w:r>
-    </w:p>
-    <w:p>
-      <w:pPr>
-        <w:pStyle w:val="Normal"/>
-        <w:rPr>
-          <w:sz w:val="12"/>
-          <w:szCs w:val="12"/>
-        </w:rPr>
-      </w:pPr>
-      <w:r>
-        <w:rPr>
-          <w:sz w:val="12"/>
-          <w:szCs w:val="12"/>
-        </w:rPr>
-      </w:r>
-    </w:p>
-    <w:p>
-      <w:pPr>
-        <w:pStyle w:val="Normal"/>
-        <w:rPr>
-          <w:sz w:val="12"/>
-          <w:szCs w:val="12"/>
-        </w:rPr>
-      </w:pPr>
-      <w:r>
-        <w:rPr>
-          <w:rFonts w:eastAsia="Courier 10 Pitch" w:cs="Consolas"/>
-          <w:b/>
-          <w:bCs/>
-          <w:color w:val="1C99E0"/>
-          <w:sz w:val="12"/>
-          <w:szCs w:val="12"/>
-          <w:lang w:val="zxx" w:eastAsia="zxx" w:bidi="zxx"/>
-        </w:rPr>
-        <w:t>[Pre-Final x5]</w:t>
-      </w:r>
-    </w:p>
-    <w:p>
-      <w:pPr>
-        <w:pStyle w:val="Normal"/>
-        <w:rPr>
-          <w:sz w:val="12"/>
-          <w:szCs w:val="12"/>
-        </w:rPr>
-      </w:pPr>
-      <w:r>
-        <w:rPr>
-          <w:rFonts w:eastAsia="Courier 10 Pitch" w:cs="Consolas"/>
-          <w:b w:val="false"/>
-          <w:bCs w:val="false"/>
-          <w:color w:val="auto"/>
-          <w:sz w:val="12"/>
-          <w:szCs w:val="12"/>
-          <w:lang w:val="es-ES"/>
-        </w:rPr>
-        <w:t>D E         F#m</w:t>
-      </w:r>
-    </w:p>
-    <w:p>
-      <w:pPr>
-        <w:pStyle w:val="Normal"/>
-        <w:rPr>
-          <w:sz w:val="12"/>
-          <w:szCs w:val="12"/>
-        </w:rPr>
-      </w:pPr>
-      <w:r>
-        <w:rPr>
-          <w:rFonts w:eastAsia="Courier 10 Pitch" w:cs="Consolas"/>
-          <w:b w:val="false"/>
-          <w:bCs w:val="false"/>
-          <w:color w:val="auto"/>
-          <w:sz w:val="12"/>
-          <w:szCs w:val="12"/>
-          <w:lang w:val="es-ES"/>
-        </w:rPr>
-        <w:t xml:space="preserve">   </w:t>
-      </w:r>
-      <w:r>
-        <w:rPr>
-          <w:rFonts w:eastAsia="Courier 10 Pitch" w:cs="Consolas"/>
-          <w:b w:val="false"/>
-          <w:bCs w:val="false"/>
-          <w:color w:val="auto"/>
-          <w:sz w:val="12"/>
-          <w:szCs w:val="12"/>
-          <w:lang w:val="es-ES"/>
-        </w:rPr>
-        <w:t>Jesús Uh Ohhh</w:t>
-      </w:r>
-    </w:p>
-    <w:p>
-      <w:pPr>
-        <w:pStyle w:val="Normal"/>
-        <w:rPr>
-          <w:rFonts w:ascii="Consolas" w:hAnsi="Consolas" w:eastAsia="Courier 10 Pitch" w:cs="Consolas"/>
-          <w:b w:val="false"/>
-          <w:b w:val="false"/>
-          <w:bCs w:val="false"/>
-          <w:color w:val="auto"/>
-          <w:sz w:val="12"/>
-          <w:szCs w:val="12"/>
-          <w:lang w:val="es-ES"/>
-        </w:rPr>
-      </w:pPr>
-      <w:r>
-        <w:rPr>
-          <w:rFonts w:eastAsia="Courier 10 Pitch" w:cs="Consolas"/>
-          <w:b w:val="false"/>
-          <w:bCs w:val="false"/>
-          <w:color w:val="auto"/>
-          <w:sz w:val="12"/>
-          <w:szCs w:val="12"/>
-          <w:lang w:val="es-ES"/>
-        </w:rPr>
-      </w:r>
-    </w:p>
-    <w:p>
-      <w:pPr>
-        <w:pStyle w:val="Normal"/>
-        <w:rPr>
-          <w:sz w:val="12"/>
-          <w:szCs w:val="12"/>
-        </w:rPr>
-      </w:pPr>
-      <w:r>
-        <w:rPr>
-          <w:rFonts w:eastAsia="Courier 10 Pitch" w:cs="Consolas"/>
-          <w:b w:val="false"/>
-          <w:bCs w:val="false"/>
-          <w:color w:val="auto"/>
-          <w:sz w:val="12"/>
-          <w:szCs w:val="12"/>
-          <w:lang w:val="es-ES"/>
-        </w:rPr>
-        <w:t xml:space="preserve">     </w:t>
-      </w:r>
-    </w:p>
-    <w:p>
-      <w:pPr>
-        <w:pStyle w:val="Normal"/>
-        <w:rPr>
-          <w:sz w:val="12"/>
-          <w:szCs w:val="12"/>
         </w:rPr>
       </w:pPr>
       <w:r>
@@ -2332,7 +2407,7 @@
     <w:pPr>
       <w:widowControl/>
       <w:suppressAutoHyphens w:val="true"/>
-      <w:overflowPunct w:val="false"/>
+      <w:overflowPunct w:val="true"/>
       <w:bidi w:val="0"/>
       <w:spacing w:before="0" w:after="0"/>
       <w:jc w:val="left"/>

--- a/Acordes domingo/wachin/Te daré alabanza y honor (F#m).docx
+++ b/Acordes domingo/wachin/Te daré alabanza y honor (F#m).docx
@@ -6,8 +6,8 @@
       <w:pPr>
         <w:pStyle w:val="Normal"/>
         <w:rPr>
-          <w:sz w:val="12"/>
-          <w:szCs w:val="12"/>
+          <w:sz w:val="13"/>
+          <w:szCs w:val="13"/>
         </w:rPr>
       </w:pPr>
       <w:r>
@@ -16,8 +16,8 @@
           <w:b/>
           <w:bCs/>
           <w:color w:val="FF0000"/>
-          <w:sz w:val="12"/>
-          <w:szCs w:val="12"/>
+          <w:sz w:val="13"/>
+          <w:szCs w:val="13"/>
           <w:lang w:val="es-ES"/>
         </w:rPr>
         <w:t xml:space="preserve">Te daré alabanza y honor </w:t>
@@ -28,8 +28,8 @@
           <w:b/>
           <w:bCs/>
           <w:color w:val="FF0000"/>
-          <w:sz w:val="12"/>
-          <w:szCs w:val="12"/>
+          <w:sz w:val="13"/>
+          <w:szCs w:val="13"/>
         </w:rPr>
         <w:t>(F#m)</w:t>
       </w:r>
@@ -38,8 +38,8 @@
       <w:pPr>
         <w:pStyle w:val="Normal"/>
         <w:rPr>
-          <w:sz w:val="12"/>
-          <w:szCs w:val="12"/>
+          <w:sz w:val="13"/>
+          <w:szCs w:val="13"/>
         </w:rPr>
       </w:pPr>
       <w:r>
@@ -48,8 +48,8 @@
           <w:b/>
           <w:bCs/>
           <w:color w:val="FF0000"/>
-          <w:sz w:val="12"/>
-          <w:szCs w:val="12"/>
+          <w:sz w:val="13"/>
+          <w:szCs w:val="13"/>
           <w:lang w:val="es-ES"/>
         </w:rPr>
         <w:t>Luis EE, Danilo M, Marcos W</w:t>
@@ -59,8 +59,8 @@
       <w:pPr>
         <w:pStyle w:val="Normal"/>
         <w:rPr>
-          <w:sz w:val="12"/>
-          <w:szCs w:val="12"/>
+          <w:sz w:val="13"/>
+          <w:szCs w:val="13"/>
         </w:rPr>
       </w:pPr>
       <w:r>
@@ -69,8 +69,8 @@
           <w:b/>
           <w:bCs w:val="false"/>
           <w:color w:val="1C99E0"/>
-          <w:sz w:val="12"/>
-          <w:szCs w:val="12"/>
+          <w:sz w:val="13"/>
+          <w:szCs w:val="13"/>
           <w:lang w:val="zxx" w:eastAsia="zxx" w:bidi="zxx"/>
         </w:rPr>
         <w:t xml:space="preserve">[Acordes]                       </w:t>
@@ -81,8 +81,8 @@
           <w:b/>
           <w:bCs/>
           <w:color w:val="00B050"/>
-          <w:sz w:val="12"/>
-          <w:szCs w:val="12"/>
+          <w:sz w:val="13"/>
+          <w:szCs w:val="13"/>
           <w:lang w:val="es-ES" w:eastAsia="zxx" w:bidi="zxx"/>
         </w:rPr>
         <w:t>BMP 100</w:t>
@@ -92,8 +92,8 @@
       <w:pPr>
         <w:pStyle w:val="Normal"/>
         <w:rPr>
-          <w:sz w:val="12"/>
-          <w:szCs w:val="12"/>
+          <w:sz w:val="13"/>
+          <w:szCs w:val="13"/>
         </w:rPr>
       </w:pPr>
       <w:r>
@@ -102,8 +102,8 @@
           <w:b/>
           <w:bCs/>
           <w:color w:val="FF0000"/>
-          <w:sz w:val="12"/>
-          <w:szCs w:val="12"/>
+          <w:sz w:val="13"/>
+          <w:szCs w:val="13"/>
           <w:lang w:val="es-ES"/>
         </w:rPr>
         <w:t xml:space="preserve">Esus4 </w:t>
@@ -114,8 +114,8 @@
           <w:b w:val="false"/>
           <w:bCs w:val="false"/>
           <w:color w:val="auto"/>
-          <w:sz w:val="12"/>
-          <w:szCs w:val="12"/>
+          <w:sz w:val="13"/>
+          <w:szCs w:val="13"/>
           <w:lang w:val="es-ES"/>
         </w:rPr>
         <w:t>022200</w:t>
@@ -130,29 +130,29 @@
           <w:b w:val="false"/>
           <w:bCs w:val="false"/>
           <w:color w:val="auto"/>
-          <w:sz w:val="12"/>
-          <w:szCs w:val="12"/>
-          <w:lang w:val="es-ES"/>
-        </w:rPr>
-      </w:pPr>
-      <w:r>
-        <w:rPr>
-          <w:rFonts w:eastAsia="Courier 10 Pitch" w:cs="Consolas"/>
-          <w:b w:val="false"/>
-          <w:bCs w:val="false"/>
-          <w:color w:val="auto"/>
-          <w:sz w:val="12"/>
-          <w:szCs w:val="12"/>
-          <w:lang w:val="es-ES"/>
-        </w:rPr>
-      </w:r>
-    </w:p>
-    <w:p>
-      <w:pPr>
-        <w:pStyle w:val="Normal"/>
-        <w:rPr>
-          <w:sz w:val="12"/>
-          <w:szCs w:val="12"/>
+          <w:sz w:val="13"/>
+          <w:szCs w:val="13"/>
+          <w:lang w:val="es-ES"/>
+        </w:rPr>
+      </w:pPr>
+      <w:r>
+        <w:rPr>
+          <w:rFonts w:eastAsia="Courier 10 Pitch" w:cs="Consolas"/>
+          <w:b w:val="false"/>
+          <w:bCs w:val="false"/>
+          <w:color w:val="auto"/>
+          <w:sz w:val="13"/>
+          <w:szCs w:val="13"/>
+          <w:lang w:val="es-ES"/>
+        </w:rPr>
+      </w:r>
+    </w:p>
+    <w:p>
+      <w:pPr>
+        <w:pStyle w:val="Normal"/>
+        <w:rPr>
+          <w:sz w:val="13"/>
+          <w:szCs w:val="13"/>
         </w:rPr>
       </w:pPr>
       <w:r>
@@ -161,8 +161,8 @@
           <w:b/>
           <w:bCs w:val="false"/>
           <w:color w:val="1C99E0"/>
-          <w:sz w:val="12"/>
-          <w:szCs w:val="12"/>
+          <w:sz w:val="13"/>
+          <w:szCs w:val="13"/>
           <w:lang w:val="zxx" w:eastAsia="zxx" w:bidi="zxx"/>
         </w:rPr>
         <w:t>[Intro x2]</w:t>
@@ -172,18 +172,18 @@
       <w:pPr>
         <w:pStyle w:val="Normal"/>
         <w:rPr>
-          <w:sz w:val="12"/>
-          <w:szCs w:val="12"/>
-        </w:rPr>
-      </w:pPr>
-      <w:r>
-        <w:rPr>
-          <w:rFonts w:eastAsia="Courier 10 Pitch" w:cs="Consolas"/>
-          <w:b w:val="false"/>
-          <w:bCs w:val="false"/>
-          <w:color w:val="auto"/>
-          <w:sz w:val="12"/>
-          <w:szCs w:val="12"/>
+          <w:sz w:val="13"/>
+          <w:szCs w:val="13"/>
+        </w:rPr>
+      </w:pPr>
+      <w:r>
+        <w:rPr>
+          <w:rFonts w:eastAsia="Courier 10 Pitch" w:cs="Consolas"/>
+          <w:b w:val="false"/>
+          <w:bCs w:val="false"/>
+          <w:color w:val="auto"/>
+          <w:sz w:val="13"/>
+          <w:szCs w:val="13"/>
           <w:lang w:val="es-ES"/>
         </w:rPr>
         <w:t>F#m C# F#m C# F#m</w:t>
@@ -198,29 +198,29 @@
           <w:b w:val="false"/>
           <w:bCs w:val="false"/>
           <w:color w:val="auto"/>
-          <w:sz w:val="12"/>
-          <w:szCs w:val="12"/>
-          <w:lang w:val="es-ES"/>
-        </w:rPr>
-      </w:pPr>
-      <w:r>
-        <w:rPr>
-          <w:rFonts w:eastAsia="Courier 10 Pitch" w:cs="Consolas"/>
-          <w:b w:val="false"/>
-          <w:bCs w:val="false"/>
-          <w:color w:val="auto"/>
-          <w:sz w:val="12"/>
-          <w:szCs w:val="12"/>
-          <w:lang w:val="es-ES"/>
-        </w:rPr>
-      </w:r>
-    </w:p>
-    <w:p>
-      <w:pPr>
-        <w:pStyle w:val="Normal"/>
-        <w:rPr>
-          <w:sz w:val="12"/>
-          <w:szCs w:val="12"/>
+          <w:sz w:val="13"/>
+          <w:szCs w:val="13"/>
+          <w:lang w:val="es-ES"/>
+        </w:rPr>
+      </w:pPr>
+      <w:r>
+        <w:rPr>
+          <w:rFonts w:eastAsia="Courier 10 Pitch" w:cs="Consolas"/>
+          <w:b w:val="false"/>
+          <w:bCs w:val="false"/>
+          <w:color w:val="auto"/>
+          <w:sz w:val="13"/>
+          <w:szCs w:val="13"/>
+          <w:lang w:val="es-ES"/>
+        </w:rPr>
+      </w:r>
+    </w:p>
+    <w:p>
+      <w:pPr>
+        <w:pStyle w:val="Normal"/>
+        <w:rPr>
+          <w:sz w:val="13"/>
+          <w:szCs w:val="13"/>
         </w:rPr>
       </w:pPr>
       <w:r>
@@ -229,8 +229,8 @@
           <w:b/>
           <w:bCs w:val="false"/>
           <w:color w:val="1C99E0"/>
-          <w:sz w:val="12"/>
-          <w:szCs w:val="12"/>
+          <w:sz w:val="13"/>
+          <w:szCs w:val="13"/>
           <w:lang w:val="zxx" w:eastAsia="zxx" w:bidi="zxx"/>
         </w:rPr>
         <w:t>[Verso]</w:t>
@@ -240,18 +240,18 @@
       <w:pPr>
         <w:pStyle w:val="Normal"/>
         <w:rPr>
-          <w:sz w:val="12"/>
-          <w:szCs w:val="12"/>
-        </w:rPr>
-      </w:pPr>
-      <w:r>
-        <w:rPr>
-          <w:rFonts w:eastAsia="Courier 10 Pitch" w:cs="Consolas"/>
-          <w:b w:val="false"/>
-          <w:bCs w:val="false"/>
-          <w:color w:val="auto"/>
-          <w:sz w:val="12"/>
-          <w:szCs w:val="12"/>
+          <w:sz w:val="13"/>
+          <w:szCs w:val="13"/>
+        </w:rPr>
+      </w:pPr>
+      <w:r>
+        <w:rPr>
+          <w:rFonts w:eastAsia="Courier 10 Pitch" w:cs="Consolas"/>
+          <w:b w:val="false"/>
+          <w:bCs w:val="false"/>
+          <w:color w:val="auto"/>
+          <w:sz w:val="13"/>
+          <w:szCs w:val="13"/>
           <w:lang w:val="es-ES"/>
         </w:rPr>
         <w:t>F#m</w:t>
@@ -261,18 +261,18 @@
       <w:pPr>
         <w:pStyle w:val="Normal"/>
         <w:rPr>
-          <w:sz w:val="12"/>
-          <w:szCs w:val="12"/>
-        </w:rPr>
-      </w:pPr>
-      <w:r>
-        <w:rPr>
-          <w:rFonts w:eastAsia="Courier 10 Pitch" w:cs="Consolas"/>
-          <w:b w:val="false"/>
-          <w:bCs w:val="false"/>
-          <w:color w:val="auto"/>
-          <w:sz w:val="12"/>
-          <w:szCs w:val="12"/>
+          <w:sz w:val="13"/>
+          <w:szCs w:val="13"/>
+        </w:rPr>
+      </w:pPr>
+      <w:r>
+        <w:rPr>
+          <w:rFonts w:eastAsia="Courier 10 Pitch" w:cs="Consolas"/>
+          <w:b w:val="false"/>
+          <w:bCs w:val="false"/>
+          <w:color w:val="auto"/>
+          <w:sz w:val="13"/>
+          <w:szCs w:val="13"/>
           <w:lang w:val="es-ES"/>
         </w:rPr>
         <w:t xml:space="preserve"> </w:t>
@@ -283,8 +283,8 @@
           <w:b w:val="false"/>
           <w:bCs w:val="false"/>
           <w:color w:val="auto"/>
-          <w:sz w:val="12"/>
-          <w:szCs w:val="12"/>
+          <w:sz w:val="13"/>
+          <w:szCs w:val="13"/>
           <w:lang w:val="es-ES"/>
         </w:rPr>
         <w:t>Tu sangre me redimió</w:t>
@@ -294,18 +294,18 @@
       <w:pPr>
         <w:pStyle w:val="Normal"/>
         <w:rPr>
-          <w:sz w:val="12"/>
-          <w:szCs w:val="12"/>
-        </w:rPr>
-      </w:pPr>
-      <w:r>
-        <w:rPr>
-          <w:rFonts w:eastAsia="Courier 10 Pitch" w:cs="Consolas"/>
-          <w:b w:val="false"/>
-          <w:bCs w:val="false"/>
-          <w:color w:val="auto"/>
-          <w:sz w:val="12"/>
-          <w:szCs w:val="12"/>
+          <w:sz w:val="13"/>
+          <w:szCs w:val="13"/>
+        </w:rPr>
+      </w:pPr>
+      <w:r>
+        <w:rPr>
+          <w:rFonts w:eastAsia="Courier 10 Pitch" w:cs="Consolas"/>
+          <w:b w:val="false"/>
+          <w:bCs w:val="false"/>
+          <w:color w:val="auto"/>
+          <w:sz w:val="13"/>
+          <w:szCs w:val="13"/>
           <w:lang w:val="es-ES"/>
         </w:rPr>
         <w:t xml:space="preserve">               </w:t>
@@ -316,8 +316,8 @@
           <w:b w:val="false"/>
           <w:bCs w:val="false"/>
           <w:color w:val="auto"/>
-          <w:sz w:val="12"/>
-          <w:szCs w:val="12"/>
+          <w:sz w:val="13"/>
+          <w:szCs w:val="13"/>
           <w:lang w:val="es-ES"/>
         </w:rPr>
         <w:t>A</w:t>
@@ -327,18 +327,18 @@
       <w:pPr>
         <w:pStyle w:val="Normal"/>
         <w:rPr>
-          <w:sz w:val="12"/>
-          <w:szCs w:val="12"/>
-        </w:rPr>
-      </w:pPr>
-      <w:r>
-        <w:rPr>
-          <w:rFonts w:eastAsia="Courier 10 Pitch" w:cs="Consolas"/>
-          <w:b w:val="false"/>
-          <w:bCs w:val="false"/>
-          <w:color w:val="auto"/>
-          <w:sz w:val="12"/>
-          <w:szCs w:val="12"/>
+          <w:sz w:val="13"/>
+          <w:szCs w:val="13"/>
+        </w:rPr>
+      </w:pPr>
+      <w:r>
+        <w:rPr>
+          <w:rFonts w:eastAsia="Courier 10 Pitch" w:cs="Consolas"/>
+          <w:b w:val="false"/>
+          <w:bCs w:val="false"/>
+          <w:color w:val="auto"/>
+          <w:sz w:val="13"/>
+          <w:szCs w:val="13"/>
           <w:lang w:val="es-ES"/>
         </w:rPr>
         <w:t>para darme la luz y la paz</w:t>
@@ -348,18 +348,18 @@
       <w:pPr>
         <w:pStyle w:val="Normal"/>
         <w:rPr>
-          <w:sz w:val="12"/>
-          <w:szCs w:val="12"/>
-        </w:rPr>
-      </w:pPr>
-      <w:r>
-        <w:rPr>
-          <w:rFonts w:eastAsia="Courier 10 Pitch" w:cs="Consolas"/>
-          <w:b w:val="false"/>
-          <w:bCs w:val="false"/>
-          <w:color w:val="auto"/>
-          <w:sz w:val="12"/>
-          <w:szCs w:val="12"/>
+          <w:sz w:val="13"/>
+          <w:szCs w:val="13"/>
+        </w:rPr>
+      </w:pPr>
+      <w:r>
+        <w:rPr>
+          <w:rFonts w:eastAsia="Courier 10 Pitch" w:cs="Consolas"/>
+          <w:b w:val="false"/>
+          <w:bCs w:val="false"/>
+          <w:color w:val="auto"/>
+          <w:sz w:val="13"/>
+          <w:szCs w:val="13"/>
           <w:lang w:val="es-ES"/>
         </w:rPr>
         <w:t xml:space="preserve"> </w:t>
@@ -370,8 +370,8 @@
           <w:b w:val="false"/>
           <w:bCs w:val="false"/>
           <w:color w:val="auto"/>
-          <w:sz w:val="12"/>
-          <w:szCs w:val="12"/>
+          <w:sz w:val="13"/>
+          <w:szCs w:val="13"/>
           <w:lang w:val="es-ES"/>
         </w:rPr>
         <w:t>D                 F#m</w:t>
@@ -381,18 +381,18 @@
       <w:pPr>
         <w:pStyle w:val="Normal"/>
         <w:rPr>
-          <w:sz w:val="12"/>
-          <w:szCs w:val="12"/>
-        </w:rPr>
-      </w:pPr>
-      <w:r>
-        <w:rPr>
-          <w:rFonts w:eastAsia="Courier 10 Pitch" w:cs="Consolas"/>
-          <w:b w:val="false"/>
-          <w:bCs w:val="false"/>
-          <w:color w:val="auto"/>
-          <w:sz w:val="12"/>
-          <w:szCs w:val="12"/>
+          <w:sz w:val="13"/>
+          <w:szCs w:val="13"/>
+        </w:rPr>
+      </w:pPr>
+      <w:r>
+        <w:rPr>
+          <w:rFonts w:eastAsia="Courier 10 Pitch" w:cs="Consolas"/>
+          <w:b w:val="false"/>
+          <w:bCs w:val="false"/>
+          <w:color w:val="auto"/>
+          <w:sz w:val="13"/>
+          <w:szCs w:val="13"/>
           <w:lang w:val="es-ES"/>
         </w:rPr>
         <w:t xml:space="preserve">  </w:t>
@@ -403,8 +403,8 @@
           <w:b w:val="false"/>
           <w:bCs w:val="false"/>
           <w:color w:val="auto"/>
-          <w:sz w:val="12"/>
-          <w:szCs w:val="12"/>
+          <w:sz w:val="13"/>
+          <w:szCs w:val="13"/>
           <w:lang w:val="es-ES"/>
         </w:rPr>
         <w:t>tu vida se derramó</w:t>
@@ -414,18 +414,18 @@
       <w:pPr>
         <w:pStyle w:val="Normal"/>
         <w:rPr>
-          <w:sz w:val="12"/>
-          <w:szCs w:val="12"/>
-        </w:rPr>
-      </w:pPr>
-      <w:r>
-        <w:rPr>
-          <w:rFonts w:eastAsia="Courier 10 Pitch" w:cs="Consolas"/>
-          <w:b w:val="false"/>
-          <w:bCs w:val="false"/>
-          <w:color w:val="auto"/>
-          <w:sz w:val="12"/>
-          <w:szCs w:val="12"/>
+          <w:sz w:val="13"/>
+          <w:szCs w:val="13"/>
+        </w:rPr>
+      </w:pPr>
+      <w:r>
+        <w:rPr>
+          <w:rFonts w:eastAsia="Courier 10 Pitch" w:cs="Consolas"/>
+          <w:b w:val="false"/>
+          <w:bCs w:val="false"/>
+          <w:color w:val="auto"/>
+          <w:sz w:val="13"/>
+          <w:szCs w:val="13"/>
           <w:lang w:val="es-ES"/>
         </w:rPr>
         <w:t xml:space="preserve">                       </w:t>
@@ -436,8 +436,8 @@
           <w:b w:val="false"/>
           <w:bCs w:val="false"/>
           <w:color w:val="auto"/>
-          <w:sz w:val="12"/>
-          <w:szCs w:val="12"/>
+          <w:sz w:val="13"/>
+          <w:szCs w:val="13"/>
           <w:lang w:val="es-ES"/>
         </w:rPr>
         <w:t xml:space="preserve">E </w:t>
@@ -448,8 +448,8 @@
           <w:b/>
           <w:bCs/>
           <w:color w:val="FF0000"/>
-          <w:sz w:val="12"/>
-          <w:szCs w:val="12"/>
+          <w:sz w:val="13"/>
+          <w:szCs w:val="13"/>
           <w:lang w:val="es-ES"/>
         </w:rPr>
         <w:t xml:space="preserve">Esus4 </w:t>
@@ -460,8 +460,8 @@
           <w:b w:val="false"/>
           <w:bCs w:val="false"/>
           <w:color w:val="auto"/>
-          <w:sz w:val="12"/>
-          <w:szCs w:val="12"/>
+          <w:sz w:val="13"/>
+          <w:szCs w:val="13"/>
           <w:lang w:val="es-ES"/>
         </w:rPr>
         <w:t>E</w:t>
@@ -471,18 +471,18 @@
       <w:pPr>
         <w:pStyle w:val="Normal"/>
         <w:rPr>
-          <w:sz w:val="12"/>
-          <w:szCs w:val="12"/>
-        </w:rPr>
-      </w:pPr>
-      <w:r>
-        <w:rPr>
-          <w:rFonts w:eastAsia="Courier 10 Pitch" w:cs="Consolas"/>
-          <w:b w:val="false"/>
-          <w:bCs w:val="false"/>
-          <w:color w:val="auto"/>
-          <w:sz w:val="12"/>
-          <w:szCs w:val="12"/>
+          <w:sz w:val="13"/>
+          <w:szCs w:val="13"/>
+        </w:rPr>
+      </w:pPr>
+      <w:r>
+        <w:rPr>
+          <w:rFonts w:eastAsia="Courier 10 Pitch" w:cs="Consolas"/>
+          <w:b w:val="false"/>
+          <w:bCs w:val="false"/>
+          <w:color w:val="auto"/>
+          <w:sz w:val="13"/>
+          <w:szCs w:val="13"/>
           <w:lang w:val="es-ES"/>
         </w:rPr>
         <w:t>por mi maldad se entregó</w:t>
@@ -492,18 +492,18 @@
       <w:pPr>
         <w:pStyle w:val="Normal"/>
         <w:rPr>
-          <w:sz w:val="12"/>
-          <w:szCs w:val="12"/>
-        </w:rPr>
-      </w:pPr>
-      <w:r>
-        <w:rPr>
-          <w:rFonts w:eastAsia="Courier 10 Pitch" w:cs="Consolas"/>
-          <w:b w:val="false"/>
-          <w:bCs w:val="false"/>
-          <w:color w:val="auto"/>
-          <w:sz w:val="12"/>
-          <w:szCs w:val="12"/>
+          <w:sz w:val="13"/>
+          <w:szCs w:val="13"/>
+        </w:rPr>
+      </w:pPr>
+      <w:r>
+        <w:rPr>
+          <w:rFonts w:eastAsia="Courier 10 Pitch" w:cs="Consolas"/>
+          <w:b w:val="false"/>
+          <w:bCs w:val="false"/>
+          <w:color w:val="auto"/>
+          <w:sz w:val="13"/>
+          <w:szCs w:val="13"/>
           <w:lang w:val="es-ES"/>
         </w:rPr>
         <w:t>F#m</w:t>
@@ -513,18 +513,18 @@
       <w:pPr>
         <w:pStyle w:val="Normal"/>
         <w:rPr>
-          <w:sz w:val="12"/>
-          <w:szCs w:val="12"/>
-        </w:rPr>
-      </w:pPr>
-      <w:r>
-        <w:rPr>
-          <w:rFonts w:eastAsia="Courier 10 Pitch" w:cs="Consolas"/>
-          <w:b w:val="false"/>
-          <w:bCs w:val="false"/>
-          <w:color w:val="auto"/>
-          <w:sz w:val="12"/>
-          <w:szCs w:val="12"/>
+          <w:sz w:val="13"/>
+          <w:szCs w:val="13"/>
+        </w:rPr>
+      </w:pPr>
+      <w:r>
+        <w:rPr>
+          <w:rFonts w:eastAsia="Courier 10 Pitch" w:cs="Consolas"/>
+          <w:b w:val="false"/>
+          <w:bCs w:val="false"/>
+          <w:color w:val="auto"/>
+          <w:sz w:val="13"/>
+          <w:szCs w:val="13"/>
           <w:lang w:val="es-ES"/>
         </w:rPr>
         <w:t xml:space="preserve"> </w:t>
@@ -535,8 +535,8 @@
           <w:b w:val="false"/>
           <w:bCs w:val="false"/>
           <w:color w:val="auto"/>
-          <w:sz w:val="12"/>
-          <w:szCs w:val="12"/>
+          <w:sz w:val="13"/>
+          <w:szCs w:val="13"/>
           <w:lang w:val="es-ES"/>
         </w:rPr>
         <w:t>Tu amor incondicional</w:t>
@@ -546,18 +546,18 @@
       <w:pPr>
         <w:pStyle w:val="Normal"/>
         <w:rPr>
-          <w:sz w:val="12"/>
-          <w:szCs w:val="12"/>
-        </w:rPr>
-      </w:pPr>
-      <w:r>
-        <w:rPr>
-          <w:rFonts w:eastAsia="Courier 10 Pitch" w:cs="Consolas"/>
-          <w:b w:val="false"/>
-          <w:bCs w:val="false"/>
-          <w:color w:val="auto"/>
-          <w:sz w:val="12"/>
-          <w:szCs w:val="12"/>
+          <w:sz w:val="13"/>
+          <w:szCs w:val="13"/>
+        </w:rPr>
+      </w:pPr>
+      <w:r>
+        <w:rPr>
+          <w:rFonts w:eastAsia="Courier 10 Pitch" w:cs="Consolas"/>
+          <w:b w:val="false"/>
+          <w:bCs w:val="false"/>
+          <w:color w:val="auto"/>
+          <w:sz w:val="13"/>
+          <w:szCs w:val="13"/>
           <w:lang w:val="es-ES"/>
         </w:rPr>
         <w:t xml:space="preserve">                 </w:t>
@@ -568,8 +568,8 @@
           <w:b w:val="false"/>
           <w:bCs w:val="false"/>
           <w:color w:val="auto"/>
-          <w:sz w:val="12"/>
-          <w:szCs w:val="12"/>
+          <w:sz w:val="13"/>
+          <w:szCs w:val="13"/>
           <w:lang w:val="es-ES"/>
         </w:rPr>
         <w:t xml:space="preserve">A </w:t>
@@ -579,18 +579,18 @@
       <w:pPr>
         <w:pStyle w:val="Normal"/>
         <w:rPr>
-          <w:sz w:val="12"/>
-          <w:szCs w:val="12"/>
-        </w:rPr>
-      </w:pPr>
-      <w:r>
-        <w:rPr>
-          <w:rFonts w:eastAsia="Courier 10 Pitch" w:cs="Consolas"/>
-          <w:b w:val="false"/>
-          <w:bCs w:val="false"/>
-          <w:color w:val="auto"/>
-          <w:sz w:val="12"/>
-          <w:szCs w:val="12"/>
+          <w:sz w:val="13"/>
+          <w:szCs w:val="13"/>
+        </w:rPr>
+      </w:pPr>
+      <w:r>
+        <w:rPr>
+          <w:rFonts w:eastAsia="Courier 10 Pitch" w:cs="Consolas"/>
+          <w:b w:val="false"/>
+          <w:bCs w:val="false"/>
+          <w:color w:val="auto"/>
+          <w:sz w:val="13"/>
+          <w:szCs w:val="13"/>
           <w:lang w:val="es-ES"/>
         </w:rPr>
         <w:t>me abrazo con dolor y pasión</w:t>
@@ -600,18 +600,18 @@
       <w:pPr>
         <w:pStyle w:val="Normal"/>
         <w:rPr>
-          <w:sz w:val="12"/>
-          <w:szCs w:val="12"/>
-        </w:rPr>
-      </w:pPr>
-      <w:r>
-        <w:rPr>
-          <w:rFonts w:eastAsia="Courier 10 Pitch" w:cs="Consolas"/>
-          <w:b w:val="false"/>
-          <w:bCs w:val="false"/>
-          <w:color w:val="auto"/>
-          <w:sz w:val="12"/>
-          <w:szCs w:val="12"/>
+          <w:sz w:val="13"/>
+          <w:szCs w:val="13"/>
+        </w:rPr>
+      </w:pPr>
+      <w:r>
+        <w:rPr>
+          <w:rFonts w:eastAsia="Courier 10 Pitch" w:cs="Consolas"/>
+          <w:b w:val="false"/>
+          <w:bCs w:val="false"/>
+          <w:color w:val="auto"/>
+          <w:sz w:val="13"/>
+          <w:szCs w:val="13"/>
           <w:lang w:val="es-ES"/>
         </w:rPr>
         <w:t>D                   F#m</w:t>
@@ -621,18 +621,18 @@
       <w:pPr>
         <w:pStyle w:val="Normal"/>
         <w:rPr>
-          <w:sz w:val="12"/>
-          <w:szCs w:val="12"/>
-        </w:rPr>
-      </w:pPr>
-      <w:r>
-        <w:rPr>
-          <w:rFonts w:eastAsia="Courier 10 Pitch" w:cs="Consolas"/>
-          <w:b w:val="false"/>
-          <w:bCs w:val="false"/>
-          <w:color w:val="auto"/>
-          <w:sz w:val="12"/>
-          <w:szCs w:val="12"/>
+          <w:sz w:val="13"/>
+          <w:szCs w:val="13"/>
+        </w:rPr>
+      </w:pPr>
+      <w:r>
+        <w:rPr>
+          <w:rFonts w:eastAsia="Courier 10 Pitch" w:cs="Consolas"/>
+          <w:b w:val="false"/>
+          <w:bCs w:val="false"/>
+          <w:color w:val="auto"/>
+          <w:sz w:val="13"/>
+          <w:szCs w:val="13"/>
           <w:lang w:val="es-ES"/>
         </w:rPr>
         <w:t xml:space="preserve">  </w:t>
@@ -643,8 +643,8 @@
           <w:b w:val="false"/>
           <w:bCs w:val="false"/>
           <w:color w:val="auto"/>
-          <w:sz w:val="12"/>
-          <w:szCs w:val="12"/>
+          <w:sz w:val="13"/>
+          <w:szCs w:val="13"/>
           <w:lang w:val="es-ES"/>
         </w:rPr>
         <w:t>mi vida te ofreceré</w:t>
@@ -654,18 +654,18 @@
       <w:pPr>
         <w:pStyle w:val="Normal"/>
         <w:rPr>
-          <w:sz w:val="12"/>
-          <w:szCs w:val="12"/>
-        </w:rPr>
-      </w:pPr>
-      <w:r>
-        <w:rPr>
-          <w:rFonts w:eastAsia="Courier 10 Pitch" w:cs="Consolas"/>
-          <w:b w:val="false"/>
-          <w:bCs w:val="false"/>
-          <w:color w:val="auto"/>
-          <w:sz w:val="12"/>
-          <w:szCs w:val="12"/>
+          <w:sz w:val="13"/>
+          <w:szCs w:val="13"/>
+        </w:rPr>
+      </w:pPr>
+      <w:r>
+        <w:rPr>
+          <w:rFonts w:eastAsia="Courier 10 Pitch" w:cs="Consolas"/>
+          <w:b w:val="false"/>
+          <w:bCs w:val="false"/>
+          <w:color w:val="auto"/>
+          <w:sz w:val="13"/>
+          <w:szCs w:val="13"/>
           <w:lang w:val="es-ES"/>
         </w:rPr>
         <w:t xml:space="preserve">                 </w:t>
@@ -676,8 +676,8 @@
           <w:b w:val="false"/>
           <w:bCs w:val="false"/>
           <w:color w:val="auto"/>
-          <w:sz w:val="12"/>
-          <w:szCs w:val="12"/>
+          <w:sz w:val="13"/>
+          <w:szCs w:val="13"/>
           <w:lang w:val="es-ES"/>
         </w:rPr>
         <w:t>E</w:t>
@@ -687,18 +687,18 @@
       <w:pPr>
         <w:pStyle w:val="Normal"/>
         <w:rPr>
-          <w:sz w:val="12"/>
-          <w:szCs w:val="12"/>
-        </w:rPr>
-      </w:pPr>
-      <w:r>
-        <w:rPr>
-          <w:rFonts w:eastAsia="Courier 10 Pitch" w:cs="Consolas"/>
-          <w:b w:val="false"/>
-          <w:bCs w:val="false"/>
-          <w:color w:val="auto"/>
-          <w:sz w:val="12"/>
-          <w:szCs w:val="12"/>
+          <w:sz w:val="13"/>
+          <w:szCs w:val="13"/>
+        </w:rPr>
+      </w:pPr>
+      <w:r>
+        <w:rPr>
+          <w:rFonts w:eastAsia="Courier 10 Pitch" w:cs="Consolas"/>
+          <w:b w:val="false"/>
+          <w:bCs w:val="false"/>
+          <w:color w:val="auto"/>
+          <w:sz w:val="13"/>
+          <w:szCs w:val="13"/>
           <w:lang w:val="es-ES"/>
         </w:rPr>
         <w:t>mi canto levantaré</w:t>
@@ -713,29 +713,29 @@
           <w:b w:val="false"/>
           <w:bCs w:val="false"/>
           <w:color w:val="auto"/>
-          <w:sz w:val="12"/>
-          <w:szCs w:val="12"/>
-          <w:lang w:val="es-ES"/>
-        </w:rPr>
-      </w:pPr>
-      <w:r>
-        <w:rPr>
-          <w:rFonts w:eastAsia="Courier 10 Pitch" w:cs="Consolas"/>
-          <w:b w:val="false"/>
-          <w:bCs w:val="false"/>
-          <w:color w:val="auto"/>
-          <w:sz w:val="12"/>
-          <w:szCs w:val="12"/>
-          <w:lang w:val="es-ES"/>
-        </w:rPr>
-      </w:r>
-    </w:p>
-    <w:p>
-      <w:pPr>
-        <w:pStyle w:val="Normal"/>
-        <w:rPr>
-          <w:sz w:val="12"/>
-          <w:szCs w:val="12"/>
+          <w:sz w:val="13"/>
+          <w:szCs w:val="13"/>
+          <w:lang w:val="es-ES"/>
+        </w:rPr>
+      </w:pPr>
+      <w:r>
+        <w:rPr>
+          <w:rFonts w:eastAsia="Courier 10 Pitch" w:cs="Consolas"/>
+          <w:b w:val="false"/>
+          <w:bCs w:val="false"/>
+          <w:color w:val="auto"/>
+          <w:sz w:val="13"/>
+          <w:szCs w:val="13"/>
+          <w:lang w:val="es-ES"/>
+        </w:rPr>
+      </w:r>
+    </w:p>
+    <w:p>
+      <w:pPr>
+        <w:pStyle w:val="Normal"/>
+        <w:rPr>
+          <w:sz w:val="13"/>
+          <w:szCs w:val="13"/>
         </w:rPr>
       </w:pPr>
       <w:r>
@@ -744,8 +744,8 @@
           <w:b/>
           <w:bCs/>
           <w:color w:val="1C99E0"/>
-          <w:sz w:val="12"/>
-          <w:szCs w:val="12"/>
+          <w:sz w:val="13"/>
+          <w:szCs w:val="13"/>
           <w:lang w:val="zxx" w:eastAsia="zxx" w:bidi="zxx"/>
         </w:rPr>
         <w:t>[Coro]</w:t>
@@ -755,18 +755,18 @@
       <w:pPr>
         <w:pStyle w:val="Normal"/>
         <w:rPr>
-          <w:sz w:val="12"/>
-          <w:szCs w:val="12"/>
-        </w:rPr>
-      </w:pPr>
-      <w:r>
-        <w:rPr>
-          <w:rFonts w:eastAsia="Courier 10 Pitch" w:cs="Consolas"/>
-          <w:b w:val="false"/>
-          <w:bCs w:val="false"/>
-          <w:color w:val="auto"/>
-          <w:sz w:val="12"/>
-          <w:szCs w:val="12"/>
+          <w:sz w:val="13"/>
+          <w:szCs w:val="13"/>
+        </w:rPr>
+      </w:pPr>
+      <w:r>
+        <w:rPr>
+          <w:rFonts w:eastAsia="Courier 10 Pitch" w:cs="Consolas"/>
+          <w:b w:val="false"/>
+          <w:bCs w:val="false"/>
+          <w:color w:val="auto"/>
+          <w:sz w:val="13"/>
+          <w:szCs w:val="13"/>
           <w:lang w:val="es-ES"/>
         </w:rPr>
         <w:t xml:space="preserve">    </w:t>
@@ -777,8 +777,8 @@
           <w:b w:val="false"/>
           <w:bCs w:val="false"/>
           <w:color w:val="auto"/>
-          <w:sz w:val="12"/>
-          <w:szCs w:val="12"/>
+          <w:sz w:val="13"/>
+          <w:szCs w:val="13"/>
           <w:lang w:val="es-ES"/>
         </w:rPr>
         <w:t>F#m       A      D      E</w:t>
@@ -788,18 +788,18 @@
       <w:pPr>
         <w:pStyle w:val="Normal"/>
         <w:rPr>
-          <w:sz w:val="12"/>
-          <w:szCs w:val="12"/>
-        </w:rPr>
-      </w:pPr>
-      <w:r>
-        <w:rPr>
-          <w:rFonts w:eastAsia="Courier 10 Pitch" w:cs="Consolas"/>
-          <w:b w:val="false"/>
-          <w:bCs w:val="false"/>
-          <w:color w:val="auto"/>
-          <w:sz w:val="12"/>
-          <w:szCs w:val="12"/>
+          <w:sz w:val="13"/>
+          <w:szCs w:val="13"/>
+        </w:rPr>
+      </w:pPr>
+      <w:r>
+        <w:rPr>
+          <w:rFonts w:eastAsia="Courier 10 Pitch" w:cs="Consolas"/>
+          <w:b w:val="false"/>
+          <w:bCs w:val="false"/>
+          <w:color w:val="auto"/>
+          <w:sz w:val="13"/>
+          <w:szCs w:val="13"/>
           <w:lang w:val="es-ES"/>
         </w:rPr>
         <w:t>Alabanza y honor, poder y gloria</w:t>
@@ -809,18 +809,18 @@
       <w:pPr>
         <w:pStyle w:val="Normal"/>
         <w:rPr>
-          <w:sz w:val="12"/>
-          <w:szCs w:val="12"/>
-        </w:rPr>
-      </w:pPr>
-      <w:r>
-        <w:rPr>
-          <w:rFonts w:eastAsia="Courier 10 Pitch" w:cs="Consolas"/>
-          <w:b w:val="false"/>
-          <w:bCs w:val="false"/>
-          <w:color w:val="auto"/>
-          <w:sz w:val="12"/>
-          <w:szCs w:val="12"/>
+          <w:sz w:val="13"/>
+          <w:szCs w:val="13"/>
+        </w:rPr>
+      </w:pPr>
+      <w:r>
+        <w:rPr>
+          <w:rFonts w:eastAsia="Courier 10 Pitch" w:cs="Consolas"/>
+          <w:b w:val="false"/>
+          <w:bCs w:val="false"/>
+          <w:color w:val="auto"/>
+          <w:sz w:val="13"/>
+          <w:szCs w:val="13"/>
           <w:lang w:val="es-ES"/>
         </w:rPr>
         <w:t xml:space="preserve">       </w:t>
@@ -831,8 +831,8 @@
           <w:b w:val="false"/>
           <w:bCs w:val="false"/>
           <w:color w:val="auto"/>
-          <w:sz w:val="12"/>
-          <w:szCs w:val="12"/>
+          <w:sz w:val="13"/>
+          <w:szCs w:val="13"/>
           <w:lang w:val="es-ES"/>
         </w:rPr>
         <w:t xml:space="preserve">F#m      A       D        E </w:t>
@@ -842,18 +842,18 @@
       <w:pPr>
         <w:pStyle w:val="Normal"/>
         <w:rPr>
-          <w:sz w:val="12"/>
-          <w:szCs w:val="12"/>
-        </w:rPr>
-      </w:pPr>
-      <w:r>
-        <w:rPr>
-          <w:rFonts w:eastAsia="Courier 10 Pitch" w:cs="Consolas"/>
-          <w:b w:val="false"/>
-          <w:bCs w:val="false"/>
-          <w:color w:val="auto"/>
-          <w:sz w:val="12"/>
-          <w:szCs w:val="12"/>
+          <w:sz w:val="13"/>
+          <w:szCs w:val="13"/>
+        </w:rPr>
+      </w:pPr>
+      <w:r>
+        <w:rPr>
+          <w:rFonts w:eastAsia="Courier 10 Pitch" w:cs="Consolas"/>
+          <w:b w:val="false"/>
+          <w:bCs w:val="false"/>
+          <w:color w:val="auto"/>
+          <w:sz w:val="13"/>
+          <w:szCs w:val="13"/>
           <w:lang w:val="es-ES"/>
         </w:rPr>
         <w:t>al Cordero de Dios al León de Judá</w:t>
@@ -863,18 +863,18 @@
       <w:pPr>
         <w:pStyle w:val="Normal"/>
         <w:rPr>
-          <w:sz w:val="12"/>
-          <w:szCs w:val="12"/>
-        </w:rPr>
-      </w:pPr>
-      <w:r>
-        <w:rPr>
-          <w:rFonts w:eastAsia="Courier 10 Pitch" w:cs="Consolas"/>
-          <w:b w:val="false"/>
-          <w:bCs w:val="false"/>
-          <w:color w:val="auto"/>
-          <w:sz w:val="12"/>
-          <w:szCs w:val="12"/>
+          <w:sz w:val="13"/>
+          <w:szCs w:val="13"/>
+        </w:rPr>
+      </w:pPr>
+      <w:r>
+        <w:rPr>
+          <w:rFonts w:eastAsia="Courier 10 Pitch" w:cs="Consolas"/>
+          <w:b w:val="false"/>
+          <w:bCs w:val="false"/>
+          <w:color w:val="auto"/>
+          <w:sz w:val="13"/>
+          <w:szCs w:val="13"/>
           <w:lang w:val="es-ES"/>
         </w:rPr>
         <w:t xml:space="preserve">   </w:t>
@@ -885,8 +885,8 @@
           <w:b w:val="false"/>
           <w:bCs w:val="false"/>
           <w:color w:val="auto"/>
-          <w:sz w:val="12"/>
-          <w:szCs w:val="12"/>
+          <w:sz w:val="13"/>
+          <w:szCs w:val="13"/>
           <w:lang w:val="es-ES"/>
         </w:rPr>
         <w:t>F#m             E</w:t>
@@ -896,18 +896,18 @@
       <w:pPr>
         <w:pStyle w:val="Normal"/>
         <w:rPr>
-          <w:sz w:val="12"/>
-          <w:szCs w:val="12"/>
-        </w:rPr>
-      </w:pPr>
-      <w:r>
-        <w:rPr>
-          <w:rFonts w:eastAsia="Courier 10 Pitch" w:cs="Consolas"/>
-          <w:b w:val="false"/>
-          <w:bCs w:val="false"/>
-          <w:color w:val="auto"/>
-          <w:sz w:val="12"/>
-          <w:szCs w:val="12"/>
+          <w:sz w:val="13"/>
+          <w:szCs w:val="13"/>
+        </w:rPr>
+      </w:pPr>
+      <w:r>
+        <w:rPr>
+          <w:rFonts w:eastAsia="Courier 10 Pitch" w:cs="Consolas"/>
+          <w:b w:val="false"/>
+          <w:bCs w:val="false"/>
+          <w:color w:val="auto"/>
+          <w:sz w:val="13"/>
+          <w:szCs w:val="13"/>
           <w:lang w:val="es-ES"/>
         </w:rPr>
         <w:t>Al unico digno de honra</w:t>
@@ -917,18 +917,18 @@
       <w:pPr>
         <w:pStyle w:val="Normal"/>
         <w:rPr>
-          <w:sz w:val="12"/>
-          <w:szCs w:val="12"/>
-        </w:rPr>
-      </w:pPr>
-      <w:r>
-        <w:rPr>
-          <w:rFonts w:eastAsia="Courier 10 Pitch" w:cs="Consolas"/>
-          <w:b w:val="false"/>
-          <w:bCs w:val="false"/>
-          <w:color w:val="auto"/>
-          <w:sz w:val="12"/>
-          <w:szCs w:val="12"/>
+          <w:sz w:val="13"/>
+          <w:szCs w:val="13"/>
+        </w:rPr>
+      </w:pPr>
+      <w:r>
+        <w:rPr>
+          <w:rFonts w:eastAsia="Courier 10 Pitch" w:cs="Consolas"/>
+          <w:b w:val="false"/>
+          <w:bCs w:val="false"/>
+          <w:color w:val="auto"/>
+          <w:sz w:val="13"/>
+          <w:szCs w:val="13"/>
           <w:lang w:val="es-ES"/>
         </w:rPr>
         <w:t xml:space="preserve">      </w:t>
@@ -939,8 +939,8 @@
           <w:b w:val="false"/>
           <w:bCs w:val="false"/>
           <w:color w:val="auto"/>
-          <w:sz w:val="12"/>
-          <w:szCs w:val="12"/>
+          <w:sz w:val="13"/>
+          <w:szCs w:val="13"/>
           <w:lang w:val="es-ES"/>
         </w:rPr>
         <w:t>F#m              E</w:t>
@@ -950,18 +950,18 @@
       <w:pPr>
         <w:pStyle w:val="Normal"/>
         <w:rPr>
-          <w:sz w:val="12"/>
-          <w:szCs w:val="12"/>
-        </w:rPr>
-      </w:pPr>
-      <w:r>
-        <w:rPr>
-          <w:rFonts w:eastAsia="Courier 10 Pitch" w:cs="Consolas"/>
-          <w:b w:val="false"/>
-          <w:bCs w:val="false"/>
-          <w:color w:val="auto"/>
-          <w:sz w:val="12"/>
-          <w:szCs w:val="12"/>
+          <w:sz w:val="13"/>
+          <w:szCs w:val="13"/>
+        </w:rPr>
+      </w:pPr>
+      <w:r>
+        <w:rPr>
+          <w:rFonts w:eastAsia="Courier 10 Pitch" w:cs="Consolas"/>
+          <w:b w:val="false"/>
+          <w:bCs w:val="false"/>
+          <w:color w:val="auto"/>
+          <w:sz w:val="13"/>
+          <w:szCs w:val="13"/>
           <w:lang w:val="es-ES"/>
         </w:rPr>
         <w:t>Jesucristo mi Rey y Señor</w:t>
@@ -976,39 +976,39 @@
           <w:b w:val="false"/>
           <w:bCs w:val="false"/>
           <w:color w:val="auto"/>
-          <w:sz w:val="12"/>
-          <w:szCs w:val="12"/>
-          <w:lang w:val="es-ES"/>
-        </w:rPr>
-      </w:pPr>
-      <w:r>
-        <w:rPr>
-          <w:rFonts w:eastAsia="Courier 10 Pitch" w:cs="Consolas"/>
-          <w:b w:val="false"/>
-          <w:bCs w:val="false"/>
-          <w:color w:val="auto"/>
-          <w:sz w:val="12"/>
-          <w:szCs w:val="12"/>
-          <w:lang w:val="es-ES"/>
-        </w:rPr>
-      </w:r>
-    </w:p>
-    <w:p>
-      <w:pPr>
-        <w:pStyle w:val="Normal"/>
-        <w:rPr>
-          <w:sz w:val="12"/>
-          <w:szCs w:val="12"/>
-        </w:rPr>
-      </w:pPr>
-      <w:r>
-        <w:rPr>
-          <w:rFonts w:eastAsia="Courier 10 Pitch" w:cs="Consolas"/>
-          <w:b w:val="false"/>
-          <w:bCs w:val="false"/>
-          <w:color w:val="auto"/>
-          <w:sz w:val="12"/>
-          <w:szCs w:val="12"/>
+          <w:sz w:val="13"/>
+          <w:szCs w:val="13"/>
+          <w:lang w:val="es-ES"/>
+        </w:rPr>
+      </w:pPr>
+      <w:r>
+        <w:rPr>
+          <w:rFonts w:eastAsia="Courier 10 Pitch" w:cs="Consolas"/>
+          <w:b w:val="false"/>
+          <w:bCs w:val="false"/>
+          <w:color w:val="auto"/>
+          <w:sz w:val="13"/>
+          <w:szCs w:val="13"/>
+          <w:lang w:val="es-ES"/>
+        </w:rPr>
+      </w:r>
+    </w:p>
+    <w:p>
+      <w:pPr>
+        <w:pStyle w:val="Normal"/>
+        <w:rPr>
+          <w:sz w:val="13"/>
+          <w:szCs w:val="13"/>
+        </w:rPr>
+      </w:pPr>
+      <w:r>
+        <w:rPr>
+          <w:rFonts w:eastAsia="Courier 10 Pitch" w:cs="Consolas"/>
+          <w:b w:val="false"/>
+          <w:bCs w:val="false"/>
+          <w:color w:val="auto"/>
+          <w:sz w:val="13"/>
+          <w:szCs w:val="13"/>
           <w:lang w:val="es-ES"/>
         </w:rPr>
         <w:t>F#m C# F#m</w:t>
@@ -1023,29 +1023,29 @@
           <w:b w:val="false"/>
           <w:bCs w:val="false"/>
           <w:color w:val="auto"/>
-          <w:sz w:val="12"/>
-          <w:szCs w:val="12"/>
-          <w:lang w:val="es-ES"/>
-        </w:rPr>
-      </w:pPr>
-      <w:r>
-        <w:rPr>
-          <w:rFonts w:eastAsia="Courier 10 Pitch" w:cs="Consolas"/>
-          <w:b w:val="false"/>
-          <w:bCs w:val="false"/>
-          <w:color w:val="auto"/>
-          <w:sz w:val="12"/>
-          <w:szCs w:val="12"/>
-          <w:lang w:val="es-ES"/>
-        </w:rPr>
-      </w:r>
-    </w:p>
-    <w:p>
-      <w:pPr>
-        <w:pStyle w:val="Normal"/>
-        <w:rPr>
-          <w:sz w:val="12"/>
-          <w:szCs w:val="12"/>
+          <w:sz w:val="13"/>
+          <w:szCs w:val="13"/>
+          <w:lang w:val="es-ES"/>
+        </w:rPr>
+      </w:pPr>
+      <w:r>
+        <w:rPr>
+          <w:rFonts w:eastAsia="Courier 10 Pitch" w:cs="Consolas"/>
+          <w:b w:val="false"/>
+          <w:bCs w:val="false"/>
+          <w:color w:val="auto"/>
+          <w:sz w:val="13"/>
+          <w:szCs w:val="13"/>
+          <w:lang w:val="es-ES"/>
+        </w:rPr>
+      </w:r>
+    </w:p>
+    <w:p>
+      <w:pPr>
+        <w:pStyle w:val="Normal"/>
+        <w:rPr>
+          <w:sz w:val="13"/>
+          <w:szCs w:val="13"/>
         </w:rPr>
       </w:pPr>
       <w:r>
@@ -1054,8 +1054,8 @@
           <w:b/>
           <w:bCs w:val="false"/>
           <w:color w:val="1C99E0"/>
-          <w:sz w:val="12"/>
-          <w:szCs w:val="12"/>
+          <w:sz w:val="13"/>
+          <w:szCs w:val="13"/>
           <w:lang w:val="zxx" w:eastAsia="zxx" w:bidi="zxx"/>
         </w:rPr>
         <w:t>[Verso]</w:t>
@@ -1065,12 +1065,15 @@
       <w:pPr>
         <w:pStyle w:val="Normal"/>
         <w:rPr>
-          <w:sz w:val="12"/>
-          <w:szCs w:val="12"/>
-        </w:rPr>
-      </w:pPr>
-      <w:r>
-        <w:rPr/>
+          <w:sz w:val="13"/>
+          <w:szCs w:val="13"/>
+        </w:rPr>
+      </w:pPr>
+      <w:r>
+        <w:rPr>
+          <w:sz w:val="13"/>
+          <w:szCs w:val="13"/>
+        </w:rPr>
         <w:t>A  D F#m E Esus4 E</w:t>
       </w:r>
     </w:p>
@@ -1078,12 +1081,15 @@
       <w:pPr>
         <w:pStyle w:val="Normal"/>
         <w:rPr>
-          <w:sz w:val="12"/>
-          <w:szCs w:val="12"/>
-        </w:rPr>
-      </w:pPr>
-      <w:r>
-        <w:rPr/>
+          <w:sz w:val="13"/>
+          <w:szCs w:val="13"/>
+        </w:rPr>
+      </w:pPr>
+      <w:r>
+        <w:rPr>
+          <w:sz w:val="13"/>
+          <w:szCs w:val="13"/>
+        </w:rPr>
         <w:t>A  D F#m E</w:t>
       </w:r>
     </w:p>
@@ -1096,8 +1102,8 @@
           <w:b/>
           <w:bCs/>
           <w:color w:val="0070C0"/>
-          <w:sz w:val="12"/>
-          <w:szCs w:val="12"/>
+          <w:sz w:val="13"/>
+          <w:szCs w:val="13"/>
           <w:lang w:val="es-ES"/>
         </w:rPr>
       </w:pPr>
@@ -1107,18 +1113,18 @@
           <w:b/>
           <w:bCs/>
           <w:color w:val="0070C0"/>
-          <w:sz w:val="12"/>
-          <w:szCs w:val="12"/>
-          <w:lang w:val="es-ES"/>
-        </w:rPr>
-      </w:r>
-    </w:p>
-    <w:p>
-      <w:pPr>
-        <w:pStyle w:val="Normal"/>
-        <w:rPr>
-          <w:sz w:val="12"/>
-          <w:szCs w:val="12"/>
+          <w:sz w:val="13"/>
+          <w:szCs w:val="13"/>
+          <w:lang w:val="es-ES"/>
+        </w:rPr>
+      </w:r>
+    </w:p>
+    <w:p>
+      <w:pPr>
+        <w:pStyle w:val="Normal"/>
+        <w:rPr>
+          <w:sz w:val="13"/>
+          <w:szCs w:val="13"/>
         </w:rPr>
       </w:pPr>
       <w:r>
@@ -1127,8 +1133,8 @@
           <w:b/>
           <w:bCs/>
           <w:color w:val="1C99E0"/>
-          <w:sz w:val="12"/>
-          <w:szCs w:val="12"/>
+          <w:sz w:val="13"/>
+          <w:szCs w:val="13"/>
           <w:lang w:val="zxx" w:eastAsia="zxx" w:bidi="zxx"/>
         </w:rPr>
         <w:t>[Coro x2]</w:t>
@@ -1138,24 +1144,18 @@
       <w:pPr>
         <w:pStyle w:val="Normal"/>
         <w:rPr>
-          <w:rFonts w:ascii="Consolas" w:hAnsi="Consolas" w:eastAsia="Courier 10 Pitch" w:cs="Consolas"/>
-          <w:b w:val="false"/>
-          <w:b w:val="false"/>
-          <w:bCs w:val="false"/>
-          <w:color w:val="auto"/>
-          <w:sz w:val="12"/>
-          <w:szCs w:val="12"/>
-          <w:lang w:val="es-ES"/>
-        </w:rPr>
-      </w:pPr>
-      <w:r>
-        <w:rPr>
-          <w:rFonts w:eastAsia="Courier 10 Pitch" w:cs="Consolas"/>
-          <w:b w:val="false"/>
-          <w:bCs w:val="false"/>
-          <w:color w:val="auto"/>
-          <w:sz w:val="12"/>
-          <w:szCs w:val="12"/>
+          <w:sz w:val="13"/>
+          <w:szCs w:val="13"/>
+        </w:rPr>
+      </w:pPr>
+      <w:r>
+        <w:rPr>
+          <w:rFonts w:eastAsia="Courier 10 Pitch" w:cs="Consolas"/>
+          <w:b w:val="false"/>
+          <w:bCs w:val="false"/>
+          <w:color w:val="auto"/>
+          <w:sz w:val="13"/>
+          <w:szCs w:val="13"/>
           <w:lang w:val="es-ES"/>
         </w:rPr>
         <w:t>F#m A D E</w:t>
@@ -1165,24 +1165,18 @@
       <w:pPr>
         <w:pStyle w:val="Normal"/>
         <w:rPr>
-          <w:rFonts w:ascii="Consolas" w:hAnsi="Consolas" w:eastAsia="Courier 10 Pitch" w:cs="Consolas"/>
-          <w:b w:val="false"/>
-          <w:b w:val="false"/>
-          <w:bCs w:val="false"/>
-          <w:color w:val="auto"/>
-          <w:sz w:val="12"/>
-          <w:szCs w:val="12"/>
-          <w:lang w:val="es-ES"/>
-        </w:rPr>
-      </w:pPr>
-      <w:r>
-        <w:rPr>
-          <w:rFonts w:eastAsia="Courier 10 Pitch" w:cs="Consolas"/>
-          <w:b w:val="false"/>
-          <w:bCs w:val="false"/>
-          <w:color w:val="auto"/>
-          <w:sz w:val="12"/>
-          <w:szCs w:val="12"/>
+          <w:sz w:val="13"/>
+          <w:szCs w:val="13"/>
+        </w:rPr>
+      </w:pPr>
+      <w:r>
+        <w:rPr>
+          <w:rFonts w:eastAsia="Courier 10 Pitch" w:cs="Consolas"/>
+          <w:b w:val="false"/>
+          <w:bCs w:val="false"/>
+          <w:color w:val="auto"/>
+          <w:sz w:val="13"/>
+          <w:szCs w:val="13"/>
           <w:lang w:val="es-ES"/>
         </w:rPr>
         <w:t>F#m A D E</w:t>
@@ -1192,24 +1186,18 @@
       <w:pPr>
         <w:pStyle w:val="Normal"/>
         <w:rPr>
-          <w:rFonts w:ascii="Consolas" w:hAnsi="Consolas" w:eastAsia="Courier 10 Pitch" w:cs="Consolas"/>
-          <w:b w:val="false"/>
-          <w:b w:val="false"/>
-          <w:bCs w:val="false"/>
-          <w:color w:val="auto"/>
-          <w:sz w:val="12"/>
-          <w:szCs w:val="12"/>
-          <w:lang w:val="es-ES"/>
-        </w:rPr>
-      </w:pPr>
-      <w:r>
-        <w:rPr>
-          <w:rFonts w:eastAsia="Courier 10 Pitch" w:cs="Consolas"/>
-          <w:b w:val="false"/>
-          <w:bCs w:val="false"/>
-          <w:color w:val="auto"/>
-          <w:sz w:val="12"/>
-          <w:szCs w:val="12"/>
+          <w:sz w:val="13"/>
+          <w:szCs w:val="13"/>
+        </w:rPr>
+      </w:pPr>
+      <w:r>
+        <w:rPr>
+          <w:rFonts w:eastAsia="Courier 10 Pitch" w:cs="Consolas"/>
+          <w:b w:val="false"/>
+          <w:bCs w:val="false"/>
+          <w:color w:val="auto"/>
+          <w:sz w:val="13"/>
+          <w:szCs w:val="13"/>
           <w:lang w:val="es-ES"/>
         </w:rPr>
         <w:t>F#m E</w:t>
@@ -1219,24 +1207,18 @@
       <w:pPr>
         <w:pStyle w:val="Normal"/>
         <w:rPr>
-          <w:rFonts w:ascii="Consolas" w:hAnsi="Consolas" w:eastAsia="Courier 10 Pitch" w:cs="Consolas"/>
-          <w:b w:val="false"/>
-          <w:b w:val="false"/>
-          <w:bCs w:val="false"/>
-          <w:color w:val="auto"/>
-          <w:sz w:val="12"/>
-          <w:szCs w:val="12"/>
-          <w:lang w:val="es-ES"/>
-        </w:rPr>
-      </w:pPr>
-      <w:r>
-        <w:rPr>
-          <w:rFonts w:eastAsia="Courier 10 Pitch" w:cs="Consolas"/>
-          <w:b w:val="false"/>
-          <w:bCs w:val="false"/>
-          <w:color w:val="auto"/>
-          <w:sz w:val="12"/>
-          <w:szCs w:val="12"/>
+          <w:sz w:val="13"/>
+          <w:szCs w:val="13"/>
+        </w:rPr>
+      </w:pPr>
+      <w:r>
+        <w:rPr>
+          <w:rFonts w:eastAsia="Courier 10 Pitch" w:cs="Consolas"/>
+          <w:b w:val="false"/>
+          <w:bCs w:val="false"/>
+          <w:color w:val="auto"/>
+          <w:sz w:val="13"/>
+          <w:szCs w:val="13"/>
           <w:lang w:val="es-ES"/>
         </w:rPr>
         <w:t>F#m E</w:t>
@@ -1251,8 +1233,8 @@
           <w:b/>
           <w:bCs/>
           <w:color w:val="0070C0"/>
-          <w:sz w:val="12"/>
-          <w:szCs w:val="12"/>
+          <w:sz w:val="13"/>
+          <w:szCs w:val="13"/>
           <w:lang w:val="es-ES"/>
         </w:rPr>
       </w:pPr>
@@ -1262,18 +1244,18 @@
           <w:b/>
           <w:bCs/>
           <w:color w:val="0070C0"/>
-          <w:sz w:val="12"/>
-          <w:szCs w:val="12"/>
-          <w:lang w:val="es-ES"/>
-        </w:rPr>
-      </w:r>
-    </w:p>
-    <w:p>
-      <w:pPr>
-        <w:pStyle w:val="Normal"/>
-        <w:rPr>
-          <w:sz w:val="12"/>
-          <w:szCs w:val="12"/>
+          <w:sz w:val="13"/>
+          <w:szCs w:val="13"/>
+          <w:lang w:val="es-ES"/>
+        </w:rPr>
+      </w:r>
+    </w:p>
+    <w:p>
+      <w:pPr>
+        <w:pStyle w:val="Normal"/>
+        <w:rPr>
+          <w:sz w:val="13"/>
+          <w:szCs w:val="13"/>
         </w:rPr>
       </w:pPr>
       <w:r>
@@ -1282,8 +1264,8 @@
           <w:b/>
           <w:bCs/>
           <w:color w:val="1C99E0"/>
-          <w:sz w:val="12"/>
-          <w:szCs w:val="12"/>
+          <w:sz w:val="13"/>
+          <w:szCs w:val="13"/>
           <w:lang w:val="zxx" w:eastAsia="zxx" w:bidi="zxx"/>
         </w:rPr>
         <w:t>[Puente]</w:t>
@@ -1295,18 +1277,18 @@
         <w:spacing w:before="0" w:after="0"/>
         <w:contextualSpacing/>
         <w:rPr>
-          <w:sz w:val="12"/>
-          <w:szCs w:val="12"/>
-        </w:rPr>
-      </w:pPr>
-      <w:r>
-        <w:rPr>
-          <w:rFonts w:eastAsia="Courier 10 Pitch" w:cs="Consolas"/>
-          <w:b w:val="false"/>
-          <w:bCs w:val="false"/>
-          <w:color w:val="auto"/>
-          <w:sz w:val="12"/>
-          <w:szCs w:val="12"/>
+          <w:sz w:val="13"/>
+          <w:szCs w:val="13"/>
+        </w:rPr>
+      </w:pPr>
+      <w:r>
+        <w:rPr>
+          <w:rFonts w:eastAsia="Courier 10 Pitch" w:cs="Consolas"/>
+          <w:b w:val="false"/>
+          <w:bCs w:val="false"/>
+          <w:color w:val="auto"/>
+          <w:sz w:val="13"/>
+          <w:szCs w:val="13"/>
           <w:lang w:val="es-ES"/>
         </w:rPr>
         <w:t xml:space="preserve">    </w:t>
@@ -1317,8 +1299,8 @@
           <w:b w:val="false"/>
           <w:bCs w:val="false"/>
           <w:color w:val="auto"/>
-          <w:sz w:val="12"/>
-          <w:szCs w:val="12"/>
+          <w:sz w:val="13"/>
+          <w:szCs w:val="13"/>
           <w:lang w:val="es-ES"/>
         </w:rPr>
         <w:t>D                 F#m</w:t>
@@ -1330,18 +1312,18 @@
         <w:spacing w:before="0" w:after="0"/>
         <w:contextualSpacing/>
         <w:rPr>
-          <w:sz w:val="12"/>
-          <w:szCs w:val="12"/>
-        </w:rPr>
-      </w:pPr>
-      <w:r>
-        <w:rPr>
-          <w:rFonts w:eastAsia="Courier 10 Pitch" w:cs="Consolas"/>
-          <w:b w:val="false"/>
-          <w:bCs w:val="false"/>
-          <w:color w:val="auto"/>
-          <w:sz w:val="12"/>
-          <w:szCs w:val="12"/>
+          <w:sz w:val="13"/>
+          <w:szCs w:val="13"/>
+        </w:rPr>
+      </w:pPr>
+      <w:r>
+        <w:rPr>
+          <w:rFonts w:eastAsia="Courier 10 Pitch" w:cs="Consolas"/>
+          <w:b w:val="false"/>
+          <w:bCs w:val="false"/>
+          <w:color w:val="auto"/>
+          <w:sz w:val="13"/>
+          <w:szCs w:val="13"/>
           <w:lang w:val="es-ES"/>
         </w:rPr>
         <w:t>Anciano de dia, te quiero exaltar</w:t>
@@ -1353,18 +1335,18 @@
         <w:spacing w:before="0" w:after="0"/>
         <w:contextualSpacing/>
         <w:rPr>
-          <w:sz w:val="12"/>
-          <w:szCs w:val="12"/>
-        </w:rPr>
-      </w:pPr>
-      <w:r>
-        <w:rPr>
-          <w:rFonts w:eastAsia="Courier 10 Pitch" w:cs="Consolas"/>
-          <w:b w:val="false"/>
-          <w:bCs w:val="false"/>
-          <w:color w:val="auto"/>
-          <w:sz w:val="12"/>
-          <w:szCs w:val="12"/>
+          <w:sz w:val="13"/>
+          <w:szCs w:val="13"/>
+        </w:rPr>
+      </w:pPr>
+      <w:r>
+        <w:rPr>
+          <w:rFonts w:eastAsia="Courier 10 Pitch" w:cs="Consolas"/>
+          <w:b w:val="false"/>
+          <w:bCs w:val="false"/>
+          <w:color w:val="auto"/>
+          <w:sz w:val="13"/>
+          <w:szCs w:val="13"/>
           <w:lang w:val="es-ES"/>
         </w:rPr>
         <w:t xml:space="preserve">     </w:t>
@@ -1375,8 +1357,8 @@
           <w:b w:val="false"/>
           <w:bCs w:val="false"/>
           <w:color w:val="auto"/>
-          <w:sz w:val="12"/>
-          <w:szCs w:val="12"/>
+          <w:sz w:val="13"/>
+          <w:szCs w:val="13"/>
           <w:lang w:val="es-ES"/>
         </w:rPr>
         <w:t xml:space="preserve">D                  </w:t>
@@ -1387,8 +1369,8 @@
           <w:b/>
           <w:bCs/>
           <w:color w:val="FF0000"/>
-          <w:sz w:val="12"/>
-          <w:szCs w:val="12"/>
+          <w:sz w:val="13"/>
+          <w:szCs w:val="13"/>
           <w:lang w:val="es-ES"/>
         </w:rPr>
         <w:t xml:space="preserve">Esus4 </w:t>
@@ -1399,8 +1381,8 @@
           <w:b w:val="false"/>
           <w:bCs w:val="false"/>
           <w:color w:val="auto"/>
-          <w:sz w:val="12"/>
-          <w:szCs w:val="12"/>
+          <w:sz w:val="13"/>
+          <w:szCs w:val="13"/>
           <w:lang w:val="es-ES"/>
         </w:rPr>
         <w:t>E</w:t>
@@ -1412,18 +1394,18 @@
         <w:spacing w:lineRule="auto" w:line="240" w:before="0" w:after="0"/>
         <w:contextualSpacing/>
         <w:rPr>
-          <w:sz w:val="12"/>
-          <w:szCs w:val="12"/>
-        </w:rPr>
-      </w:pPr>
-      <w:r>
-        <w:rPr>
-          <w:rFonts w:eastAsia="Courier 10 Pitch" w:cs="Consolas"/>
-          <w:b w:val="false"/>
-          <w:bCs w:val="false"/>
-          <w:color w:val="auto"/>
-          <w:sz w:val="12"/>
-          <w:szCs w:val="12"/>
+          <w:sz w:val="13"/>
+          <w:szCs w:val="13"/>
+        </w:rPr>
+      </w:pPr>
+      <w:r>
+        <w:rPr>
+          <w:rFonts w:eastAsia="Courier 10 Pitch" w:cs="Consolas"/>
+          <w:b w:val="false"/>
+          <w:bCs w:val="false"/>
+          <w:color w:val="auto"/>
+          <w:sz w:val="13"/>
+          <w:szCs w:val="13"/>
           <w:lang w:val="es-ES"/>
         </w:rPr>
         <w:t>Postrado, te quiero adorar</w:t>
@@ -1433,23 +1415,23 @@
       <w:pPr>
         <w:pStyle w:val="Cancionero"/>
         <w:rPr>
-          <w:sz w:val="12"/>
-          <w:szCs w:val="12"/>
-        </w:rPr>
-      </w:pPr>
-      <w:r>
-        <w:rPr>
-          <w:sz w:val="12"/>
-          <w:szCs w:val="12"/>
-        </w:rPr>
-      </w:r>
-    </w:p>
-    <w:p>
-      <w:pPr>
-        <w:pStyle w:val="Normal"/>
-        <w:rPr>
-          <w:sz w:val="12"/>
-          <w:szCs w:val="12"/>
+          <w:sz w:val="13"/>
+          <w:szCs w:val="13"/>
+        </w:rPr>
+      </w:pPr>
+      <w:r>
+        <w:rPr>
+          <w:sz w:val="13"/>
+          <w:szCs w:val="13"/>
+        </w:rPr>
+      </w:r>
+    </w:p>
+    <w:p>
+      <w:pPr>
+        <w:pStyle w:val="Normal"/>
+        <w:rPr>
+          <w:sz w:val="13"/>
+          <w:szCs w:val="13"/>
         </w:rPr>
       </w:pPr>
       <w:r>
@@ -1458,8 +1440,8 @@
           <w:b/>
           <w:bCs/>
           <w:color w:val="1C99E0"/>
-          <w:sz w:val="12"/>
-          <w:szCs w:val="12"/>
+          <w:sz w:val="13"/>
+          <w:szCs w:val="13"/>
           <w:lang w:val="zxx" w:eastAsia="zxx" w:bidi="zxx"/>
         </w:rPr>
         <w:t>[Solo]</w:t>
@@ -1471,18 +1453,18 @@
         <w:spacing w:before="0" w:after="0"/>
         <w:contextualSpacing/>
         <w:rPr>
-          <w:sz w:val="12"/>
-          <w:szCs w:val="12"/>
-        </w:rPr>
-      </w:pPr>
-      <w:r>
-        <w:rPr>
-          <w:rFonts w:eastAsia="Courier 10 Pitch" w:cs="Consolas"/>
-          <w:b w:val="false"/>
-          <w:bCs w:val="false"/>
-          <w:color w:val="auto"/>
-          <w:sz w:val="12"/>
-          <w:szCs w:val="12"/>
+          <w:sz w:val="13"/>
+          <w:szCs w:val="13"/>
+        </w:rPr>
+      </w:pPr>
+      <w:r>
+        <w:rPr>
+          <w:rFonts w:eastAsia="Courier 10 Pitch" w:cs="Consolas"/>
+          <w:b w:val="false"/>
+          <w:bCs w:val="false"/>
+          <w:color w:val="auto"/>
+          <w:sz w:val="13"/>
+          <w:szCs w:val="13"/>
           <w:lang w:val="es-ES"/>
         </w:rPr>
         <w:t>F#m A D E</w:t>
@@ -1494,18 +1476,18 @@
         <w:spacing w:before="0" w:after="0"/>
         <w:contextualSpacing/>
         <w:rPr>
-          <w:sz w:val="12"/>
-          <w:szCs w:val="12"/>
-        </w:rPr>
-      </w:pPr>
-      <w:r>
-        <w:rPr>
-          <w:rFonts w:eastAsia="Courier 10 Pitch" w:cs="Consolas"/>
-          <w:b w:val="false"/>
-          <w:bCs w:val="false"/>
-          <w:color w:val="auto"/>
-          <w:sz w:val="12"/>
-          <w:szCs w:val="12"/>
+          <w:sz w:val="13"/>
+          <w:szCs w:val="13"/>
+        </w:rPr>
+      </w:pPr>
+      <w:r>
+        <w:rPr>
+          <w:rFonts w:eastAsia="Courier 10 Pitch" w:cs="Consolas"/>
+          <w:b w:val="false"/>
+          <w:bCs w:val="false"/>
+          <w:color w:val="auto"/>
+          <w:sz w:val="13"/>
+          <w:szCs w:val="13"/>
           <w:lang w:val="es-ES"/>
         </w:rPr>
         <w:t xml:space="preserve">F#m A D E </w:t>
@@ -1519,18 +1501,18 @@
         <w:spacing w:before="0" w:after="0"/>
         <w:contextualSpacing/>
         <w:rPr>
-          <w:sz w:val="12"/>
-          <w:szCs w:val="12"/>
-        </w:rPr>
-      </w:pPr>
-      <w:r>
-        <w:rPr>
-          <w:rFonts w:eastAsia="Courier 10 Pitch" w:cs="Consolas"/>
-          <w:b w:val="false"/>
-          <w:bCs w:val="false"/>
-          <w:color w:val="auto"/>
-          <w:sz w:val="12"/>
-          <w:szCs w:val="12"/>
+          <w:sz w:val="13"/>
+          <w:szCs w:val="13"/>
+        </w:rPr>
+      </w:pPr>
+      <w:r>
+        <w:rPr>
+          <w:rFonts w:eastAsia="Courier 10 Pitch" w:cs="Consolas"/>
+          <w:b w:val="false"/>
+          <w:bCs w:val="false"/>
+          <w:color w:val="auto"/>
+          <w:sz w:val="13"/>
+          <w:szCs w:val="13"/>
           <w:lang w:val="es-ES"/>
         </w:rPr>
         <w:t>F#m E</w:t>
@@ -1542,18 +1524,18 @@
         <w:spacing w:before="0" w:after="0"/>
         <w:contextualSpacing/>
         <w:rPr>
-          <w:sz w:val="12"/>
-          <w:szCs w:val="12"/>
-        </w:rPr>
-      </w:pPr>
-      <w:r>
-        <w:rPr>
-          <w:rFonts w:eastAsia="Courier 10 Pitch" w:cs="Consolas"/>
-          <w:b w:val="false"/>
-          <w:bCs w:val="false"/>
-          <w:color w:val="auto"/>
-          <w:sz w:val="12"/>
-          <w:szCs w:val="12"/>
+          <w:sz w:val="13"/>
+          <w:szCs w:val="13"/>
+        </w:rPr>
+      </w:pPr>
+      <w:r>
+        <w:rPr>
+          <w:rFonts w:eastAsia="Courier 10 Pitch" w:cs="Consolas"/>
+          <w:b w:val="false"/>
+          <w:bCs w:val="false"/>
+          <w:color w:val="auto"/>
+          <w:sz w:val="13"/>
+          <w:szCs w:val="13"/>
           <w:lang w:val="es-ES"/>
         </w:rPr>
         <w:t>F#m E</w:t>
@@ -1570,29 +1552,29 @@
           <w:b w:val="false"/>
           <w:bCs w:val="false"/>
           <w:color w:val="auto"/>
-          <w:sz w:val="12"/>
-          <w:szCs w:val="12"/>
-          <w:lang w:val="es-ES"/>
-        </w:rPr>
-      </w:pPr>
-      <w:r>
-        <w:rPr>
-          <w:rFonts w:eastAsia="Courier 10 Pitch" w:cs="Consolas"/>
-          <w:b w:val="false"/>
-          <w:bCs w:val="false"/>
-          <w:color w:val="auto"/>
-          <w:sz w:val="12"/>
-          <w:szCs w:val="12"/>
-          <w:lang w:val="es-ES"/>
-        </w:rPr>
-      </w:r>
-    </w:p>
-    <w:p>
-      <w:pPr>
-        <w:pStyle w:val="Normal"/>
-        <w:rPr>
-          <w:sz w:val="12"/>
-          <w:szCs w:val="12"/>
+          <w:sz w:val="13"/>
+          <w:szCs w:val="13"/>
+          <w:lang w:val="es-ES"/>
+        </w:rPr>
+      </w:pPr>
+      <w:r>
+        <w:rPr>
+          <w:rFonts w:eastAsia="Courier 10 Pitch" w:cs="Consolas"/>
+          <w:b w:val="false"/>
+          <w:bCs w:val="false"/>
+          <w:color w:val="auto"/>
+          <w:sz w:val="13"/>
+          <w:szCs w:val="13"/>
+          <w:lang w:val="es-ES"/>
+        </w:rPr>
+      </w:r>
+    </w:p>
+    <w:p>
+      <w:pPr>
+        <w:pStyle w:val="Normal"/>
+        <w:rPr>
+          <w:sz w:val="13"/>
+          <w:szCs w:val="13"/>
         </w:rPr>
       </w:pPr>
       <w:r>
@@ -1601,8 +1583,8 @@
           <w:b/>
           <w:bCs/>
           <w:color w:val="1C99E0"/>
-          <w:sz w:val="12"/>
-          <w:szCs w:val="12"/>
+          <w:sz w:val="13"/>
+          <w:szCs w:val="13"/>
           <w:lang w:val="zxx" w:eastAsia="zxx" w:bidi="zxx"/>
         </w:rPr>
         <w:t>[Coro x2]</w:t>
@@ -1617,29 +1599,29 @@
           <w:b w:val="false"/>
           <w:bCs w:val="false"/>
           <w:color w:val="auto"/>
-          <w:sz w:val="12"/>
-          <w:szCs w:val="12"/>
-          <w:lang w:val="es-ES"/>
-        </w:rPr>
-      </w:pPr>
-      <w:r>
-        <w:rPr>
-          <w:rFonts w:eastAsia="Courier 10 Pitch" w:cs="Consolas"/>
-          <w:b w:val="false"/>
-          <w:bCs w:val="false"/>
-          <w:color w:val="auto"/>
-          <w:sz w:val="12"/>
-          <w:szCs w:val="12"/>
-          <w:lang w:val="es-ES"/>
-        </w:rPr>
-      </w:r>
-    </w:p>
-    <w:p>
-      <w:pPr>
-        <w:pStyle w:val="Normal"/>
-        <w:rPr>
-          <w:sz w:val="12"/>
-          <w:szCs w:val="12"/>
+          <w:sz w:val="13"/>
+          <w:szCs w:val="13"/>
+          <w:lang w:val="es-ES"/>
+        </w:rPr>
+      </w:pPr>
+      <w:r>
+        <w:rPr>
+          <w:rFonts w:eastAsia="Courier 10 Pitch" w:cs="Consolas"/>
+          <w:b w:val="false"/>
+          <w:bCs w:val="false"/>
+          <w:color w:val="auto"/>
+          <w:sz w:val="13"/>
+          <w:szCs w:val="13"/>
+          <w:lang w:val="es-ES"/>
+        </w:rPr>
+      </w:r>
+    </w:p>
+    <w:p>
+      <w:pPr>
+        <w:pStyle w:val="Normal"/>
+        <w:rPr>
+          <w:sz w:val="13"/>
+          <w:szCs w:val="13"/>
         </w:rPr>
       </w:pPr>
       <w:r>
@@ -1647,6 +1629,8 @@
           <w:b/>
           <w:bCs/>
           <w:color w:val="1C99E0"/>
+          <w:sz w:val="13"/>
+          <w:szCs w:val="13"/>
           <w:lang w:val="zxx" w:eastAsia="zxx" w:bidi="zxx"/>
         </w:rPr>
         <w:t>[Intermedio]</w:t>
@@ -1656,8 +1640,8 @@
       <w:pPr>
         <w:pStyle w:val="Normal"/>
         <w:rPr>
-          <w:sz w:val="12"/>
-          <w:szCs w:val="12"/>
+          <w:sz w:val="13"/>
+          <w:szCs w:val="13"/>
         </w:rPr>
       </w:pPr>
       <w:r>
@@ -1666,8 +1650,8 @@
           <w:b w:val="false"/>
           <w:bCs w:val="false"/>
           <w:color w:val="000000" w:themeShade="80"/>
-          <w:sz w:val="12"/>
-          <w:szCs w:val="12"/>
+          <w:sz w:val="13"/>
+          <w:szCs w:val="13"/>
           <w:lang w:val="es-ES"/>
         </w:rPr>
         <w:t xml:space="preserve">F#m </w:t>
@@ -1678,8 +1662,8 @@
           <w:b w:val="false"/>
           <w:bCs w:val="false"/>
           <w:color w:val="auto"/>
-          <w:sz w:val="12"/>
-          <w:szCs w:val="12"/>
+          <w:sz w:val="13"/>
+          <w:szCs w:val="13"/>
           <w:lang w:val="es-ES"/>
         </w:rPr>
         <w:t>C#</w:t>
@@ -1690,8 +1674,8 @@
           <w:b w:val="false"/>
           <w:bCs w:val="false"/>
           <w:color w:val="000000" w:themeShade="80"/>
-          <w:sz w:val="12"/>
-          <w:szCs w:val="12"/>
+          <w:sz w:val="13"/>
+          <w:szCs w:val="13"/>
           <w:lang w:val="es-ES"/>
         </w:rPr>
         <w:t xml:space="preserve"> F#m</w:t>
@@ -1706,29 +1690,29 @@
           <w:b w:val="false"/>
           <w:bCs w:val="false"/>
           <w:color w:val="auto"/>
-          <w:sz w:val="12"/>
-          <w:szCs w:val="12"/>
-          <w:lang w:val="es-ES"/>
-        </w:rPr>
-      </w:pPr>
-      <w:r>
-        <w:rPr>
-          <w:rFonts w:eastAsia="Courier 10 Pitch" w:cs="Consolas"/>
-          <w:b w:val="false"/>
-          <w:bCs w:val="false"/>
-          <w:color w:val="auto"/>
-          <w:sz w:val="12"/>
-          <w:szCs w:val="12"/>
-          <w:lang w:val="es-ES"/>
-        </w:rPr>
-      </w:r>
-    </w:p>
-    <w:p>
-      <w:pPr>
-        <w:pStyle w:val="Normal"/>
-        <w:rPr>
-          <w:sz w:val="12"/>
-          <w:szCs w:val="12"/>
+          <w:sz w:val="13"/>
+          <w:szCs w:val="13"/>
+          <w:lang w:val="es-ES"/>
+        </w:rPr>
+      </w:pPr>
+      <w:r>
+        <w:rPr>
+          <w:rFonts w:eastAsia="Courier 10 Pitch" w:cs="Consolas"/>
+          <w:b w:val="false"/>
+          <w:bCs w:val="false"/>
+          <w:color w:val="auto"/>
+          <w:sz w:val="13"/>
+          <w:szCs w:val="13"/>
+          <w:lang w:val="es-ES"/>
+        </w:rPr>
+      </w:r>
+    </w:p>
+    <w:p>
+      <w:pPr>
+        <w:pStyle w:val="Normal"/>
+        <w:rPr>
+          <w:sz w:val="13"/>
+          <w:szCs w:val="13"/>
         </w:rPr>
       </w:pPr>
       <w:r>
@@ -1737,8 +1721,8 @@
           <w:b/>
           <w:bCs/>
           <w:color w:val="1C99E0"/>
-          <w:sz w:val="12"/>
-          <w:szCs w:val="12"/>
+          <w:sz w:val="13"/>
+          <w:szCs w:val="13"/>
           <w:lang w:val="zxx" w:eastAsia="zxx" w:bidi="zxx"/>
         </w:rPr>
         <w:t>[Pre-Final 5]</w:t>
@@ -1748,18 +1732,18 @@
       <w:pPr>
         <w:pStyle w:val="Normal"/>
         <w:rPr>
-          <w:sz w:val="12"/>
-          <w:szCs w:val="12"/>
-        </w:rPr>
-      </w:pPr>
-      <w:r>
-        <w:rPr>
-          <w:rFonts w:eastAsia="Courier 10 Pitch" w:cs="Consolas"/>
-          <w:b w:val="false"/>
-          <w:bCs w:val="false"/>
-          <w:color w:val="auto"/>
-          <w:sz w:val="12"/>
-          <w:szCs w:val="12"/>
+          <w:sz w:val="13"/>
+          <w:szCs w:val="13"/>
+        </w:rPr>
+      </w:pPr>
+      <w:r>
+        <w:rPr>
+          <w:rFonts w:eastAsia="Courier 10 Pitch" w:cs="Consolas"/>
+          <w:b w:val="false"/>
+          <w:bCs w:val="false"/>
+          <w:color w:val="auto"/>
+          <w:sz w:val="13"/>
+          <w:szCs w:val="13"/>
           <w:lang w:val="es-ES"/>
         </w:rPr>
         <w:t xml:space="preserve"> </w:t>
@@ -1770,8 +1754,8 @@
           <w:b w:val="false"/>
           <w:bCs w:val="false"/>
           <w:color w:val="auto"/>
-          <w:sz w:val="12"/>
-          <w:szCs w:val="12"/>
+          <w:sz w:val="13"/>
+          <w:szCs w:val="13"/>
           <w:lang w:val="es-ES"/>
         </w:rPr>
         <w:t>F#m         C#</w:t>
@@ -1781,18 +1765,18 @@
       <w:pPr>
         <w:pStyle w:val="Normal"/>
         <w:rPr>
-          <w:sz w:val="12"/>
-          <w:szCs w:val="12"/>
-        </w:rPr>
-      </w:pPr>
-      <w:r>
-        <w:rPr>
-          <w:rFonts w:eastAsia="Courier 10 Pitch" w:cs="Consolas"/>
-          <w:b w:val="false"/>
-          <w:bCs w:val="false"/>
-          <w:color w:val="auto"/>
-          <w:sz w:val="12"/>
-          <w:szCs w:val="12"/>
+          <w:sz w:val="13"/>
+          <w:szCs w:val="13"/>
+        </w:rPr>
+      </w:pPr>
+      <w:r>
+        <w:rPr>
+          <w:rFonts w:eastAsia="Courier 10 Pitch" w:cs="Consolas"/>
+          <w:b w:val="false"/>
+          <w:bCs w:val="false"/>
+          <w:color w:val="auto"/>
+          <w:sz w:val="13"/>
+          <w:szCs w:val="13"/>
           <w:lang w:val="es-ES"/>
         </w:rPr>
         <w:t>Te daré, alabanza y honor</w:t>
@@ -1802,18 +1786,18 @@
       <w:pPr>
         <w:pStyle w:val="Normal"/>
         <w:rPr>
-          <w:sz w:val="12"/>
-          <w:szCs w:val="12"/>
-        </w:rPr>
-      </w:pPr>
-      <w:r>
-        <w:rPr>
-          <w:rFonts w:eastAsia="Courier 10 Pitch" w:cs="Consolas"/>
-          <w:b w:val="false"/>
-          <w:bCs w:val="false"/>
-          <w:color w:val="auto"/>
-          <w:sz w:val="12"/>
-          <w:szCs w:val="12"/>
+          <w:sz w:val="13"/>
+          <w:szCs w:val="13"/>
+        </w:rPr>
+      </w:pPr>
+      <w:r>
+        <w:rPr>
+          <w:rFonts w:eastAsia="Courier 10 Pitch" w:cs="Consolas"/>
+          <w:b w:val="false"/>
+          <w:bCs w:val="false"/>
+          <w:color w:val="auto"/>
+          <w:sz w:val="13"/>
+          <w:szCs w:val="13"/>
           <w:lang w:val="es-ES"/>
         </w:rPr>
         <w:t xml:space="preserve">             </w:t>
@@ -1824,8 +1808,8 @@
           <w:b w:val="false"/>
           <w:bCs w:val="false"/>
           <w:color w:val="auto"/>
-          <w:sz w:val="12"/>
-          <w:szCs w:val="12"/>
+          <w:sz w:val="13"/>
+          <w:szCs w:val="13"/>
           <w:lang w:val="es-ES"/>
         </w:rPr>
         <w:t xml:space="preserve">F#m </w:t>
@@ -1835,18 +1819,18 @@
       <w:pPr>
         <w:pStyle w:val="Normal"/>
         <w:rPr>
-          <w:sz w:val="12"/>
-          <w:szCs w:val="12"/>
-        </w:rPr>
-      </w:pPr>
-      <w:r>
-        <w:rPr>
-          <w:rFonts w:eastAsia="Courier 10 Pitch" w:cs="Consolas"/>
-          <w:b w:val="false"/>
-          <w:bCs w:val="false"/>
-          <w:color w:val="auto"/>
-          <w:sz w:val="12"/>
-          <w:szCs w:val="12"/>
+          <w:sz w:val="13"/>
+          <w:szCs w:val="13"/>
+        </w:rPr>
+      </w:pPr>
+      <w:r>
+        <w:rPr>
+          <w:rFonts w:eastAsia="Courier 10 Pitch" w:cs="Consolas"/>
+          <w:b w:val="false"/>
+          <w:bCs w:val="false"/>
+          <w:color w:val="auto"/>
+          <w:sz w:val="13"/>
+          <w:szCs w:val="13"/>
           <w:lang w:val="es-ES"/>
         </w:rPr>
         <w:t>Te daré, alabanza y honor</w:t>
@@ -1856,18 +1840,18 @@
       <w:pPr>
         <w:pStyle w:val="Normal"/>
         <w:rPr>
-          <w:sz w:val="12"/>
-          <w:szCs w:val="12"/>
-        </w:rPr>
-      </w:pPr>
-      <w:r>
-        <w:rPr>
-          <w:rFonts w:eastAsia="Courier 10 Pitch" w:cs="Consolas"/>
-          <w:b w:val="false"/>
-          <w:bCs w:val="false"/>
-          <w:color w:val="auto"/>
-          <w:sz w:val="12"/>
-          <w:szCs w:val="12"/>
+          <w:sz w:val="13"/>
+          <w:szCs w:val="13"/>
+        </w:rPr>
+      </w:pPr>
+      <w:r>
+        <w:rPr>
+          <w:rFonts w:eastAsia="Courier 10 Pitch" w:cs="Consolas"/>
+          <w:b w:val="false"/>
+          <w:bCs w:val="false"/>
+          <w:color w:val="auto"/>
+          <w:sz w:val="13"/>
+          <w:szCs w:val="13"/>
           <w:lang w:val="es-ES"/>
         </w:rPr>
         <w:t xml:space="preserve">             </w:t>
@@ -1878,8 +1862,8 @@
           <w:b w:val="false"/>
           <w:bCs w:val="false"/>
           <w:color w:val="auto"/>
-          <w:sz w:val="12"/>
-          <w:szCs w:val="12"/>
+          <w:sz w:val="13"/>
+          <w:szCs w:val="13"/>
           <w:lang w:val="es-ES"/>
         </w:rPr>
         <w:t>C#</w:t>
@@ -1889,18 +1873,18 @@
       <w:pPr>
         <w:pStyle w:val="Normal"/>
         <w:rPr>
-          <w:sz w:val="12"/>
-          <w:szCs w:val="12"/>
-        </w:rPr>
-      </w:pPr>
-      <w:r>
-        <w:rPr>
-          <w:rFonts w:eastAsia="Courier 10 Pitch" w:cs="Consolas"/>
-          <w:b w:val="false"/>
-          <w:bCs w:val="false"/>
-          <w:color w:val="auto"/>
-          <w:sz w:val="12"/>
-          <w:szCs w:val="12"/>
+          <w:sz w:val="13"/>
+          <w:szCs w:val="13"/>
+        </w:rPr>
+      </w:pPr>
+      <w:r>
+        <w:rPr>
+          <w:rFonts w:eastAsia="Courier 10 Pitch" w:cs="Consolas"/>
+          <w:b w:val="false"/>
+          <w:bCs w:val="false"/>
+          <w:color w:val="auto"/>
+          <w:sz w:val="13"/>
+          <w:szCs w:val="13"/>
           <w:lang w:val="es-ES"/>
         </w:rPr>
         <w:t>Te daré, alabanza y honor</w:t>
@@ -1910,18 +1894,18 @@
       <w:pPr>
         <w:pStyle w:val="Normal"/>
         <w:rPr>
-          <w:sz w:val="12"/>
-          <w:szCs w:val="12"/>
-        </w:rPr>
-      </w:pPr>
-      <w:r>
-        <w:rPr>
-          <w:rFonts w:eastAsia="Courier 10 Pitch" w:cs="Consolas"/>
-          <w:b w:val="false"/>
-          <w:bCs w:val="false"/>
-          <w:color w:val="auto"/>
-          <w:sz w:val="12"/>
-          <w:szCs w:val="12"/>
+          <w:sz w:val="13"/>
+          <w:szCs w:val="13"/>
+        </w:rPr>
+      </w:pPr>
+      <w:r>
+        <w:rPr>
+          <w:rFonts w:eastAsia="Courier 10 Pitch" w:cs="Consolas"/>
+          <w:b w:val="false"/>
+          <w:bCs w:val="false"/>
+          <w:color w:val="auto"/>
+          <w:sz w:val="13"/>
+          <w:szCs w:val="13"/>
           <w:lang w:val="es-ES"/>
         </w:rPr>
         <w:t xml:space="preserve">             </w:t>
@@ -1932,8 +1916,8 @@
           <w:b w:val="false"/>
           <w:bCs w:val="false"/>
           <w:color w:val="auto"/>
-          <w:sz w:val="12"/>
-          <w:szCs w:val="12"/>
+          <w:sz w:val="13"/>
+          <w:szCs w:val="13"/>
           <w:lang w:val="es-ES"/>
         </w:rPr>
         <w:t xml:space="preserve">F#m </w:t>
@@ -1943,18 +1927,18 @@
       <w:pPr>
         <w:pStyle w:val="Normal"/>
         <w:rPr>
-          <w:sz w:val="12"/>
-          <w:szCs w:val="12"/>
-        </w:rPr>
-      </w:pPr>
-      <w:r>
-        <w:rPr>
-          <w:rFonts w:eastAsia="Courier 10 Pitch" w:cs="Consolas"/>
-          <w:b w:val="false"/>
-          <w:bCs w:val="false"/>
-          <w:color w:val="auto"/>
-          <w:sz w:val="12"/>
-          <w:szCs w:val="12"/>
+          <w:sz w:val="13"/>
+          <w:szCs w:val="13"/>
+        </w:rPr>
+      </w:pPr>
+      <w:r>
+        <w:rPr>
+          <w:rFonts w:eastAsia="Courier 10 Pitch" w:cs="Consolas"/>
+          <w:b w:val="false"/>
+          <w:bCs w:val="false"/>
+          <w:color w:val="auto"/>
+          <w:sz w:val="13"/>
+          <w:szCs w:val="13"/>
           <w:lang w:val="es-ES"/>
         </w:rPr>
         <w:t>Te daré, alabanza y honor</w:t>
@@ -1964,18 +1948,18 @@
       <w:pPr>
         <w:pStyle w:val="Normal"/>
         <w:rPr>
-          <w:sz w:val="12"/>
-          <w:szCs w:val="12"/>
-        </w:rPr>
-      </w:pPr>
-      <w:r>
-        <w:rPr>
-          <w:rFonts w:eastAsia="Courier 10 Pitch" w:cs="Consolas"/>
-          <w:b w:val="false"/>
-          <w:bCs w:val="false"/>
-          <w:color w:val="auto"/>
-          <w:sz w:val="12"/>
-          <w:szCs w:val="12"/>
+          <w:sz w:val="13"/>
+          <w:szCs w:val="13"/>
+        </w:rPr>
+      </w:pPr>
+      <w:r>
+        <w:rPr>
+          <w:rFonts w:eastAsia="Courier 10 Pitch" w:cs="Consolas"/>
+          <w:b w:val="false"/>
+          <w:bCs w:val="false"/>
+          <w:color w:val="auto"/>
+          <w:sz w:val="13"/>
+          <w:szCs w:val="13"/>
           <w:lang w:val="es-ES"/>
         </w:rPr>
         <w:t xml:space="preserve">             </w:t>
@@ -1986,8 +1970,8 @@
           <w:b w:val="false"/>
           <w:bCs w:val="false"/>
           <w:color w:val="auto"/>
-          <w:sz w:val="12"/>
-          <w:szCs w:val="12"/>
+          <w:sz w:val="13"/>
+          <w:szCs w:val="13"/>
           <w:lang w:val="es-ES"/>
         </w:rPr>
         <w:t>C#</w:t>
@@ -1997,18 +1981,18 @@
       <w:pPr>
         <w:pStyle w:val="Normal"/>
         <w:rPr>
-          <w:sz w:val="12"/>
-          <w:szCs w:val="12"/>
-        </w:rPr>
-      </w:pPr>
-      <w:r>
-        <w:rPr>
-          <w:rFonts w:eastAsia="Courier 10 Pitch" w:cs="Consolas"/>
-          <w:b w:val="false"/>
-          <w:bCs w:val="false"/>
-          <w:color w:val="auto"/>
-          <w:sz w:val="12"/>
-          <w:szCs w:val="12"/>
+          <w:sz w:val="13"/>
+          <w:szCs w:val="13"/>
+        </w:rPr>
+      </w:pPr>
+      <w:r>
+        <w:rPr>
+          <w:rFonts w:eastAsia="Courier 10 Pitch" w:cs="Consolas"/>
+          <w:b w:val="false"/>
+          <w:bCs w:val="false"/>
+          <w:color w:val="auto"/>
+          <w:sz w:val="13"/>
+          <w:szCs w:val="13"/>
           <w:lang w:val="es-ES"/>
         </w:rPr>
         <w:t>Te daré, alabanza y honor</w:t>
@@ -2018,23 +2002,23 @@
       <w:pPr>
         <w:pStyle w:val="Normal"/>
         <w:rPr>
-          <w:sz w:val="12"/>
-          <w:szCs w:val="12"/>
-        </w:rPr>
-      </w:pPr>
-      <w:r>
-        <w:rPr>
-          <w:sz w:val="12"/>
-          <w:szCs w:val="12"/>
-        </w:rPr>
-      </w:r>
-    </w:p>
-    <w:p>
-      <w:pPr>
-        <w:pStyle w:val="Normal"/>
-        <w:rPr>
-          <w:sz w:val="12"/>
-          <w:szCs w:val="12"/>
+          <w:sz w:val="13"/>
+          <w:szCs w:val="13"/>
+        </w:rPr>
+      </w:pPr>
+      <w:r>
+        <w:rPr>
+          <w:sz w:val="13"/>
+          <w:szCs w:val="13"/>
+        </w:rPr>
+      </w:r>
+    </w:p>
+    <w:p>
+      <w:pPr>
+        <w:pStyle w:val="Normal"/>
+        <w:rPr>
+          <w:sz w:val="13"/>
+          <w:szCs w:val="13"/>
         </w:rPr>
       </w:pPr>
       <w:r>
@@ -2043,8 +2027,8 @@
           <w:b/>
           <w:bCs/>
           <w:color w:val="1C99E0"/>
-          <w:sz w:val="12"/>
-          <w:szCs w:val="12"/>
+          <w:sz w:val="13"/>
+          <w:szCs w:val="13"/>
           <w:lang w:val="zxx" w:eastAsia="zxx" w:bidi="zxx"/>
         </w:rPr>
         <w:t>[Pre-Final x5]</w:t>
@@ -2054,18 +2038,18 @@
       <w:pPr>
         <w:pStyle w:val="Normal"/>
         <w:rPr>
-          <w:sz w:val="12"/>
-          <w:szCs w:val="12"/>
-        </w:rPr>
-      </w:pPr>
-      <w:r>
-        <w:rPr>
-          <w:rFonts w:eastAsia="Courier 10 Pitch" w:cs="Consolas"/>
-          <w:b w:val="false"/>
-          <w:bCs w:val="false"/>
-          <w:color w:val="auto"/>
-          <w:sz w:val="12"/>
-          <w:szCs w:val="12"/>
+          <w:sz w:val="13"/>
+          <w:szCs w:val="13"/>
+        </w:rPr>
+      </w:pPr>
+      <w:r>
+        <w:rPr>
+          <w:rFonts w:eastAsia="Courier 10 Pitch" w:cs="Consolas"/>
+          <w:b w:val="false"/>
+          <w:bCs w:val="false"/>
+          <w:color w:val="auto"/>
+          <w:sz w:val="13"/>
+          <w:szCs w:val="13"/>
           <w:lang w:val="es-ES"/>
         </w:rPr>
         <w:t>D E         F#m</w:t>
@@ -2075,18 +2059,18 @@
       <w:pPr>
         <w:pStyle w:val="Normal"/>
         <w:rPr>
-          <w:sz w:val="12"/>
-          <w:szCs w:val="12"/>
-        </w:rPr>
-      </w:pPr>
-      <w:r>
-        <w:rPr>
-          <w:rFonts w:eastAsia="Courier 10 Pitch" w:cs="Consolas"/>
-          <w:b w:val="false"/>
-          <w:bCs w:val="false"/>
-          <w:color w:val="auto"/>
-          <w:sz w:val="12"/>
-          <w:szCs w:val="12"/>
+          <w:sz w:val="13"/>
+          <w:szCs w:val="13"/>
+        </w:rPr>
+      </w:pPr>
+      <w:r>
+        <w:rPr>
+          <w:rFonts w:eastAsia="Courier 10 Pitch" w:cs="Consolas"/>
+          <w:b w:val="false"/>
+          <w:bCs w:val="false"/>
+          <w:color w:val="auto"/>
+          <w:sz w:val="13"/>
+          <w:szCs w:val="13"/>
           <w:lang w:val="es-ES"/>
         </w:rPr>
         <w:t xml:space="preserve">   </w:t>
@@ -2097,8 +2081,8 @@
           <w:b w:val="false"/>
           <w:bCs w:val="false"/>
           <w:color w:val="auto"/>
-          <w:sz w:val="12"/>
-          <w:szCs w:val="12"/>
+          <w:sz w:val="13"/>
+          <w:szCs w:val="13"/>
           <w:lang w:val="es-ES"/>
         </w:rPr>
         <w:t>Jesús Uh Ohhh</w:t>
@@ -2108,18 +2092,15 @@
       <w:pPr>
         <w:pStyle w:val="Normal"/>
         <w:rPr>
-          <w:rFonts w:ascii="Consolas" w:hAnsi="Consolas" w:eastAsia="Courier 10 Pitch" w:cs="Consolas"/>
-          <w:b w:val="false"/>
-          <w:b w:val="false"/>
-          <w:bCs w:val="false"/>
-          <w:color w:val="auto"/>
-          <w:sz w:val="12"/>
-          <w:szCs w:val="12"/>
-          <w:lang w:val="es-ES"/>
-        </w:rPr>
-      </w:pPr>
-      <w:r>
-        <w:rPr/>
+          <w:sz w:val="13"/>
+          <w:szCs w:val="13"/>
+        </w:rPr>
+      </w:pPr>
+      <w:r>
+        <w:rPr>
+          <w:sz w:val="13"/>
+          <w:szCs w:val="13"/>
+        </w:rPr>
       </w:r>
     </w:p>
     <w:sectPr>
@@ -2407,7 +2388,7 @@
     <w:pPr>
       <w:widowControl/>
       <w:suppressAutoHyphens w:val="true"/>
-      <w:overflowPunct w:val="true"/>
+      <w:overflowPunct w:val="false"/>
       <w:bidi w:val="0"/>
       <w:spacing w:before="0" w:after="0"/>
       <w:jc w:val="left"/>
